--- a/book_of_life_sermons_jennifer_marie_miller.docx
+++ b/book_of_life_sermons_jennifer_marie_miller.docx
@@ -3977,7 +3977,7 @@
         <mc:AlternateContent>
           <mc:Choice Requires="wps">
             <w:drawing>
-              <wp:anchor behindDoc="0" distT="0" distB="0" distL="0" distR="0" simplePos="0" locked="0" layoutInCell="0" allowOverlap="1" relativeHeight="2">
+              <wp:anchor behindDoc="0" distT="0" distB="0" distL="0" distR="0" simplePos="0" locked="0" layoutInCell="0" allowOverlap="1" relativeHeight="92">
                 <wp:simplePos x="0" y="0"/>
                 <wp:positionH relativeFrom="character">
                   <wp:align>left</wp:align>
@@ -33345,7 +33345,7 @@
         <mc:AlternateContent>
           <mc:Choice Requires="wps">
             <w:drawing>
-              <wp:anchor behindDoc="0" distT="0" distB="0" distL="0" distR="0" simplePos="0" locked="0" layoutInCell="1" allowOverlap="1" relativeHeight="4">
+              <wp:anchor behindDoc="0" distT="0" distB="0" distL="0" distR="0" simplePos="0" locked="0" layoutInCell="1" allowOverlap="1" relativeHeight="94">
                 <wp:simplePos x="0" y="0"/>
                 <wp:positionH relativeFrom="column">
                   <wp:posOffset>292100</wp:posOffset>
@@ -33385,7 +33385,7 @@
                           <w:p>
                             <w:pPr>
                               <w:pStyle w:val="FrameContents"/>
-                              <w:overflowPunct w:val="false"/>
+                              <w:overflowPunct w:val="true"/>
                               <w:spacing w:lineRule="auto" w:line="360"/>
                               <w:ind w:hanging="0" w:left="0" w:right="0"/>
                               <w:rPr/>
@@ -33420,7 +33420,7 @@
                     <w:p>
                       <w:pPr>
                         <w:pStyle w:val="FrameContents"/>
-                        <w:overflowPunct w:val="false"/>
+                        <w:overflowPunct w:val="true"/>
                         <w:spacing w:lineRule="auto" w:line="360"/>
                         <w:ind w:hanging="0" w:left="0" w:right="0"/>
                         <w:rPr/>
@@ -33442,7 +33442,7 @@
           </mc:Fallback>
         </mc:AlternateContent>
         <w:drawing>
-          <wp:anchor behindDoc="0" distT="0" distB="0" distL="0" distR="0" simplePos="0" locked="0" layoutInCell="0" allowOverlap="1" relativeHeight="6">
+          <wp:anchor behindDoc="0" distT="0" distB="0" distL="0" distR="0" simplePos="0" locked="0" layoutInCell="0" allowOverlap="1" relativeHeight="96">
             <wp:simplePos x="0" y="0"/>
             <wp:positionH relativeFrom="column">
               <wp:posOffset>41910</wp:posOffset>
@@ -34338,83 +34338,82 @@
         <w:spacing w:before="0" w:after="120"/>
         <w:ind w:hanging="0" w:left="0"/>
         <w:jc w:val="left"/>
-        <w:rPr>
-          <w:rFonts w:ascii="Liberation Sans" w:hAnsi="Liberation Sans" w:eastAsia="Noto Sans CJK SC" w:cs="Noto Sans Devanagari"/>
+        <w:rPr/>
+      </w:pPr>
+      <w:r>
+        <w:rPr>
+          <w:rStyle w:val="Hyperlink"/>
+          <w:rFonts w:eastAsia="Noto Sans CJK SC" w:cs="Noto Sans Devanagari"/>
           <w:color w:val="auto"/>
           <w:kern w:val="2"/>
-          <w:lang w:val="en-US" w:eastAsia="zh-CN" w:bidi="hi-IN"/>
-        </w:rPr>
-      </w:pPr>
-      <w:r>
-        <w:rPr>
-          <w:rStyle w:val="Hyperlink"/>
-          <w:rFonts w:eastAsia="Noto Sans CJK SC"/>
-          <w:color w:val="auto"/>
           <w:u w:val="none"/>
-        </w:rPr>
-        <w:t>XXII | Mailbox Mann</w:t>
-      </w:r>
-    </w:p>
-    <w:p>
-      <w:pPr>
-        <w:pStyle w:val="Heading3"/>
-        <w:widowControl/>
-        <w:numPr>
-          <w:ilvl w:val="2"/>
-          <w:numId w:val="1"/>
-        </w:numPr>
+          <w:lang w:val="en-US" w:eastAsia="zh-CN" w:bidi="hi-IN"/>
+        </w:rPr>
+        <w:t>XXII | Ready Player One</w:t>
+      </w:r>
+    </w:p>
+    <w:p>
+      <w:pPr>
+        <w:pStyle w:val="BodyText"/>
+        <w:widowControl/>
         <w:suppressAutoHyphens w:val="true"/>
         <w:bidi w:val="0"/>
-        <w:spacing w:before="0" w:after="120"/>
-        <w:ind w:hanging="0" w:left="0"/>
+        <w:spacing w:lineRule="auto" w:line="360"/>
+        <w:ind w:hanging="0" w:left="0" w:right="0"/>
         <w:jc w:val="left"/>
         <w:rPr>
-          <w:rFonts w:ascii="Liberation Sans" w:hAnsi="Liberation Sans" w:eastAsia="Noto Sans CJK SC" w:cs="Noto Sans Devanagari"/>
-          <w:color w:val="auto"/>
-          <w:kern w:val="2"/>
-          <w:lang w:val="en-US" w:eastAsia="zh-CN" w:bidi="hi-IN"/>
-        </w:rPr>
-      </w:pPr>
-      <w:r>
-        <w:rPr>
-          <w:rFonts w:eastAsia="Noto Sans CJK SC" w:cs="Noto Sans Devanagari"/>
-          <w:color w:val="auto"/>
-          <w:kern w:val="2"/>
-          <w:lang w:val="en-US" w:eastAsia="zh-CN" w:bidi="hi-IN"/>
-        </w:rPr>
-      </w:r>
-    </w:p>
-    <w:p>
-      <w:pPr>
-        <w:pStyle w:val="Heading3"/>
-        <w:widowControl/>
-        <w:numPr>
-          <w:ilvl w:val="2"/>
-          <w:numId w:val="1"/>
-        </w:numPr>
+          <w:rFonts w:ascii="Liberation Sans" w:hAnsi="Liberation Sans"/>
+          <w:b w:val="false"/>
+          <w:i w:val="false"/>
+          <w:i w:val="false"/>
+          <w:caps w:val="false"/>
+          <w:smallCaps w:val="false"/>
+          <w:strike w:val="false"/>
+          <w:dstrike w:val="false"/>
+          <w:color w:val="343A40"/>
+          <w:spacing w:val="0"/>
+          <w:u w:val="none"/>
+          <w:effect w:val="none"/>
+        </w:rPr>
+      </w:pPr>
+      <w:r>
+        <w:rPr>
+          <w:rFonts w:ascii="Liberation Sans" w:hAnsi="Liberation Sans"/>
+          <w:b w:val="false"/>
+          <w:i w:val="false"/>
+          <w:caps w:val="false"/>
+          <w:smallCaps w:val="false"/>
+          <w:strike w:val="false"/>
+          <w:dstrike w:val="false"/>
+          <w:color w:val="343A40"/>
+          <w:spacing w:val="0"/>
+          <w:u w:val="none"/>
+          <w:effect w:val="none"/>
+        </w:rPr>
+      </w:r>
+    </w:p>
+    <w:p>
+      <w:pPr>
+        <w:pStyle w:val="BodyText"/>
+        <w:widowControl/>
         <w:suppressAutoHyphens w:val="true"/>
         <w:bidi w:val="0"/>
-        <w:spacing w:before="0" w:after="120"/>
-        <w:ind w:hanging="0" w:left="0"/>
+        <w:spacing w:lineRule="auto" w:line="360"/>
+        <w:ind w:hanging="0" w:left="0" w:right="0"/>
         <w:jc w:val="left"/>
-        <w:rPr>
-          <w:rFonts w:ascii="Liberation Sans" w:hAnsi="Liberation Sans" w:eastAsia="Noto Sans CJK SC" w:cs="Noto Sans Devanagari"/>
-          <w:color w:val="auto"/>
-          <w:kern w:val="2"/>
-          <w:lang w:val="en-US" w:eastAsia="zh-CN" w:bidi="hi-IN"/>
-        </w:rPr>
+        <w:rPr/>
       </w:pPr>
       <w:r>
         <w:rPr>
           <w:rStyle w:val="Hyperlink"/>
-          <w:rFonts w:eastAsia="Noto Serif CJK SC" w:cs="Noto Sans Devanagari"/>
+          <w:rFonts w:eastAsia="Noto Serif CJK SC" w:cs="Noto Sans Devanagari" w:ascii="Liberation Sans" w:hAnsi="Liberation Sans"/>
           <w:b w:val="false"/>
           <w:i w:val="false"/>
           <w:caps w:val="false"/>
           <w:smallCaps w:val="false"/>
           <w:strike w:val="false"/>
           <w:dstrike w:val="false"/>
-          <w:color w:val="auto"/>
+          <w:color w:val="343A40"/>
           <w:spacing w:val="0"/>
           <w:kern w:val="2"/>
           <w:sz w:val="24"/>
@@ -34423,7 +34422,91 @@
           <w:effect w:val="none"/>
           <w:lang w:val="en-US" w:eastAsia="zh-CN" w:bidi="hi-IN"/>
         </w:rPr>
-        <w:t>October 6, 2026</w:t>
+        <w:t>Oct</w:t>
+      </w:r>
+      <w:r>
+        <w:rPr>
+          <w:rStyle w:val="Hyperlink"/>
+          <w:rFonts w:eastAsia="Noto Serif CJK SC" w:cs="Noto Sans Devanagari" w:ascii="Liberation Sans" w:hAnsi="Liberation Sans"/>
+          <w:b w:val="false"/>
+          <w:i w:val="false"/>
+          <w:caps w:val="false"/>
+          <w:smallCaps w:val="false"/>
+          <w:strike w:val="false"/>
+          <w:dstrike w:val="false"/>
+          <w:color w:val="343A40"/>
+          <w:spacing w:val="0"/>
+          <w:kern w:val="2"/>
+          <w:sz w:val="24"/>
+          <w:szCs w:val="24"/>
+          <w:u w:val="none"/>
+          <w:effect w:val="none"/>
+          <w:lang w:val="en-US" w:eastAsia="zh-CN" w:bidi="hi-IN"/>
+        </w:rPr>
+        <w:t>ober</w:t>
+      </w:r>
+      <w:r>
+        <w:rPr>
+          <w:rStyle w:val="Hyperlink"/>
+          <w:rFonts w:eastAsia="Noto Serif CJK SC" w:cs="Noto Sans Devanagari" w:ascii="Liberation Sans" w:hAnsi="Liberation Sans"/>
+          <w:b w:val="false"/>
+          <w:i w:val="false"/>
+          <w:caps w:val="false"/>
+          <w:smallCaps w:val="false"/>
+          <w:strike w:val="false"/>
+          <w:dstrike w:val="false"/>
+          <w:color w:val="343A40"/>
+          <w:spacing w:val="0"/>
+          <w:kern w:val="2"/>
+          <w:sz w:val="24"/>
+          <w:szCs w:val="24"/>
+          <w:u w:val="none"/>
+          <w:effect w:val="none"/>
+          <w:lang w:val="en-US" w:eastAsia="zh-CN" w:bidi="hi-IN"/>
+        </w:rPr>
+        <w:t xml:space="preserve"> 1</w:t>
+      </w:r>
+      <w:r>
+        <w:rPr>
+          <w:rStyle w:val="Hyperlink"/>
+          <w:rFonts w:eastAsia="Noto Serif CJK SC" w:cs="Noto Sans Devanagari" w:ascii="Liberation Sans" w:hAnsi="Liberation Sans"/>
+          <w:b w:val="false"/>
+          <w:i w:val="false"/>
+          <w:caps w:val="false"/>
+          <w:smallCaps w:val="false"/>
+          <w:strike w:val="false"/>
+          <w:dstrike w:val="false"/>
+          <w:color w:val="343A40"/>
+          <w:spacing w:val="0"/>
+          <w:kern w:val="2"/>
+          <w:sz w:val="24"/>
+          <w:szCs w:val="24"/>
+          <w:u w:val="none"/>
+          <w:effect w:val="none"/>
+          <w:lang w:val="en-US" w:eastAsia="zh-CN" w:bidi="hi-IN"/>
+        </w:rPr>
+        <w:t>4</w:t>
+      </w:r>
+      <w:r>
+        <w:rPr>
+          <w:rStyle w:val="Hyperlink"/>
+          <w:rFonts w:eastAsia="Noto Serif CJK SC" w:cs="Noto Sans Devanagari" w:ascii="Liberation Sans" w:hAnsi="Liberation Sans"/>
+          <w:b w:val="false"/>
+          <w:i w:val="false"/>
+          <w:caps w:val="false"/>
+          <w:smallCaps w:val="false"/>
+          <w:strike w:val="false"/>
+          <w:dstrike w:val="false"/>
+          <w:color w:val="343A40"/>
+          <w:spacing w:val="0"/>
+          <w:kern w:val="2"/>
+          <w:sz w:val="24"/>
+          <w:szCs w:val="24"/>
+          <w:u w:val="none"/>
+          <w:effect w:val="none"/>
+          <w:lang w:val="en-US" w:eastAsia="zh-CN" w:bidi="hi-IN"/>
+        </w:rPr>
+        <w:t>, 2026</w:t>
       </w:r>
     </w:p>
     <w:p>
@@ -34432,48 +34515,22 @@
         <w:widowControl/>
         <w:suppressAutoHyphens w:val="true"/>
         <w:bidi w:val="0"/>
-        <w:spacing w:before="0" w:after="120"/>
-        <w:ind w:hanging="0" w:left="0"/>
+        <w:spacing w:lineRule="auto" w:line="360"/>
+        <w:ind w:hanging="0" w:left="0" w:right="0"/>
         <w:jc w:val="left"/>
-        <w:rPr>
-          <w:rFonts w:ascii="Liberation Sans" w:hAnsi="Liberation Sans" w:eastAsia="Noto Sans CJK SC" w:cs="Noto Sans Devanagari"/>
-          <w:color w:val="auto"/>
-          <w:kern w:val="2"/>
-          <w:sz w:val="12"/>
-          <w:szCs w:val="12"/>
-          <w:lang w:val="en-US" w:eastAsia="zh-CN" w:bidi="hi-IN"/>
-        </w:rPr>
-      </w:pPr>
-      <w:r>
-        <w:rPr>
-          <w:rFonts w:eastAsia="Noto Sans CJK SC" w:cs="Noto Sans Devanagari" w:ascii="Liberation Sans" w:hAnsi="Liberation Sans"/>
-          <w:color w:val="auto"/>
-          <w:kern w:val="2"/>
-          <w:sz w:val="12"/>
-          <w:szCs w:val="12"/>
-          <w:lang w:val="en-US" w:eastAsia="zh-CN" w:bidi="hi-IN"/>
-        </w:rPr>
-      </w:r>
-    </w:p>
-    <w:p>
-      <w:pPr>
-        <w:pStyle w:val="BodyText"/>
-        <w:widowControl/>
-        <w:suppressAutoHyphens w:val="true"/>
-        <w:bidi w:val="0"/>
-        <w:spacing w:lineRule="auto" w:line="360" w:before="0" w:after="140"/>
-        <w:ind w:hanging="0" w:left="0" w:right="0"/>
-        <w:jc w:val="left"/>
-        <w:rPr>
-          <w:rFonts w:ascii="Liberation Sans" w:hAnsi="Liberation Sans" w:eastAsia="Noto Serif CJK SC" w:cs="Noto Sans Devanagari"/>
-          <w:b w:val="false"/>
-          <w:i w:val="false"/>
+        <w:rPr/>
+      </w:pPr>
+      <w:r>
+        <w:rPr>
+          <w:rStyle w:val="Hyperlink"/>
+          <w:rFonts w:eastAsia="Noto Serif CJK SC" w:cs="Noto Sans Devanagari" w:ascii="Liberation Sans" w:hAnsi="Liberation Sans"/>
+          <w:b w:val="false"/>
           <w:i w:val="false"/>
           <w:caps w:val="false"/>
           <w:smallCaps w:val="false"/>
           <w:strike w:val="false"/>
           <w:dstrike w:val="false"/>
-          <w:color w:val="auto"/>
+          <w:color w:val="343A40"/>
           <w:spacing w:val="0"/>
           <w:kern w:val="2"/>
           <w:sz w:val="24"/>
@@ -34482,221 +34539,7 @@
           <w:effect w:val="none"/>
           <w:lang w:val="en-US" w:eastAsia="zh-CN" w:bidi="hi-IN"/>
         </w:rPr>
-      </w:pPr>
-      <w:r>
-        <w:rPr>
-          <w:rFonts w:eastAsia="Noto Serif CJK SC" w:cs="Noto Sans Devanagari" w:ascii="Liberation Sans" w:hAnsi="Liberation Sans"/>
-          <w:b w:val="false"/>
-          <w:i w:val="false"/>
-          <w:caps w:val="false"/>
-          <w:smallCaps w:val="false"/>
-          <w:strike w:val="false"/>
-          <w:dstrike w:val="false"/>
-          <w:color w:val="auto"/>
-          <w:spacing w:val="0"/>
-          <w:kern w:val="2"/>
-          <w:sz w:val="24"/>
-          <w:szCs w:val="24"/>
-          <w:u w:val="none"/>
-          <w:effect w:val="none"/>
-          <w:lang w:val="en-US" w:eastAsia="zh-CN" w:bidi="hi-IN"/>
-        </w:rPr>
-        <w:t>Mailbox Mann has Sundays free</w:t>
-      </w:r>
-    </w:p>
-    <w:p>
-      <w:pPr>
-        <w:pStyle w:val="BodyText"/>
-        <w:widowControl/>
-        <w:suppressAutoHyphens w:val="true"/>
-        <w:bidi w:val="0"/>
-        <w:spacing w:lineRule="auto" w:line="360" w:before="0" w:after="140"/>
-        <w:ind w:hanging="0" w:left="0" w:right="0"/>
-        <w:jc w:val="left"/>
-        <w:rPr>
-          <w:rFonts w:ascii="Liberation Sans" w:hAnsi="Liberation Sans" w:eastAsia="Noto Serif CJK SC" w:cs="Noto Sans Devanagari"/>
-          <w:b w:val="false"/>
-          <w:i w:val="false"/>
-          <w:i w:val="false"/>
-          <w:caps w:val="false"/>
-          <w:smallCaps w:val="false"/>
-          <w:strike w:val="false"/>
-          <w:dstrike w:val="false"/>
-          <w:color w:val="auto"/>
-          <w:spacing w:val="0"/>
-          <w:kern w:val="2"/>
-          <w:sz w:val="24"/>
-          <w:szCs w:val="24"/>
-          <w:u w:val="none"/>
-          <w:effect w:val="none"/>
-          <w:lang w:val="en-US" w:eastAsia="zh-CN" w:bidi="hi-IN"/>
-        </w:rPr>
-      </w:pPr>
-      <w:r>
-        <w:rPr>
-          <w:rFonts w:eastAsia="Noto Serif CJK SC" w:cs="Noto Sans Devanagari" w:ascii="Liberation Sans" w:hAnsi="Liberation Sans"/>
-          <w:b w:val="false"/>
-          <w:i w:val="false"/>
-          <w:caps w:val="false"/>
-          <w:smallCaps w:val="false"/>
-          <w:strike w:val="false"/>
-          <w:dstrike w:val="false"/>
-          <w:color w:val="auto"/>
-          <w:spacing w:val="0"/>
-          <w:kern w:val="2"/>
-          <w:sz w:val="24"/>
-          <w:szCs w:val="24"/>
-          <w:u w:val="none"/>
-          <w:effect w:val="none"/>
-          <w:lang w:val="en-US" w:eastAsia="zh-CN" w:bidi="hi-IN"/>
-        </w:rPr>
-        <w:t>Networking epitaphs we’ve written for a million trees</w:t>
-      </w:r>
-    </w:p>
-    <w:p>
-      <w:pPr>
-        <w:pStyle w:val="BodyText"/>
-        <w:widowControl/>
-        <w:suppressAutoHyphens w:val="true"/>
-        <w:bidi w:val="0"/>
-        <w:spacing w:lineRule="auto" w:line="360" w:before="0" w:after="140"/>
-        <w:ind w:hanging="0" w:left="0" w:right="0"/>
-        <w:jc w:val="left"/>
-        <w:rPr>
-          <w:rFonts w:ascii="Liberation Sans" w:hAnsi="Liberation Sans" w:eastAsia="Noto Serif CJK SC" w:cs="Noto Sans Devanagari"/>
-          <w:b w:val="false"/>
-          <w:i w:val="false"/>
-          <w:i w:val="false"/>
-          <w:caps w:val="false"/>
-          <w:smallCaps w:val="false"/>
-          <w:strike w:val="false"/>
-          <w:dstrike w:val="false"/>
-          <w:color w:val="auto"/>
-          <w:spacing w:val="0"/>
-          <w:kern w:val="2"/>
-          <w:sz w:val="24"/>
-          <w:szCs w:val="24"/>
-          <w:u w:val="none"/>
-          <w:effect w:val="none"/>
-          <w:lang w:val="en-US" w:eastAsia="zh-CN" w:bidi="hi-IN"/>
-        </w:rPr>
-      </w:pPr>
-      <w:r>
-        <w:rPr>
-          <w:rFonts w:eastAsia="Noto Serif CJK SC" w:cs="Noto Sans Devanagari" w:ascii="Liberation Sans" w:hAnsi="Liberation Sans"/>
-          <w:b w:val="false"/>
-          <w:i w:val="false"/>
-          <w:caps w:val="false"/>
-          <w:smallCaps w:val="false"/>
-          <w:strike w:val="false"/>
-          <w:dstrike w:val="false"/>
-          <w:color w:val="auto"/>
-          <w:spacing w:val="0"/>
-          <w:kern w:val="2"/>
-          <w:sz w:val="24"/>
-          <w:szCs w:val="24"/>
-          <w:u w:val="none"/>
-          <w:effect w:val="none"/>
-          <w:lang w:val="en-US" w:eastAsia="zh-CN" w:bidi="hi-IN"/>
-        </w:rPr>
-        <w:t>Ignoring even as we write these sad soliloquies</w:t>
-      </w:r>
-    </w:p>
-    <w:p>
-      <w:pPr>
-        <w:pStyle w:val="BodyText"/>
-        <w:widowControl/>
-        <w:suppressAutoHyphens w:val="true"/>
-        <w:bidi w:val="0"/>
-        <w:spacing w:lineRule="auto" w:line="360" w:before="0" w:after="140"/>
-        <w:ind w:hanging="0" w:left="0" w:right="0"/>
-        <w:jc w:val="left"/>
-        <w:rPr>
-          <w:rFonts w:ascii="Liberation Sans" w:hAnsi="Liberation Sans" w:eastAsia="Noto Serif CJK SC" w:cs="Noto Sans Devanagari"/>
-          <w:b w:val="false"/>
-          <w:i w:val="false"/>
-          <w:i w:val="false"/>
-          <w:caps w:val="false"/>
-          <w:smallCaps w:val="false"/>
-          <w:strike w:val="false"/>
-          <w:dstrike w:val="false"/>
-          <w:color w:val="auto"/>
-          <w:spacing w:val="0"/>
-          <w:kern w:val="2"/>
-          <w:sz w:val="24"/>
-          <w:szCs w:val="24"/>
-          <w:u w:val="none"/>
-          <w:effect w:val="none"/>
-          <w:lang w:val="en-US" w:eastAsia="zh-CN" w:bidi="hi-IN"/>
-        </w:rPr>
-      </w:pPr>
-      <w:r>
-        <w:rPr>
-          <w:rFonts w:eastAsia="Noto Serif CJK SC" w:cs="Noto Sans Devanagari" w:ascii="Liberation Sans" w:hAnsi="Liberation Sans"/>
-          <w:b w:val="false"/>
-          <w:i w:val="false"/>
-          <w:caps w:val="false"/>
-          <w:smallCaps w:val="false"/>
-          <w:strike w:val="false"/>
-          <w:dstrike w:val="false"/>
-          <w:color w:val="auto"/>
-          <w:spacing w:val="0"/>
-          <w:kern w:val="2"/>
-          <w:sz w:val="24"/>
-          <w:szCs w:val="24"/>
-          <w:u w:val="none"/>
-          <w:effect w:val="none"/>
-          <w:lang w:val="en-US" w:eastAsia="zh-CN" w:bidi="hi-IN"/>
-        </w:rPr>
-        <w:t>that words are so convincing as they lie.</w:t>
-      </w:r>
-    </w:p>
-    <w:p>
-      <w:pPr>
-        <w:pStyle w:val="BodyText"/>
-        <w:widowControl/>
-        <w:suppressAutoHyphens w:val="true"/>
-        <w:bidi w:val="0"/>
-        <w:spacing w:lineRule="auto" w:line="360" w:before="0" w:after="140"/>
-        <w:ind w:hanging="0" w:left="0" w:right="0"/>
-        <w:jc w:val="left"/>
-        <w:rPr>
-          <w:rFonts w:ascii="Liberation Sans" w:hAnsi="Liberation Sans" w:eastAsia="Noto Serif CJK SC" w:cs="Noto Sans Devanagari"/>
-          <w:b w:val="false"/>
-          <w:i w:val="false"/>
-          <w:i w:val="false"/>
-          <w:caps w:val="false"/>
-          <w:smallCaps w:val="false"/>
-          <w:strike w:val="false"/>
-          <w:dstrike w:val="false"/>
-          <w:color w:val="auto"/>
-          <w:spacing w:val="0"/>
-          <w:kern w:val="2"/>
-          <w:sz w:val="12"/>
-          <w:szCs w:val="12"/>
-          <w:u w:val="none"/>
-          <w:effect w:val="none"/>
-          <w:lang w:val="en-US" w:eastAsia="zh-CN" w:bidi="hi-IN"/>
-        </w:rPr>
-      </w:pPr>
-      <w:r>
-        <w:rPr>
-          <w:rFonts w:eastAsia="Noto Serif CJK SC" w:cs="Noto Sans Devanagari" w:ascii="Liberation Sans" w:hAnsi="Liberation Sans"/>
-          <w:b w:val="false"/>
-          <w:i w:val="false"/>
-          <w:caps w:val="false"/>
-          <w:smallCaps w:val="false"/>
-          <w:strike w:val="false"/>
-          <w:dstrike w:val="false"/>
-          <w:color w:val="auto"/>
-          <w:spacing w:val="0"/>
-          <w:kern w:val="2"/>
-          <w:sz w:val="12"/>
-          <w:szCs w:val="12"/>
-          <w:u w:val="none"/>
-          <w:effect w:val="none"/>
-          <w:lang w:val="en-US" w:eastAsia="zh-CN" w:bidi="hi-IN"/>
-        </w:rPr>
+        <w:t>I used to play a game where I would invent an object, like green thimble, or purple elephant, and then proceed to keep my eyes peeled for it in the map of my life: like playing a game of Geocache with the Universe.</w:t>
       </w:r>
     </w:p>
     <w:p>
@@ -34730,7 +34573,7 @@
             <w:effect w:val="none"/>
             <w:lang w:val="en-US" w:eastAsia="zh-CN" w:bidi="hi-IN"/>
           </w:rPr>
-          <w:t>Accompanying Reading from Book of Life:  X | Light up your World</w:t>
+          <w:t>Accompanying Reading from Book of Life:  XXII | A New Culture</w:t>
         </w:r>
       </w:hyperlink>
     </w:p>
@@ -34740,30 +34583,47 @@
         <w:widowControl/>
         <w:suppressAutoHyphens w:val="true"/>
         <w:bidi w:val="0"/>
-        <w:spacing w:lineRule="auto" w:line="360" w:before="0" w:after="140"/>
+        <w:spacing w:lineRule="auto" w:line="360"/>
         <w:ind w:hanging="0" w:left="0" w:right="0"/>
         <w:jc w:val="left"/>
-        <w:rPr>
-          <w:rFonts w:ascii="Liberation Sans" w:hAnsi="Liberation Sans" w:eastAsia="Noto Serif CJK SC" w:cs="Noto Sans Devanagari"/>
-          <w:b w:val="false"/>
-          <w:i w:val="false"/>
+        <w:rPr/>
+      </w:pPr>
+      <w:r>
+        <w:rPr>
+          <w:rStyle w:val="Hyperlink"/>
+          <w:rFonts w:eastAsia="Noto Serif CJK SC" w:cs="Noto Sans Devanagari" w:ascii="Liberation Sans" w:hAnsi="Liberation Sans"/>
+          <w:b w:val="false"/>
           <w:i w:val="false"/>
           <w:caps w:val="false"/>
           <w:smallCaps w:val="false"/>
           <w:strike w:val="false"/>
           <w:dstrike w:val="false"/>
-          <w:color w:val="auto"/>
-          <w:spacing w:val="0"/>
-          <w:kern w:val="2"/>
-          <w:sz w:val="12"/>
-          <w:szCs w:val="12"/>
+          <w:color w:val="343A40"/>
+          <w:spacing w:val="0"/>
+          <w:kern w:val="2"/>
+          <w:sz w:val="24"/>
+          <w:szCs w:val="24"/>
           <w:u w:val="none"/>
           <w:effect w:val="none"/>
           <w:lang w:val="en-US" w:eastAsia="zh-CN" w:bidi="hi-IN"/>
         </w:rPr>
-      </w:pPr>
-      <w:r>
-        <w:rPr>
+        <w:t>https://dianasblueroses.com/book_of_life/north/XXII</w:t>
+      </w:r>
+    </w:p>
+    <w:p>
+      <w:pPr>
+        <w:pStyle w:val="BodyText"/>
+        <w:widowControl/>
+        <w:suppressAutoHyphens w:val="true"/>
+        <w:bidi w:val="0"/>
+        <w:spacing w:lineRule="auto" w:line="360"/>
+        <w:ind w:hanging="0" w:left="0" w:right="0"/>
+        <w:jc w:val="left"/>
+        <w:rPr/>
+      </w:pPr>
+      <w:r>
+        <w:rPr>
+          <w:rStyle w:val="Hyperlink"/>
           <w:rFonts w:eastAsia="Noto Serif CJK SC" w:cs="Noto Sans Devanagari" w:ascii="Liberation Sans" w:hAnsi="Liberation Sans"/>
           <w:b w:val="false"/>
           <w:i w:val="false"/>
@@ -34771,15 +34631,16 @@
           <w:smallCaps w:val="false"/>
           <w:strike w:val="false"/>
           <w:dstrike w:val="false"/>
-          <w:color w:val="auto"/>
-          <w:spacing w:val="0"/>
-          <w:kern w:val="2"/>
-          <w:sz w:val="12"/>
-          <w:szCs w:val="12"/>
+          <w:color w:val="343A40"/>
+          <w:spacing w:val="0"/>
+          <w:kern w:val="2"/>
+          <w:sz w:val="24"/>
+          <w:szCs w:val="24"/>
           <w:u w:val="none"/>
           <w:effect w:val="none"/>
           <w:lang w:val="en-US" w:eastAsia="zh-CN" w:bidi="hi-IN"/>
         </w:rPr>
+        <w:t xml:space="preserve">There are many precepts I have found to be trustworthy in the course of playing this game, but the most important are:  </w:t>
       </w:r>
     </w:p>
     <w:p>
@@ -34788,19 +34649,22 @@
         <w:widowControl/>
         <w:suppressAutoHyphens w:val="true"/>
         <w:bidi w:val="0"/>
-        <w:spacing w:lineRule="auto" w:line="360" w:before="0" w:after="140"/>
+        <w:spacing w:lineRule="auto" w:line="360"/>
         <w:ind w:hanging="0" w:left="0" w:right="0"/>
         <w:jc w:val="left"/>
-        <w:rPr>
-          <w:rFonts w:ascii="Liberation Sans" w:hAnsi="Liberation Sans" w:eastAsia="Noto Serif CJK SC" w:cs="Noto Sans Devanagari"/>
-          <w:b w:val="false"/>
-          <w:i w:val="false"/>
+        <w:rPr/>
+      </w:pPr>
+      <w:r>
+        <w:rPr>
+          <w:rStyle w:val="Hyperlink"/>
+          <w:rFonts w:eastAsia="Noto Serif CJK SC" w:cs="Noto Sans Devanagari" w:ascii="Liberation Sans" w:hAnsi="Liberation Sans"/>
+          <w:b w:val="false"/>
           <w:i w:val="false"/>
           <w:caps w:val="false"/>
           <w:smallCaps w:val="false"/>
           <w:strike w:val="false"/>
           <w:dstrike w:val="false"/>
-          <w:color w:val="auto"/>
+          <w:color w:val="343A40"/>
           <w:spacing w:val="0"/>
           <w:kern w:val="2"/>
           <w:sz w:val="24"/>
@@ -34809,9 +34673,23 @@
           <w:effect w:val="none"/>
           <w:lang w:val="en-US" w:eastAsia="zh-CN" w:bidi="hi-IN"/>
         </w:rPr>
-      </w:pPr>
-      <w:r>
-        <w:rPr>
+        <w:t>1. The object will invariably appear, no matter what it is.  The caveat for the first precept is the second precept.</w:t>
+      </w:r>
+    </w:p>
+    <w:p>
+      <w:pPr>
+        <w:pStyle w:val="BodyText"/>
+        <w:widowControl/>
+        <w:suppressAutoHyphens w:val="true"/>
+        <w:bidi w:val="0"/>
+        <w:spacing w:lineRule="auto" w:line="360"/>
+        <w:ind w:hanging="0" w:left="0" w:right="0"/>
+        <w:jc w:val="left"/>
+        <w:rPr/>
+      </w:pPr>
+      <w:r>
+        <w:rPr>
+          <w:rStyle w:val="Hyperlink"/>
           <w:rFonts w:eastAsia="Noto Serif CJK SC" w:cs="Noto Sans Devanagari" w:ascii="Liberation Sans" w:hAnsi="Liberation Sans"/>
           <w:b w:val="false"/>
           <w:i w:val="false"/>
@@ -34819,7 +34697,7 @@
           <w:smallCaps w:val="false"/>
           <w:strike w:val="false"/>
           <w:dstrike w:val="false"/>
-          <w:color w:val="auto"/>
+          <w:color w:val="343A40"/>
           <w:spacing w:val="0"/>
           <w:kern w:val="2"/>
           <w:sz w:val="24"/>
@@ -34828,7 +34706,7 @@
           <w:effect w:val="none"/>
           <w:lang w:val="en-US" w:eastAsia="zh-CN" w:bidi="hi-IN"/>
         </w:rPr>
-        <w:t>Paper Boy your timed release</w:t>
+        <w:t>2. The object rarely turns up the way you imagine it will when you assign it as the object to find.</w:t>
       </w:r>
     </w:p>
     <w:p>
@@ -34837,19 +34715,22 @@
         <w:widowControl/>
         <w:suppressAutoHyphens w:val="true"/>
         <w:bidi w:val="0"/>
-        <w:spacing w:lineRule="auto" w:line="360" w:before="0" w:after="140"/>
+        <w:spacing w:lineRule="auto" w:line="360"/>
         <w:ind w:hanging="0" w:left="0" w:right="0"/>
         <w:jc w:val="left"/>
-        <w:rPr>
-          <w:rFonts w:ascii="Liberation Sans" w:hAnsi="Liberation Sans" w:eastAsia="Noto Serif CJK SC" w:cs="Noto Sans Devanagari"/>
-          <w:b w:val="false"/>
-          <w:i w:val="false"/>
+        <w:rPr/>
+      </w:pPr>
+      <w:r>
+        <w:rPr>
+          <w:rStyle w:val="Hyperlink"/>
+          <w:rFonts w:eastAsia="Noto Serif CJK SC" w:cs="Noto Sans Devanagari" w:ascii="Liberation Sans" w:hAnsi="Liberation Sans"/>
+          <w:b w:val="false"/>
           <w:i w:val="false"/>
           <w:caps w:val="false"/>
           <w:smallCaps w:val="false"/>
           <w:strike w:val="false"/>
           <w:dstrike w:val="false"/>
-          <w:color w:val="auto"/>
+          <w:color w:val="343A40"/>
           <w:spacing w:val="0"/>
           <w:kern w:val="2"/>
           <w:sz w:val="24"/>
@@ -34858,9 +34739,23 @@
           <w:effect w:val="none"/>
           <w:lang w:val="en-US" w:eastAsia="zh-CN" w:bidi="hi-IN"/>
         </w:rPr>
-      </w:pPr>
-      <w:r>
-        <w:rPr>
+        <w:t>3. The third precept can only be discerned when you give up on an object you are looking for and invent and search for another.  The object you give up on will begin to interact with you.  Maybe it starts appearing so often that it becomes like an inside joke in your head.  Maybe it appears in a moment of deep anguish or frustration and pulls you out of it like a tow.  Maybe it starts appearing but with always with one characteristic missing: taunting you against completion.</w:t>
+      </w:r>
+    </w:p>
+    <w:p>
+      <w:pPr>
+        <w:pStyle w:val="BodyText"/>
+        <w:widowControl/>
+        <w:suppressAutoHyphens w:val="true"/>
+        <w:bidi w:val="0"/>
+        <w:spacing w:lineRule="auto" w:line="360"/>
+        <w:ind w:hanging="0" w:left="0" w:right="0"/>
+        <w:jc w:val="left"/>
+        <w:rPr/>
+      </w:pPr>
+      <w:r>
+        <w:rPr>
+          <w:rStyle w:val="Hyperlink"/>
           <w:rFonts w:eastAsia="Noto Serif CJK SC" w:cs="Noto Sans Devanagari" w:ascii="Liberation Sans" w:hAnsi="Liberation Sans"/>
           <w:b w:val="false"/>
           <w:i w:val="false"/>
@@ -34868,7 +34763,7 @@
           <w:smallCaps w:val="false"/>
           <w:strike w:val="false"/>
           <w:dstrike w:val="false"/>
-          <w:color w:val="auto"/>
+          <w:color w:val="343A40"/>
           <w:spacing w:val="0"/>
           <w:kern w:val="2"/>
           <w:sz w:val="24"/>
@@ -34877,7 +34772,7 @@
           <w:effect w:val="none"/>
           <w:lang w:val="en-US" w:eastAsia="zh-CN" w:bidi="hi-IN"/>
         </w:rPr>
-        <w:t>You’re spilling lies onto the yards of the aristocracy.</w:t>
+        <w:t>4. These interactions are so much fun, one begins to give up intentionally on multiple objects at any given time in order increase this sense of actively interacting with the environment and in doing so inventing your life by thinking.</w:t>
       </w:r>
     </w:p>
     <w:p>
@@ -34886,19 +34781,22 @@
         <w:widowControl/>
         <w:suppressAutoHyphens w:val="true"/>
         <w:bidi w:val="0"/>
-        <w:spacing w:lineRule="auto" w:line="360" w:before="0" w:after="140"/>
+        <w:spacing w:lineRule="auto" w:line="360"/>
         <w:ind w:hanging="0" w:left="0" w:right="0"/>
         <w:jc w:val="left"/>
-        <w:rPr>
-          <w:rFonts w:ascii="Liberation Sans" w:hAnsi="Liberation Sans" w:eastAsia="Noto Serif CJK SC" w:cs="Noto Sans Devanagari"/>
-          <w:b w:val="false"/>
-          <w:i w:val="false"/>
+        <w:rPr/>
+      </w:pPr>
+      <w:r>
+        <w:rPr>
+          <w:rStyle w:val="Hyperlink"/>
+          <w:rFonts w:eastAsia="Noto Serif CJK SC" w:cs="Noto Sans Devanagari" w:ascii="Liberation Sans" w:hAnsi="Liberation Sans"/>
+          <w:b w:val="false"/>
           <w:i w:val="false"/>
           <w:caps w:val="false"/>
           <w:smallCaps w:val="false"/>
           <w:strike w:val="false"/>
           <w:dstrike w:val="false"/>
-          <w:color w:val="auto"/>
+          <w:color w:val="343A40"/>
           <w:spacing w:val="0"/>
           <w:kern w:val="2"/>
           <w:sz w:val="24"/>
@@ -34907,9 +34805,23 @@
           <w:effect w:val="none"/>
           <w:lang w:val="en-US" w:eastAsia="zh-CN" w:bidi="hi-IN"/>
         </w:rPr>
-      </w:pPr>
-      <w:r>
-        <w:rPr>
+        <w:t xml:space="preserve">5. The game does not have to be limited to objects.  </w:t>
+      </w:r>
+    </w:p>
+    <w:p>
+      <w:pPr>
+        <w:pStyle w:val="BodyText"/>
+        <w:widowControl/>
+        <w:suppressAutoHyphens w:val="true"/>
+        <w:bidi w:val="0"/>
+        <w:spacing w:lineRule="auto" w:line="360"/>
+        <w:ind w:hanging="0" w:left="0" w:right="0"/>
+        <w:jc w:val="left"/>
+        <w:rPr/>
+      </w:pPr>
+      <w:r>
+        <w:rPr>
+          <w:rStyle w:val="Hyperlink"/>
           <w:rFonts w:eastAsia="Noto Serif CJK SC" w:cs="Noto Sans Devanagari" w:ascii="Liberation Sans" w:hAnsi="Liberation Sans"/>
           <w:b w:val="false"/>
           <w:i w:val="false"/>
@@ -34917,7 +34829,7 @@
           <w:smallCaps w:val="false"/>
           <w:strike w:val="false"/>
           <w:dstrike w:val="false"/>
-          <w:color w:val="auto"/>
+          <w:color w:val="343A40"/>
           <w:spacing w:val="0"/>
           <w:kern w:val="2"/>
           <w:sz w:val="24"/>
@@ -34926,7 +34838,7 @@
           <w:effect w:val="none"/>
           <w:lang w:val="en-US" w:eastAsia="zh-CN" w:bidi="hi-IN"/>
         </w:rPr>
-        <w:t>Onto the porches of the military infantries.</w:t>
+        <w:t>It's a similar phenomenon of making a wish-list or a schedule whereby the organization of it on paper somehow aids in it's materialization.</w:t>
       </w:r>
     </w:p>
     <w:p>
@@ -34935,19 +34847,22 @@
         <w:widowControl/>
         <w:suppressAutoHyphens w:val="true"/>
         <w:bidi w:val="0"/>
-        <w:spacing w:lineRule="auto" w:line="360" w:before="0" w:after="140"/>
+        <w:spacing w:lineRule="auto" w:line="360"/>
         <w:ind w:hanging="0" w:left="0" w:right="0"/>
         <w:jc w:val="left"/>
-        <w:rPr>
-          <w:rFonts w:ascii="Liberation Sans" w:hAnsi="Liberation Sans" w:eastAsia="Noto Serif CJK SC" w:cs="Noto Sans Devanagari"/>
-          <w:b w:val="false"/>
-          <w:i w:val="false"/>
+        <w:rPr/>
+      </w:pPr>
+      <w:r>
+        <w:rPr>
+          <w:rStyle w:val="Hyperlink"/>
+          <w:rFonts w:eastAsia="Noto Serif CJK SC" w:cs="Noto Sans Devanagari" w:ascii="Liberation Sans" w:hAnsi="Liberation Sans"/>
+          <w:b w:val="false"/>
           <w:i w:val="false"/>
           <w:caps w:val="false"/>
           <w:smallCaps w:val="false"/>
           <w:strike w:val="false"/>
           <w:dstrike w:val="false"/>
-          <w:color w:val="auto"/>
+          <w:color w:val="343A40"/>
           <w:spacing w:val="0"/>
           <w:kern w:val="2"/>
           <w:sz w:val="24"/>
@@ -34956,9 +34871,23 @@
           <w:effect w:val="none"/>
           <w:lang w:val="en-US" w:eastAsia="zh-CN" w:bidi="hi-IN"/>
         </w:rPr>
-      </w:pPr>
-      <w:r>
-        <w:rPr>
+        <w:t>What I did not know at the time but realize now is that the game, in addition to 'activating' the game board of one's life, was somehow activating and flexing my connection with the energy of our Creator that is infused in everything.  Even more, if there is any singular point at which my relationship with God was first deeply infused with humor, it was in the playing of this game of Alchemical GeoCache.</w:t>
+      </w:r>
+    </w:p>
+    <w:p>
+      <w:pPr>
+        <w:pStyle w:val="BodyText"/>
+        <w:widowControl/>
+        <w:suppressAutoHyphens w:val="true"/>
+        <w:bidi w:val="0"/>
+        <w:spacing w:lineRule="auto" w:line="360"/>
+        <w:ind w:hanging="0" w:left="0" w:right="0"/>
+        <w:jc w:val="left"/>
+        <w:rPr/>
+      </w:pPr>
+      <w:r>
+        <w:rPr>
+          <w:rStyle w:val="Hyperlink"/>
           <w:rFonts w:eastAsia="Noto Serif CJK SC" w:cs="Noto Sans Devanagari" w:ascii="Liberation Sans" w:hAnsi="Liberation Sans"/>
           <w:b w:val="false"/>
           <w:i w:val="false"/>
@@ -34966,7 +34895,7 @@
           <w:smallCaps w:val="false"/>
           <w:strike w:val="false"/>
           <w:dstrike w:val="false"/>
-          <w:color w:val="auto"/>
+          <w:color w:val="343A40"/>
           <w:spacing w:val="0"/>
           <w:kern w:val="2"/>
           <w:sz w:val="24"/>
@@ -34975,7 +34904,7 @@
           <w:effect w:val="none"/>
           <w:lang w:val="en-US" w:eastAsia="zh-CN" w:bidi="hi-IN"/>
         </w:rPr>
-        <w:t>With words – so convincing as they lie.</w:t>
+        <w:t>Every time an object is found or almost but not quite found or found in rapid succession this vibe of having an inside joke with the Universe, an energetic high five with your Spiritual Dad or a sort of phenomenological sense of a mutually exchanged knowing glance with your Heavenly comPadre.</w:t>
       </w:r>
     </w:p>
     <w:p>
@@ -34984,30 +34913,47 @@
         <w:widowControl/>
         <w:suppressAutoHyphens w:val="true"/>
         <w:bidi w:val="0"/>
-        <w:spacing w:lineRule="auto" w:line="360" w:before="0" w:after="140"/>
+        <w:spacing w:lineRule="auto" w:line="360"/>
         <w:ind w:hanging="0" w:left="0" w:right="0"/>
         <w:jc w:val="left"/>
-        <w:rPr>
-          <w:rFonts w:ascii="Liberation Sans" w:hAnsi="Liberation Sans" w:eastAsia="Noto Serif CJK SC" w:cs="Noto Sans Devanagari"/>
-          <w:b w:val="false"/>
-          <w:i w:val="false"/>
+        <w:rPr/>
+      </w:pPr>
+      <w:r>
+        <w:rPr>
+          <w:rStyle w:val="Hyperlink"/>
+          <w:rFonts w:eastAsia="Noto Serif CJK SC" w:cs="Noto Sans Devanagari" w:ascii="Liberation Sans" w:hAnsi="Liberation Sans"/>
+          <w:b w:val="false"/>
           <w:i w:val="false"/>
           <w:caps w:val="false"/>
           <w:smallCaps w:val="false"/>
           <w:strike w:val="false"/>
           <w:dstrike w:val="false"/>
-          <w:color w:val="auto"/>
-          <w:spacing w:val="0"/>
-          <w:kern w:val="2"/>
-          <w:sz w:val="12"/>
-          <w:szCs w:val="12"/>
+          <w:color w:val="343A40"/>
+          <w:spacing w:val="0"/>
+          <w:kern w:val="2"/>
+          <w:sz w:val="24"/>
+          <w:szCs w:val="24"/>
           <w:u w:val="none"/>
           <w:effect w:val="none"/>
           <w:lang w:val="en-US" w:eastAsia="zh-CN" w:bidi="hi-IN"/>
         </w:rPr>
-      </w:pPr>
-      <w:r>
-        <w:rPr>
+        <w:t>The Universe is made alive by the Spirit and Energy that animates it.  These types of games will demonstrate as well as instruct in that regard.</w:t>
+      </w:r>
+    </w:p>
+    <w:p>
+      <w:pPr>
+        <w:pStyle w:val="BodyText"/>
+        <w:widowControl/>
+        <w:suppressAutoHyphens w:val="true"/>
+        <w:bidi w:val="0"/>
+        <w:spacing w:lineRule="auto" w:line="360"/>
+        <w:ind w:hanging="0" w:left="0" w:right="0"/>
+        <w:jc w:val="left"/>
+        <w:rPr/>
+      </w:pPr>
+      <w:r>
+        <w:rPr>
+          <w:rStyle w:val="Hyperlink"/>
           <w:rFonts w:eastAsia="Noto Serif CJK SC" w:cs="Noto Sans Devanagari" w:ascii="Liberation Sans" w:hAnsi="Liberation Sans"/>
           <w:b w:val="false"/>
           <w:i w:val="false"/>
@@ -35015,15 +34961,16 @@
           <w:smallCaps w:val="false"/>
           <w:strike w:val="false"/>
           <w:dstrike w:val="false"/>
-          <w:color w:val="auto"/>
-          <w:spacing w:val="0"/>
-          <w:kern w:val="2"/>
-          <w:sz w:val="12"/>
-          <w:szCs w:val="12"/>
+          <w:color w:val="343A40"/>
+          <w:spacing w:val="0"/>
+          <w:kern w:val="2"/>
+          <w:sz w:val="24"/>
+          <w:szCs w:val="24"/>
           <w:u w:val="none"/>
           <w:effect w:val="none"/>
           <w:lang w:val="en-US" w:eastAsia="zh-CN" w:bidi="hi-IN"/>
         </w:rPr>
+        <w:t xml:space="preserve">Precept 2 cannot be over stated, and is really the crux of the game.  The art and skill of it is to learn to recognize the object you named in a form that is different from the one you initially imagined.  </w:t>
       </w:r>
     </w:p>
     <w:p>
@@ -35032,19 +34979,22 @@
         <w:widowControl/>
         <w:suppressAutoHyphens w:val="true"/>
         <w:bidi w:val="0"/>
-        <w:spacing w:lineRule="auto" w:line="360" w:before="0" w:after="140"/>
+        <w:spacing w:lineRule="auto" w:line="360"/>
         <w:ind w:hanging="0" w:left="0" w:right="0"/>
         <w:jc w:val="left"/>
-        <w:rPr>
-          <w:rFonts w:ascii="Liberation Sans" w:hAnsi="Liberation Sans" w:eastAsia="Noto Serif CJK SC" w:cs="Noto Sans Devanagari"/>
-          <w:b w:val="false"/>
-          <w:i w:val="false"/>
+        <w:rPr/>
+      </w:pPr>
+      <w:r>
+        <w:rPr>
+          <w:rStyle w:val="Hyperlink"/>
+          <w:rFonts w:eastAsia="Noto Serif CJK SC" w:cs="Noto Sans Devanagari" w:ascii="Liberation Sans" w:hAnsi="Liberation Sans"/>
+          <w:b w:val="false"/>
           <w:i w:val="false"/>
           <w:caps w:val="false"/>
           <w:smallCaps w:val="false"/>
           <w:strike w:val="false"/>
           <w:dstrike w:val="false"/>
-          <w:color w:val="auto"/>
+          <w:color w:val="343A40"/>
           <w:spacing w:val="0"/>
           <w:kern w:val="2"/>
           <w:sz w:val="24"/>
@@ -35053,9 +35003,23 @@
           <w:effect w:val="none"/>
           <w:lang w:val="en-US" w:eastAsia="zh-CN" w:bidi="hi-IN"/>
         </w:rPr>
-      </w:pPr>
-      <w:r>
-        <w:rPr>
+        <w:t xml:space="preserve">So for example, I once was looking for a 'frequency generator' which at the time I happened to be wanting anyhow.  They are also called 'function generators' but I tend to favor descriptors that are more widely descriptive.  In any case, my hope was that it would emerge in my life, and I would be able to use it to complete an experiment that needed one.  </w:t>
+      </w:r>
+    </w:p>
+    <w:p>
+      <w:pPr>
+        <w:pStyle w:val="BodyText"/>
+        <w:widowControl/>
+        <w:suppressAutoHyphens w:val="true"/>
+        <w:bidi w:val="0"/>
+        <w:spacing w:lineRule="auto" w:line="360"/>
+        <w:ind w:hanging="0" w:left="0" w:right="0"/>
+        <w:jc w:val="left"/>
+        <w:rPr/>
+      </w:pPr>
+      <w:r>
+        <w:rPr>
+          <w:rStyle w:val="Hyperlink"/>
           <w:rFonts w:eastAsia="Noto Serif CJK SC" w:cs="Noto Sans Devanagari" w:ascii="Liberation Sans" w:hAnsi="Liberation Sans"/>
           <w:b w:val="false"/>
           <w:i w:val="false"/>
@@ -35063,7 +35027,7 @@
           <w:smallCaps w:val="false"/>
           <w:strike w:val="false"/>
           <w:dstrike w:val="false"/>
-          <w:color w:val="auto"/>
+          <w:color w:val="343A40"/>
           <w:spacing w:val="0"/>
           <w:kern w:val="2"/>
           <w:sz w:val="24"/>
@@ -35072,7 +35036,7 @@
           <w:effect w:val="none"/>
           <w:lang w:val="en-US" w:eastAsia="zh-CN" w:bidi="hi-IN"/>
         </w:rPr>
-        <w:t>And they might want you to see truth</w:t>
+        <w:t xml:space="preserve">But it kept not manifesting. </w:t>
       </w:r>
     </w:p>
     <w:p>
@@ -35081,19 +35045,22 @@
         <w:widowControl/>
         <w:suppressAutoHyphens w:val="true"/>
         <w:bidi w:val="0"/>
-        <w:spacing w:lineRule="auto" w:line="360" w:before="0" w:after="140"/>
+        <w:spacing w:lineRule="auto" w:line="360"/>
         <w:ind w:hanging="0" w:left="0" w:right="0"/>
         <w:jc w:val="left"/>
-        <w:rPr>
-          <w:rFonts w:ascii="Liberation Sans" w:hAnsi="Liberation Sans" w:eastAsia="Noto Serif CJK SC" w:cs="Noto Sans Devanagari"/>
-          <w:b w:val="false"/>
-          <w:i w:val="false"/>
+        <w:rPr/>
+      </w:pPr>
+      <w:r>
+        <w:rPr>
+          <w:rStyle w:val="Hyperlink"/>
+          <w:rFonts w:eastAsia="Noto Serif CJK SC" w:cs="Noto Sans Devanagari" w:ascii="Liberation Sans" w:hAnsi="Liberation Sans"/>
+          <w:b w:val="false"/>
           <w:i w:val="false"/>
           <w:caps w:val="false"/>
           <w:smallCaps w:val="false"/>
           <w:strike w:val="false"/>
           <w:dstrike w:val="false"/>
-          <w:color w:val="auto"/>
+          <w:color w:val="343A40"/>
           <w:spacing w:val="0"/>
           <w:kern w:val="2"/>
           <w:sz w:val="24"/>
@@ -35102,9 +35069,23 @@
           <w:effect w:val="none"/>
           <w:lang w:val="en-US" w:eastAsia="zh-CN" w:bidi="hi-IN"/>
         </w:rPr>
-      </w:pPr>
-      <w:r>
-        <w:rPr>
+        <w:t xml:space="preserve">I looked in old junk shops, I looked in yard sales, I looked in piles of old electronics.  I looked on knick knack shelves and in glove compartments.  I looked out for it and it just never came.  </w:t>
+      </w:r>
+    </w:p>
+    <w:p>
+      <w:pPr>
+        <w:pStyle w:val="BodyText"/>
+        <w:widowControl/>
+        <w:suppressAutoHyphens w:val="true"/>
+        <w:bidi w:val="0"/>
+        <w:spacing w:lineRule="auto" w:line="360"/>
+        <w:ind w:hanging="0" w:left="0" w:right="0"/>
+        <w:jc w:val="left"/>
+        <w:rPr/>
+      </w:pPr>
+      <w:r>
+        <w:rPr>
+          <w:rStyle w:val="Hyperlink"/>
           <w:rFonts w:eastAsia="Noto Serif CJK SC" w:cs="Noto Sans Devanagari" w:ascii="Liberation Sans" w:hAnsi="Liberation Sans"/>
           <w:b w:val="false"/>
           <w:i w:val="false"/>
@@ -35112,7 +35093,7 @@
           <w:smallCaps w:val="false"/>
           <w:strike w:val="false"/>
           <w:dstrike w:val="false"/>
-          <w:color w:val="auto"/>
+          <w:color w:val="343A40"/>
           <w:spacing w:val="0"/>
           <w:kern w:val="2"/>
           <w:sz w:val="24"/>
@@ -35121,7 +35102,7 @@
           <w:effect w:val="none"/>
           <w:lang w:val="en-US" w:eastAsia="zh-CN" w:bidi="hi-IN"/>
         </w:rPr>
-        <w:t>But it’s all delayed reaction</w:t>
+        <w:t xml:space="preserve">Until I saw it, and saw that it had been there all along but just in a form that I was not expecting.  </w:t>
       </w:r>
     </w:p>
     <w:p>
@@ -35130,19 +35111,22 @@
         <w:widowControl/>
         <w:suppressAutoHyphens w:val="true"/>
         <w:bidi w:val="0"/>
-        <w:spacing w:lineRule="auto" w:line="360" w:before="0" w:after="140"/>
+        <w:spacing w:lineRule="auto" w:line="360"/>
         <w:ind w:hanging="0" w:left="0" w:right="0"/>
         <w:jc w:val="left"/>
-        <w:rPr>
-          <w:rFonts w:ascii="Liberation Sans" w:hAnsi="Liberation Sans" w:eastAsia="Noto Serif CJK SC" w:cs="Noto Sans Devanagari"/>
-          <w:b w:val="false"/>
-          <w:i w:val="false"/>
+        <w:rPr/>
+      </w:pPr>
+      <w:r>
+        <w:rPr>
+          <w:rStyle w:val="Hyperlink"/>
+          <w:rFonts w:eastAsia="Noto Serif CJK SC" w:cs="Noto Sans Devanagari" w:ascii="Liberation Sans" w:hAnsi="Liberation Sans"/>
+          <w:b w:val="false"/>
           <w:i w:val="false"/>
           <w:caps w:val="false"/>
           <w:smallCaps w:val="false"/>
           <w:strike w:val="false"/>
           <w:dstrike w:val="false"/>
-          <w:color w:val="auto"/>
+          <w:color w:val="343A40"/>
           <w:spacing w:val="0"/>
           <w:kern w:val="2"/>
           <w:sz w:val="24"/>
@@ -35151,9 +35135,23 @@
           <w:effect w:val="none"/>
           <w:lang w:val="en-US" w:eastAsia="zh-CN" w:bidi="hi-IN"/>
         </w:rPr>
-      </w:pPr>
-      <w:r>
-        <w:rPr>
+        <w:t xml:space="preserve">It was my accordion. A generator of sound frequencies. </w:t>
+      </w:r>
+    </w:p>
+    <w:p>
+      <w:pPr>
+        <w:pStyle w:val="BodyText"/>
+        <w:widowControl/>
+        <w:suppressAutoHyphens w:val="true"/>
+        <w:bidi w:val="0"/>
+        <w:spacing w:lineRule="auto" w:line="360"/>
+        <w:ind w:hanging="0" w:left="0" w:right="0"/>
+        <w:jc w:val="left"/>
+        <w:rPr/>
+      </w:pPr>
+      <w:r>
+        <w:rPr>
+          <w:rStyle w:val="Hyperlink"/>
           <w:rFonts w:eastAsia="Noto Serif CJK SC" w:cs="Noto Sans Devanagari" w:ascii="Liberation Sans" w:hAnsi="Liberation Sans"/>
           <w:b w:val="false"/>
           <w:i w:val="false"/>
@@ -35161,7 +35159,7 @@
           <w:smallCaps w:val="false"/>
           <w:strike w:val="false"/>
           <w:dstrike w:val="false"/>
-          <w:color w:val="auto"/>
+          <w:color w:val="343A40"/>
           <w:spacing w:val="0"/>
           <w:kern w:val="2"/>
           <w:sz w:val="24"/>
@@ -35170,7 +35168,7 @@
           <w:effect w:val="none"/>
           <w:lang w:val="en-US" w:eastAsia="zh-CN" w:bidi="hi-IN"/>
         </w:rPr>
-        <w:t>It is tempered by their deepest scorn</w:t>
+        <w:t>I don't play video games, but also have no judgments about them.  I was an run-time observer in the early Frogger and Pong generation, and I know things have seriously morphed since then.  In fact, I have seen the collaborative remote teaming that occurs in modern video gaming to out-perform 'school' as far as training for a team and goal oriented competent workforce is concerned.</w:t>
       </w:r>
     </w:p>
     <w:p>
@@ -35179,19 +35177,22 @@
         <w:widowControl/>
         <w:suppressAutoHyphens w:val="true"/>
         <w:bidi w:val="0"/>
-        <w:spacing w:lineRule="auto" w:line="360" w:before="0" w:after="140"/>
+        <w:spacing w:lineRule="auto" w:line="360"/>
         <w:ind w:hanging="0" w:left="0" w:right="0"/>
         <w:jc w:val="left"/>
-        <w:rPr>
-          <w:rFonts w:ascii="Liberation Sans" w:hAnsi="Liberation Sans" w:eastAsia="Noto Serif CJK SC" w:cs="Noto Sans Devanagari"/>
-          <w:b w:val="false"/>
-          <w:i w:val="false"/>
+        <w:rPr/>
+      </w:pPr>
+      <w:r>
+        <w:rPr>
+          <w:rStyle w:val="Hyperlink"/>
+          <w:rFonts w:eastAsia="Noto Serif CJK SC" w:cs="Noto Sans Devanagari" w:ascii="Liberation Sans" w:hAnsi="Liberation Sans"/>
+          <w:b w:val="false"/>
           <w:i w:val="false"/>
           <w:caps w:val="false"/>
           <w:smallCaps w:val="false"/>
           <w:strike w:val="false"/>
           <w:dstrike w:val="false"/>
-          <w:color w:val="auto"/>
+          <w:color w:val="343A40"/>
           <w:spacing w:val="0"/>
           <w:kern w:val="2"/>
           <w:sz w:val="24"/>
@@ -35200,9 +35201,23 @@
           <w:effect w:val="none"/>
           <w:lang w:val="en-US" w:eastAsia="zh-CN" w:bidi="hi-IN"/>
         </w:rPr>
-      </w:pPr>
-      <w:r>
-        <w:rPr>
+        <w:t xml:space="preserve">In modern video games there is this notion of parts of the field being playable, and part of the skill is learning how to find the more hidden and not obvious playable areas and then remembering where they are.  </w:t>
+      </w:r>
+    </w:p>
+    <w:p>
+      <w:pPr>
+        <w:pStyle w:val="BodyText"/>
+        <w:widowControl/>
+        <w:suppressAutoHyphens w:val="true"/>
+        <w:bidi w:val="0"/>
+        <w:spacing w:lineRule="auto" w:line="360"/>
+        <w:ind w:hanging="0" w:left="0" w:right="0"/>
+        <w:jc w:val="left"/>
+        <w:rPr/>
+      </w:pPr>
+      <w:r>
+        <w:rPr>
+          <w:rStyle w:val="Hyperlink"/>
           <w:rFonts w:eastAsia="Noto Serif CJK SC" w:cs="Noto Sans Devanagari" w:ascii="Liberation Sans" w:hAnsi="Liberation Sans"/>
           <w:b w:val="false"/>
           <w:i w:val="false"/>
@@ -35210,7 +35225,7 @@
           <w:smallCaps w:val="false"/>
           <w:strike w:val="false"/>
           <w:dstrike w:val="false"/>
-          <w:color w:val="auto"/>
+          <w:color w:val="343A40"/>
           <w:spacing w:val="0"/>
           <w:kern w:val="2"/>
           <w:sz w:val="24"/>
@@ -35219,7 +35234,7 @@
           <w:effect w:val="none"/>
           <w:lang w:val="en-US" w:eastAsia="zh-CN" w:bidi="hi-IN"/>
         </w:rPr>
-        <w:t>and is charged with accusation</w:t>
+        <w:t>It always struck me to be a metaphor for life.</w:t>
       </w:r>
     </w:p>
     <w:p>
@@ -35228,19 +35243,22 @@
         <w:widowControl/>
         <w:suppressAutoHyphens w:val="true"/>
         <w:bidi w:val="0"/>
-        <w:spacing w:lineRule="auto" w:line="360" w:before="0" w:after="140"/>
+        <w:spacing w:lineRule="auto" w:line="360"/>
         <w:ind w:hanging="0" w:left="0" w:right="0"/>
         <w:jc w:val="left"/>
-        <w:rPr>
-          <w:rFonts w:ascii="Liberation Sans" w:hAnsi="Liberation Sans" w:eastAsia="Noto Serif CJK SC" w:cs="Noto Sans Devanagari"/>
-          <w:b w:val="false"/>
-          <w:i w:val="false"/>
+        <w:rPr/>
+      </w:pPr>
+      <w:r>
+        <w:rPr>
+          <w:rStyle w:val="Hyperlink"/>
+          <w:rFonts w:eastAsia="Noto Serif CJK SC" w:cs="Noto Sans Devanagari" w:ascii="Liberation Sans" w:hAnsi="Liberation Sans"/>
+          <w:b w:val="false"/>
           <w:i w:val="false"/>
           <w:caps w:val="false"/>
           <w:smallCaps w:val="false"/>
           <w:strike w:val="false"/>
           <w:dstrike w:val="false"/>
-          <w:color w:val="auto"/>
+          <w:color w:val="343A40"/>
           <w:spacing w:val="0"/>
           <w:kern w:val="2"/>
           <w:sz w:val="24"/>
@@ -35249,9 +35267,23 @@
           <w:effect w:val="none"/>
           <w:lang w:val="en-US" w:eastAsia="zh-CN" w:bidi="hi-IN"/>
         </w:rPr>
-      </w:pPr>
-      <w:r>
-        <w:rPr>
+        <w:t>Many of us go around our lives not even looking for these magical portals of special stuff represented by hidden but playable parts of what surrounds us and is ambient in our lives.  We do not think they really exist.</w:t>
+      </w:r>
+    </w:p>
+    <w:p>
+      <w:pPr>
+        <w:pStyle w:val="BodyText"/>
+        <w:widowControl/>
+        <w:suppressAutoHyphens w:val="true"/>
+        <w:bidi w:val="0"/>
+        <w:spacing w:lineRule="auto" w:line="360"/>
+        <w:ind w:hanging="0" w:left="0" w:right="0"/>
+        <w:jc w:val="left"/>
+        <w:rPr/>
+      </w:pPr>
+      <w:r>
+        <w:rPr>
+          <w:rStyle w:val="Hyperlink"/>
           <w:rFonts w:eastAsia="Noto Serif CJK SC" w:cs="Noto Sans Devanagari" w:ascii="Liberation Sans" w:hAnsi="Liberation Sans"/>
           <w:b w:val="false"/>
           <w:i w:val="false"/>
@@ -35259,7 +35291,7 @@
           <w:smallCaps w:val="false"/>
           <w:strike w:val="false"/>
           <w:dstrike w:val="false"/>
-          <w:color w:val="auto"/>
+          <w:color w:val="343A40"/>
           <w:spacing w:val="0"/>
           <w:kern w:val="2"/>
           <w:sz w:val="24"/>
@@ -35268,7 +35300,7 @@
           <w:effect w:val="none"/>
           <w:lang w:val="en-US" w:eastAsia="zh-CN" w:bidi="hi-IN"/>
         </w:rPr>
-        <w:t>___</w:t>
+        <w:t>But they do.</w:t>
       </w:r>
     </w:p>
     <w:p>
@@ -35277,19 +35309,22 @@
         <w:widowControl/>
         <w:suppressAutoHyphens w:val="true"/>
         <w:bidi w:val="0"/>
-        <w:spacing w:lineRule="auto" w:line="360" w:before="0" w:after="140"/>
+        <w:spacing w:lineRule="auto" w:line="360"/>
         <w:ind w:hanging="0" w:left="0" w:right="0"/>
         <w:jc w:val="left"/>
-        <w:rPr>
-          <w:rFonts w:ascii="Liberation Sans" w:hAnsi="Liberation Sans" w:eastAsia="Noto Serif CJK SC" w:cs="Noto Sans Devanagari"/>
-          <w:b w:val="false"/>
-          <w:i w:val="false"/>
+        <w:rPr/>
+      </w:pPr>
+      <w:r>
+        <w:rPr>
+          <w:rStyle w:val="Hyperlink"/>
+          <w:rFonts w:eastAsia="Noto Serif CJK SC" w:cs="Noto Sans Devanagari" w:ascii="Liberation Sans" w:hAnsi="Liberation Sans"/>
+          <w:b w:val="false"/>
           <w:i w:val="false"/>
           <w:caps w:val="false"/>
           <w:smallCaps w:val="false"/>
           <w:strike w:val="false"/>
           <w:dstrike w:val="false"/>
-          <w:color w:val="auto"/>
+          <w:color w:val="343A40"/>
           <w:spacing w:val="0"/>
           <w:kern w:val="2"/>
           <w:sz w:val="24"/>
@@ -35298,9 +35333,23 @@
           <w:effect w:val="none"/>
           <w:lang w:val="en-US" w:eastAsia="zh-CN" w:bidi="hi-IN"/>
         </w:rPr>
-      </w:pPr>
-      <w:r>
-        <w:rPr>
+        <w:t>The more we toy with the membrane of what engulfs us, the better able we are to hold on to the more existential questions of our Being and what this Being is and is capable of.  The Source of all the radiance and vibration that IS in an all atoms and in all Living Beings makes the field of our lives playable.  When we engage the field actively, we practice working with our Universal Father.</w:t>
+      </w:r>
+    </w:p>
+    <w:p>
+      <w:pPr>
+        <w:pStyle w:val="BodyText"/>
+        <w:widowControl/>
+        <w:suppressAutoHyphens w:val="true"/>
+        <w:bidi w:val="0"/>
+        <w:spacing w:lineRule="auto" w:line="360"/>
+        <w:ind w:hanging="0" w:left="0" w:right="0"/>
+        <w:jc w:val="left"/>
+        <w:rPr/>
+      </w:pPr>
+      <w:r>
+        <w:rPr>
+          <w:rStyle w:val="Hyperlink"/>
           <w:rFonts w:eastAsia="Noto Serif CJK SC" w:cs="Noto Sans Devanagari" w:ascii="Liberation Sans" w:hAnsi="Liberation Sans"/>
           <w:b w:val="false"/>
           <w:i w:val="false"/>
@@ -35308,7 +35357,7 @@
           <w:smallCaps w:val="false"/>
           <w:strike w:val="false"/>
           <w:dstrike w:val="false"/>
-          <w:color w:val="auto"/>
+          <w:color w:val="343A40"/>
           <w:spacing w:val="0"/>
           <w:kern w:val="2"/>
           <w:sz w:val="24"/>
@@ -35317,7 +35366,7 @@
           <w:effect w:val="none"/>
           <w:lang w:val="en-US" w:eastAsia="zh-CN" w:bidi="hi-IN"/>
         </w:rPr>
-        <w:t>But I have a secret.</w:t>
+        <w:t xml:space="preserve">In particular and returning to Precept 2 mentioned above, your engagement is a living interplay with God, and the appearance of what you named might not always appear in the form that you expect it to.  Part of the skill of engaging with your life is in being able to recognize the blessings you asked for returned and perhaps modified by your Creator as they manifest around you.  </w:t>
       </w:r>
     </w:p>
     <w:p>
@@ -35326,19 +35375,22 @@
         <w:widowControl/>
         <w:suppressAutoHyphens w:val="true"/>
         <w:bidi w:val="0"/>
-        <w:spacing w:lineRule="auto" w:line="360" w:before="0" w:after="140"/>
+        <w:spacing w:lineRule="auto" w:line="360"/>
         <w:ind w:hanging="0" w:left="0" w:right="0"/>
         <w:jc w:val="left"/>
-        <w:rPr>
-          <w:rFonts w:ascii="Liberation Sans" w:hAnsi="Liberation Sans" w:eastAsia="Noto Serif CJK SC" w:cs="Noto Sans Devanagari"/>
-          <w:b w:val="false"/>
-          <w:i w:val="false"/>
+        <w:rPr/>
+      </w:pPr>
+      <w:r>
+        <w:rPr>
+          <w:rStyle w:val="Hyperlink"/>
+          <w:rFonts w:eastAsia="Noto Serif CJK SC" w:cs="Noto Sans Devanagari" w:ascii="Liberation Sans" w:hAnsi="Liberation Sans"/>
+          <w:b w:val="false"/>
           <w:i w:val="false"/>
           <w:caps w:val="false"/>
           <w:smallCaps w:val="false"/>
           <w:strike w:val="false"/>
           <w:dstrike w:val="false"/>
-          <w:color w:val="auto"/>
+          <w:color w:val="343A40"/>
           <w:spacing w:val="0"/>
           <w:kern w:val="2"/>
           <w:sz w:val="24"/>
@@ -35347,9 +35399,23 @@
           <w:effect w:val="none"/>
           <w:lang w:val="en-US" w:eastAsia="zh-CN" w:bidi="hi-IN"/>
         </w:rPr>
-      </w:pPr>
-      <w:r>
-        <w:rPr>
+        <w:t xml:space="preserve">You might have asked for water.  God instead gives you a water filter.  With self-reflection, you might find that it's time to seek the river.  </w:t>
+      </w:r>
+    </w:p>
+    <w:p>
+      <w:pPr>
+        <w:pStyle w:val="BodyText"/>
+        <w:widowControl/>
+        <w:suppressAutoHyphens w:val="true"/>
+        <w:bidi w:val="0"/>
+        <w:spacing w:lineRule="auto" w:line="360"/>
+        <w:ind w:hanging="0" w:left="0" w:right="0"/>
+        <w:jc w:val="left"/>
+        <w:rPr/>
+      </w:pPr>
+      <w:r>
+        <w:rPr>
+          <w:rStyle w:val="Hyperlink"/>
           <w:rFonts w:eastAsia="Noto Serif CJK SC" w:cs="Noto Sans Devanagari" w:ascii="Liberation Sans" w:hAnsi="Liberation Sans"/>
           <w:b w:val="false"/>
           <w:i w:val="false"/>
@@ -35357,7 +35423,7 @@
           <w:smallCaps w:val="false"/>
           <w:strike w:val="false"/>
           <w:dstrike w:val="false"/>
-          <w:color w:val="auto"/>
+          <w:color w:val="343A40"/>
           <w:spacing w:val="0"/>
           <w:kern w:val="2"/>
           <w:sz w:val="24"/>
@@ -35366,7 +35432,7 @@
           <w:effect w:val="none"/>
           <w:lang w:val="en-US" w:eastAsia="zh-CN" w:bidi="hi-IN"/>
         </w:rPr>
-        <w:t>Written long before the time.</w:t>
+        <w:t>And when you do, that is when everything else will fall into place: not just with respect to the water you wanted but other blessings you might not have known you were even looking for.</w:t>
       </w:r>
     </w:p>
     <w:p>
@@ -35375,19 +35441,22 @@
         <w:widowControl/>
         <w:suppressAutoHyphens w:val="true"/>
         <w:bidi w:val="0"/>
-        <w:spacing w:lineRule="auto" w:line="360" w:before="0" w:after="140"/>
+        <w:spacing w:lineRule="auto" w:line="360"/>
         <w:ind w:hanging="0" w:left="0" w:right="0"/>
         <w:jc w:val="left"/>
-        <w:rPr>
-          <w:rFonts w:ascii="Liberation Sans" w:hAnsi="Liberation Sans" w:eastAsia="Noto Serif CJK SC" w:cs="Noto Sans Devanagari"/>
-          <w:b w:val="false"/>
-          <w:i w:val="false"/>
+        <w:rPr/>
+      </w:pPr>
+      <w:r>
+        <w:rPr>
+          <w:rStyle w:val="Hyperlink"/>
+          <w:rFonts w:eastAsia="Noto Serif CJK SC" w:cs="Noto Sans Devanagari" w:ascii="Liberation Sans" w:hAnsi="Liberation Sans"/>
+          <w:b w:val="false"/>
           <w:i w:val="false"/>
           <w:caps w:val="false"/>
           <w:smallCaps w:val="false"/>
           <w:strike w:val="false"/>
           <w:dstrike w:val="false"/>
-          <w:color w:val="auto"/>
+          <w:color w:val="343A40"/>
           <w:spacing w:val="0"/>
           <w:kern w:val="2"/>
           <w:sz w:val="24"/>
@@ -35396,9 +35465,23 @@
           <w:effect w:val="none"/>
           <w:lang w:val="en-US" w:eastAsia="zh-CN" w:bidi="hi-IN"/>
         </w:rPr>
-      </w:pPr>
-      <w:r>
-        <w:rPr>
+        <w:t>In our culture we are encouraged to obsessively plan out our lives according to a rubric whose rules become more complicated and energy zapping at each new level.  You think of it as ‘graduation’ but instead you have been indoctrinated along a path of all the ‘right things to do’ if you want to be ‘successful’.</w:t>
+      </w:r>
+    </w:p>
+    <w:p>
+      <w:pPr>
+        <w:pStyle w:val="BodyText"/>
+        <w:widowControl/>
+        <w:suppressAutoHyphens w:val="true"/>
+        <w:bidi w:val="0"/>
+        <w:spacing w:lineRule="auto" w:line="360"/>
+        <w:ind w:hanging="0" w:left="0" w:right="0"/>
+        <w:jc w:val="left"/>
+        <w:rPr/>
+      </w:pPr>
+      <w:r>
+        <w:rPr>
+          <w:rStyle w:val="Hyperlink"/>
           <w:rFonts w:eastAsia="Noto Serif CJK SC" w:cs="Noto Sans Devanagari" w:ascii="Liberation Sans" w:hAnsi="Liberation Sans"/>
           <w:b w:val="false"/>
           <w:i w:val="false"/>
@@ -35406,7 +35489,7 @@
           <w:smallCaps w:val="false"/>
           <w:strike w:val="false"/>
           <w:dstrike w:val="false"/>
-          <w:color w:val="auto"/>
+          <w:color w:val="343A40"/>
           <w:spacing w:val="0"/>
           <w:kern w:val="2"/>
           <w:sz w:val="24"/>
@@ -35415,7 +35498,7 @@
           <w:effect w:val="none"/>
           <w:lang w:val="en-US" w:eastAsia="zh-CN" w:bidi="hi-IN"/>
         </w:rPr>
-        <w:t>And time is not about TV.</w:t>
+        <w:t>And when a different path is presented, if it does not meet our rubric, we kindly decline.</w:t>
       </w:r>
     </w:p>
     <w:p>
@@ -35424,19 +35507,22 @@
         <w:widowControl/>
         <w:suppressAutoHyphens w:val="true"/>
         <w:bidi w:val="0"/>
-        <w:spacing w:lineRule="auto" w:line="360" w:before="0" w:after="140"/>
+        <w:spacing w:lineRule="auto" w:line="360"/>
         <w:ind w:hanging="0" w:left="0" w:right="0"/>
         <w:jc w:val="left"/>
-        <w:rPr>
-          <w:rFonts w:ascii="Liberation Sans" w:hAnsi="Liberation Sans" w:eastAsia="Noto Serif CJK SC" w:cs="Noto Sans Devanagari"/>
-          <w:b w:val="false"/>
-          <w:i w:val="false"/>
+        <w:rPr/>
+      </w:pPr>
+      <w:r>
+        <w:rPr>
+          <w:rStyle w:val="Hyperlink"/>
+          <w:rFonts w:eastAsia="Noto Serif CJK SC" w:cs="Noto Sans Devanagari" w:ascii="Liberation Sans" w:hAnsi="Liberation Sans"/>
+          <w:b w:val="false"/>
           <w:i w:val="false"/>
           <w:caps w:val="false"/>
           <w:smallCaps w:val="false"/>
           <w:strike w:val="false"/>
           <w:dstrike w:val="false"/>
-          <w:color w:val="auto"/>
+          <w:color w:val="343A40"/>
           <w:spacing w:val="0"/>
           <w:kern w:val="2"/>
           <w:sz w:val="24"/>
@@ -35445,9 +35531,23 @@
           <w:effect w:val="none"/>
           <w:lang w:val="en-US" w:eastAsia="zh-CN" w:bidi="hi-IN"/>
         </w:rPr>
-      </w:pPr>
-      <w:r>
-        <w:rPr>
+        <w:t>Never mind that the different path is actually God steering us forth.  ‘Trust me,’ He says,  ‘This one looks wonky and indirect, but it’s the right way.’</w:t>
+      </w:r>
+    </w:p>
+    <w:p>
+      <w:pPr>
+        <w:pStyle w:val="BodyText"/>
+        <w:widowControl/>
+        <w:suppressAutoHyphens w:val="true"/>
+        <w:bidi w:val="0"/>
+        <w:spacing w:lineRule="auto" w:line="360"/>
+        <w:ind w:hanging="0" w:left="0" w:right="0"/>
+        <w:jc w:val="left"/>
+        <w:rPr/>
+      </w:pPr>
+      <w:r>
+        <w:rPr>
+          <w:rStyle w:val="Hyperlink"/>
           <w:rFonts w:eastAsia="Noto Serif CJK SC" w:cs="Noto Sans Devanagari" w:ascii="Liberation Sans" w:hAnsi="Liberation Sans"/>
           <w:b w:val="false"/>
           <w:i w:val="false"/>
@@ -35455,7 +35555,7 @@
           <w:smallCaps w:val="false"/>
           <w:strike w:val="false"/>
           <w:dstrike w:val="false"/>
-          <w:color w:val="auto"/>
+          <w:color w:val="343A40"/>
           <w:spacing w:val="0"/>
           <w:kern w:val="2"/>
           <w:sz w:val="24"/>
@@ -35464,7 +35564,7 @@
           <w:effect w:val="none"/>
           <w:lang w:val="en-US" w:eastAsia="zh-CN" w:bidi="hi-IN"/>
         </w:rPr>
-        <w:t>or Me Me Me.</w:t>
+        <w:t xml:space="preserve">Engaging this luminous field that animates you is about understanding a different logic than the one your culture might be pointing out for you. </w:t>
       </w:r>
     </w:p>
     <w:p>
@@ -35473,19 +35573,22 @@
         <w:widowControl/>
         <w:suppressAutoHyphens w:val="true"/>
         <w:bidi w:val="0"/>
-        <w:spacing w:lineRule="auto" w:line="360" w:before="0" w:after="140"/>
+        <w:spacing w:lineRule="auto" w:line="360"/>
         <w:ind w:hanging="0" w:left="0" w:right="0"/>
         <w:jc w:val="left"/>
-        <w:rPr>
-          <w:rFonts w:ascii="Liberation Sans" w:hAnsi="Liberation Sans" w:eastAsia="Noto Serif CJK SC" w:cs="Noto Sans Devanagari"/>
-          <w:b w:val="false"/>
-          <w:i w:val="false"/>
+        <w:rPr/>
+      </w:pPr>
+      <w:r>
+        <w:rPr>
+          <w:rStyle w:val="Hyperlink"/>
+          <w:rFonts w:eastAsia="Noto Serif CJK SC" w:cs="Noto Sans Devanagari" w:ascii="Liberation Sans" w:hAnsi="Liberation Sans"/>
+          <w:b w:val="false"/>
           <w:i w:val="false"/>
           <w:caps w:val="false"/>
           <w:smallCaps w:val="false"/>
           <w:strike w:val="false"/>
           <w:dstrike w:val="false"/>
-          <w:color w:val="auto"/>
+          <w:color w:val="343A40"/>
           <w:spacing w:val="0"/>
           <w:kern w:val="2"/>
           <w:sz w:val="24"/>
@@ -35494,9 +35597,23 @@
           <w:effect w:val="none"/>
           <w:lang w:val="en-US" w:eastAsia="zh-CN" w:bidi="hi-IN"/>
         </w:rPr>
-      </w:pPr>
-      <w:r>
-        <w:rPr>
+        <w:t>You must understand yourself to be playing a game of mastery, not a game of follow the leader.</w:t>
+      </w:r>
+    </w:p>
+    <w:p>
+      <w:pPr>
+        <w:pStyle w:val="BodyText"/>
+        <w:widowControl/>
+        <w:suppressAutoHyphens w:val="true"/>
+        <w:bidi w:val="0"/>
+        <w:spacing w:lineRule="auto" w:line="360"/>
+        <w:ind w:hanging="0" w:left="0" w:right="0"/>
+        <w:jc w:val="left"/>
+        <w:rPr/>
+      </w:pPr>
+      <w:r>
+        <w:rPr>
+          <w:rStyle w:val="Hyperlink"/>
           <w:rFonts w:eastAsia="Noto Serif CJK SC" w:cs="Noto Sans Devanagari" w:ascii="Liberation Sans" w:hAnsi="Liberation Sans"/>
           <w:b w:val="false"/>
           <w:i w:val="false"/>
@@ -35504,7 +35621,7 @@
           <w:smallCaps w:val="false"/>
           <w:strike w:val="false"/>
           <w:dstrike w:val="false"/>
-          <w:color w:val="auto"/>
+          <w:color w:val="343A40"/>
           <w:spacing w:val="0"/>
           <w:kern w:val="2"/>
           <w:sz w:val="24"/>
@@ -35513,7 +35630,7 @@
           <w:effect w:val="none"/>
           <w:lang w:val="en-US" w:eastAsia="zh-CN" w:bidi="hi-IN"/>
         </w:rPr>
-        <w:t>or these masks that we wear.</w:t>
+        <w:t xml:space="preserve">Mastery requires not the ability to follow rules, but the ability to track signals. To feel through the noise. </w:t>
       </w:r>
     </w:p>
     <w:p>
@@ -35522,19 +35639,22 @@
         <w:widowControl/>
         <w:suppressAutoHyphens w:val="true"/>
         <w:bidi w:val="0"/>
-        <w:spacing w:lineRule="auto" w:line="360" w:before="0" w:after="140"/>
+        <w:spacing w:lineRule="auto" w:line="360"/>
         <w:ind w:hanging="0" w:left="0" w:right="0"/>
         <w:jc w:val="left"/>
-        <w:rPr>
-          <w:rFonts w:ascii="Liberation Sans" w:hAnsi="Liberation Sans" w:eastAsia="Noto Serif CJK SC" w:cs="Noto Sans Devanagari"/>
-          <w:b w:val="false"/>
-          <w:i w:val="false"/>
+        <w:rPr/>
+      </w:pPr>
+      <w:r>
+        <w:rPr>
+          <w:rStyle w:val="Hyperlink"/>
+          <w:rFonts w:eastAsia="Noto Serif CJK SC" w:cs="Noto Sans Devanagari" w:ascii="Liberation Sans" w:hAnsi="Liberation Sans"/>
+          <w:b w:val="false"/>
           <w:i w:val="false"/>
           <w:caps w:val="false"/>
           <w:smallCaps w:val="false"/>
           <w:strike w:val="false"/>
           <w:dstrike w:val="false"/>
-          <w:color w:val="auto"/>
+          <w:color w:val="343A40"/>
           <w:spacing w:val="0"/>
           <w:kern w:val="2"/>
           <w:sz w:val="24"/>
@@ -35543,9 +35663,23 @@
           <w:effect w:val="none"/>
           <w:lang w:val="en-US" w:eastAsia="zh-CN" w:bidi="hi-IN"/>
         </w:rPr>
-      </w:pPr>
-      <w:r>
-        <w:rPr>
+        <w:t>To reach out for your highest self and pull your decisions, not from the smoke of what others think you should do or from what will be easiest or most certain, but from your commitment to being a Living Testament of your Creator.</w:t>
+      </w:r>
+    </w:p>
+    <w:p>
+      <w:pPr>
+        <w:pStyle w:val="BodyText"/>
+        <w:widowControl/>
+        <w:suppressAutoHyphens w:val="true"/>
+        <w:bidi w:val="0"/>
+        <w:spacing w:lineRule="auto" w:line="360"/>
+        <w:ind w:hanging="0" w:left="0" w:right="0"/>
+        <w:jc w:val="left"/>
+        <w:rPr/>
+      </w:pPr>
+      <w:r>
+        <w:rPr>
+          <w:rStyle w:val="Hyperlink"/>
           <w:rFonts w:eastAsia="Noto Serif CJK SC" w:cs="Noto Sans Devanagari" w:ascii="Liberation Sans" w:hAnsi="Liberation Sans"/>
           <w:b w:val="false"/>
           <w:i w:val="false"/>
@@ -35553,7 +35687,7 @@
           <w:smallCaps w:val="false"/>
           <w:strike w:val="false"/>
           <w:dstrike w:val="false"/>
-          <w:color w:val="auto"/>
+          <w:color w:val="343A40"/>
           <w:spacing w:val="0"/>
           <w:kern w:val="2"/>
           <w:sz w:val="24"/>
@@ -35562,7 +35696,7 @@
           <w:effect w:val="none"/>
           <w:lang w:val="en-US" w:eastAsia="zh-CN" w:bidi="hi-IN"/>
         </w:rPr>
-        <w:t>___</w:t>
+        <w:t>In the course of learning it might appear that you have lost the narrative or your way, but perhaps it is this way because in finding your way again something will be added that is important, or taken away that would not have worked.</w:t>
       </w:r>
     </w:p>
     <w:p>
@@ -35571,19 +35705,22 @@
         <w:widowControl/>
         <w:suppressAutoHyphens w:val="true"/>
         <w:bidi w:val="0"/>
-        <w:spacing w:lineRule="auto" w:line="360" w:before="0" w:after="140"/>
+        <w:spacing w:lineRule="auto" w:line="360"/>
         <w:ind w:hanging="0" w:left="0" w:right="0"/>
         <w:jc w:val="left"/>
-        <w:rPr>
-          <w:rFonts w:ascii="Liberation Sans" w:hAnsi="Liberation Sans" w:eastAsia="Noto Serif CJK SC" w:cs="Noto Sans Devanagari"/>
-          <w:b w:val="false"/>
-          <w:i w:val="false"/>
+        <w:rPr/>
+      </w:pPr>
+      <w:r>
+        <w:rPr>
+          <w:rStyle w:val="Hyperlink"/>
+          <w:rFonts w:eastAsia="Noto Serif CJK SC" w:cs="Noto Sans Devanagari" w:ascii="Liberation Sans" w:hAnsi="Liberation Sans"/>
+          <w:b w:val="false"/>
           <w:i w:val="false"/>
           <w:caps w:val="false"/>
           <w:smallCaps w:val="false"/>
           <w:strike w:val="false"/>
           <w:dstrike w:val="false"/>
-          <w:color w:val="auto"/>
+          <w:color w:val="343A40"/>
           <w:spacing w:val="0"/>
           <w:kern w:val="2"/>
           <w:sz w:val="24"/>
@@ -35592,9 +35729,23 @@
           <w:effect w:val="none"/>
           <w:lang w:val="en-US" w:eastAsia="zh-CN" w:bidi="hi-IN"/>
         </w:rPr>
-      </w:pPr>
-      <w:r>
-        <w:rPr>
+        <w:t xml:space="preserve">In this sense, perhaps there is a precept that provides context for all of the others and envelopes all the others: that where you are now is where you are meant to be.  </w:t>
+      </w:r>
+    </w:p>
+    <w:p>
+      <w:pPr>
+        <w:pStyle w:val="BodyText"/>
+        <w:widowControl/>
+        <w:suppressAutoHyphens w:val="true"/>
+        <w:bidi w:val="0"/>
+        <w:spacing w:lineRule="auto" w:line="360"/>
+        <w:ind w:hanging="0" w:left="0" w:right="0"/>
+        <w:jc w:val="left"/>
+        <w:rPr/>
+      </w:pPr>
+      <w:r>
+        <w:rPr>
+          <w:rStyle w:val="Hyperlink"/>
           <w:rFonts w:eastAsia="Noto Serif CJK SC" w:cs="Noto Sans Devanagari" w:ascii="Liberation Sans" w:hAnsi="Liberation Sans"/>
           <w:b w:val="false"/>
           <w:i w:val="false"/>
@@ -35602,7 +35753,7 @@
           <w:smallCaps w:val="false"/>
           <w:strike w:val="false"/>
           <w:dstrike w:val="false"/>
-          <w:color w:val="auto"/>
+          <w:color w:val="343A40"/>
           <w:spacing w:val="0"/>
           <w:kern w:val="2"/>
           <w:sz w:val="24"/>
@@ -35611,6 +35762,7 @@
           <w:effect w:val="none"/>
           <w:lang w:val="en-US" w:eastAsia="zh-CN" w:bidi="hi-IN"/>
         </w:rPr>
+        <w:t>That what really matters is what you do next.</w:t>
       </w:r>
     </w:p>
     <w:p>
@@ -35619,19 +35771,22 @@
         <w:widowControl/>
         <w:suppressAutoHyphens w:val="true"/>
         <w:bidi w:val="0"/>
-        <w:spacing w:lineRule="auto" w:line="360" w:before="0" w:after="140"/>
+        <w:spacing w:lineRule="auto" w:line="360"/>
         <w:ind w:hanging="0" w:left="0" w:right="0"/>
         <w:jc w:val="left"/>
-        <w:rPr>
-          <w:rFonts w:ascii="Liberation Sans" w:hAnsi="Liberation Sans" w:eastAsia="Noto Serif CJK SC" w:cs="Noto Sans Devanagari"/>
-          <w:b w:val="false"/>
-          <w:i w:val="false"/>
+        <w:rPr/>
+      </w:pPr>
+      <w:r>
+        <w:rPr>
+          <w:rStyle w:val="Hyperlink"/>
+          <w:rFonts w:eastAsia="Noto Serif CJK SC" w:cs="Noto Sans Devanagari" w:ascii="Liberation Sans" w:hAnsi="Liberation Sans"/>
+          <w:b w:val="false"/>
           <w:i w:val="false"/>
           <w:caps w:val="false"/>
           <w:smallCaps w:val="false"/>
           <w:strike w:val="false"/>
           <w:dstrike w:val="false"/>
-          <w:color w:val="auto"/>
+          <w:color w:val="343A40"/>
           <w:spacing w:val="0"/>
           <w:kern w:val="2"/>
           <w:sz w:val="24"/>
@@ -35640,26 +35795,7 @@
           <w:effect w:val="none"/>
           <w:lang w:val="en-US" w:eastAsia="zh-CN" w:bidi="hi-IN"/>
         </w:rPr>
-      </w:pPr>
-      <w:r>
-        <w:rPr>
-          <w:rFonts w:eastAsia="Noto Serif CJK SC" w:cs="Noto Sans Devanagari" w:ascii="Liberation Sans" w:hAnsi="Liberation Sans"/>
-          <w:b w:val="false"/>
-          <w:i w:val="false"/>
-          <w:caps w:val="false"/>
-          <w:smallCaps w:val="false"/>
-          <w:strike w:val="false"/>
-          <w:dstrike w:val="false"/>
-          <w:color w:val="auto"/>
-          <w:spacing w:val="0"/>
-          <w:kern w:val="2"/>
-          <w:sz w:val="24"/>
-          <w:szCs w:val="24"/>
-          <w:u w:val="none"/>
-          <w:effect w:val="none"/>
-          <w:lang w:val="en-US" w:eastAsia="zh-CN" w:bidi="hi-IN"/>
-        </w:rPr>
-        <w:t>I intimate mortality</w:t>
+        <w:t xml:space="preserve">Ready Player One. </w:t>
       </w:r>
     </w:p>
     <w:p>
@@ -35668,984 +35804,7 @@
         <w:widowControl/>
         <w:suppressAutoHyphens w:val="true"/>
         <w:bidi w:val="0"/>
-        <w:spacing w:lineRule="auto" w:line="360" w:before="0" w:after="140"/>
-        <w:ind w:hanging="0" w:left="0" w:right="0"/>
-        <w:jc w:val="left"/>
-        <w:rPr>
-          <w:rFonts w:ascii="Liberation Sans" w:hAnsi="Liberation Sans" w:eastAsia="Noto Serif CJK SC" w:cs="Noto Sans Devanagari"/>
-          <w:b w:val="false"/>
-          <w:i w:val="false"/>
-          <w:i w:val="false"/>
-          <w:caps w:val="false"/>
-          <w:smallCaps w:val="false"/>
-          <w:strike w:val="false"/>
-          <w:dstrike w:val="false"/>
-          <w:color w:val="auto"/>
-          <w:spacing w:val="0"/>
-          <w:kern w:val="2"/>
-          <w:sz w:val="24"/>
-          <w:szCs w:val="24"/>
-          <w:u w:val="none"/>
-          <w:effect w:val="none"/>
-          <w:lang w:val="en-US" w:eastAsia="zh-CN" w:bidi="hi-IN"/>
-        </w:rPr>
-      </w:pPr>
-      <w:r>
-        <w:rPr>
-          <w:rFonts w:eastAsia="Noto Serif CJK SC" w:cs="Noto Sans Devanagari" w:ascii="Liberation Sans" w:hAnsi="Liberation Sans"/>
-          <w:b w:val="false"/>
-          <w:i w:val="false"/>
-          <w:caps w:val="false"/>
-          <w:smallCaps w:val="false"/>
-          <w:strike w:val="false"/>
-          <w:dstrike w:val="false"/>
-          <w:color w:val="auto"/>
-          <w:spacing w:val="0"/>
-          <w:kern w:val="2"/>
-          <w:sz w:val="24"/>
-          <w:szCs w:val="24"/>
-          <w:u w:val="none"/>
-          <w:effect w:val="none"/>
-          <w:lang w:val="en-US" w:eastAsia="zh-CN" w:bidi="hi-IN"/>
-        </w:rPr>
-        <w:t>And you facilitate expression</w:t>
-      </w:r>
-    </w:p>
-    <w:p>
-      <w:pPr>
-        <w:pStyle w:val="BodyText"/>
-        <w:widowControl/>
-        <w:suppressAutoHyphens w:val="true"/>
-        <w:bidi w:val="0"/>
-        <w:spacing w:lineRule="auto" w:line="360" w:before="0" w:after="140"/>
-        <w:ind w:hanging="0" w:left="0" w:right="0"/>
-        <w:jc w:val="left"/>
-        <w:rPr>
-          <w:rFonts w:ascii="Liberation Sans" w:hAnsi="Liberation Sans" w:eastAsia="Noto Serif CJK SC" w:cs="Noto Sans Devanagari"/>
-          <w:b w:val="false"/>
-          <w:i w:val="false"/>
-          <w:i w:val="false"/>
-          <w:caps w:val="false"/>
-          <w:smallCaps w:val="false"/>
-          <w:strike w:val="false"/>
-          <w:dstrike w:val="false"/>
-          <w:color w:val="auto"/>
-          <w:spacing w:val="0"/>
-          <w:kern w:val="2"/>
-          <w:sz w:val="24"/>
-          <w:szCs w:val="24"/>
-          <w:u w:val="none"/>
-          <w:effect w:val="none"/>
-          <w:lang w:val="en-US" w:eastAsia="zh-CN" w:bidi="hi-IN"/>
-        </w:rPr>
-      </w:pPr>
-      <w:r>
-        <w:rPr>
-          <w:rFonts w:eastAsia="Noto Serif CJK SC" w:cs="Noto Sans Devanagari" w:ascii="Liberation Sans" w:hAnsi="Liberation Sans"/>
-          <w:b w:val="false"/>
-          <w:i w:val="false"/>
-          <w:caps w:val="false"/>
-          <w:smallCaps w:val="false"/>
-          <w:strike w:val="false"/>
-          <w:dstrike w:val="false"/>
-          <w:color w:val="auto"/>
-          <w:spacing w:val="0"/>
-          <w:kern w:val="2"/>
-          <w:sz w:val="24"/>
-          <w:szCs w:val="24"/>
-          <w:u w:val="none"/>
-          <w:effect w:val="none"/>
-          <w:lang w:val="en-US" w:eastAsia="zh-CN" w:bidi="hi-IN"/>
-        </w:rPr>
-        <w:t>But I can’t cry in front of you</w:t>
-      </w:r>
-    </w:p>
-    <w:p>
-      <w:pPr>
-        <w:pStyle w:val="BodyText"/>
-        <w:widowControl/>
-        <w:suppressAutoHyphens w:val="true"/>
-        <w:bidi w:val="0"/>
-        <w:spacing w:lineRule="auto" w:line="360" w:before="0" w:after="140"/>
-        <w:ind w:hanging="0" w:left="0" w:right="0"/>
-        <w:jc w:val="left"/>
-        <w:rPr>
-          <w:rFonts w:ascii="Liberation Sans" w:hAnsi="Liberation Sans" w:eastAsia="Noto Serif CJK SC" w:cs="Noto Sans Devanagari"/>
-          <w:b w:val="false"/>
-          <w:i w:val="false"/>
-          <w:i w:val="false"/>
-          <w:caps w:val="false"/>
-          <w:smallCaps w:val="false"/>
-          <w:strike w:val="false"/>
-          <w:dstrike w:val="false"/>
-          <w:color w:val="auto"/>
-          <w:spacing w:val="0"/>
-          <w:kern w:val="2"/>
-          <w:sz w:val="24"/>
-          <w:szCs w:val="24"/>
-          <w:u w:val="none"/>
-          <w:effect w:val="none"/>
-          <w:lang w:val="en-US" w:eastAsia="zh-CN" w:bidi="hi-IN"/>
-        </w:rPr>
-      </w:pPr>
-      <w:r>
-        <w:rPr>
-          <w:rFonts w:eastAsia="Noto Serif CJK SC" w:cs="Noto Sans Devanagari" w:ascii="Liberation Sans" w:hAnsi="Liberation Sans"/>
-          <w:b w:val="false"/>
-          <w:i w:val="false"/>
-          <w:caps w:val="false"/>
-          <w:smallCaps w:val="false"/>
-          <w:strike w:val="false"/>
-          <w:dstrike w:val="false"/>
-          <w:color w:val="auto"/>
-          <w:spacing w:val="0"/>
-          <w:kern w:val="2"/>
-          <w:sz w:val="24"/>
-          <w:szCs w:val="24"/>
-          <w:u w:val="none"/>
-          <w:effect w:val="none"/>
-          <w:lang w:val="en-US" w:eastAsia="zh-CN" w:bidi="hi-IN"/>
-        </w:rPr>
-        <w:t>So I fear and I use discretion</w:t>
-      </w:r>
-    </w:p>
-    <w:p>
-      <w:pPr>
-        <w:pStyle w:val="BodyText"/>
-        <w:widowControl/>
-        <w:suppressAutoHyphens w:val="true"/>
-        <w:bidi w:val="0"/>
-        <w:spacing w:lineRule="auto" w:line="360" w:before="0" w:after="140"/>
-        <w:ind w:hanging="0" w:left="0" w:right="0"/>
-        <w:jc w:val="left"/>
-        <w:rPr>
-          <w:rFonts w:ascii="Liberation Sans" w:hAnsi="Liberation Sans" w:eastAsia="Noto Serif CJK SC" w:cs="Noto Sans Devanagari"/>
-          <w:b w:val="false"/>
-          <w:i w:val="false"/>
-          <w:i w:val="false"/>
-          <w:caps w:val="false"/>
-          <w:smallCaps w:val="false"/>
-          <w:strike w:val="false"/>
-          <w:dstrike w:val="false"/>
-          <w:color w:val="auto"/>
-          <w:spacing w:val="0"/>
-          <w:kern w:val="2"/>
-          <w:sz w:val="24"/>
-          <w:szCs w:val="24"/>
-          <w:u w:val="none"/>
-          <w:effect w:val="none"/>
-          <w:lang w:val="en-US" w:eastAsia="zh-CN" w:bidi="hi-IN"/>
-        </w:rPr>
-      </w:pPr>
-      <w:r>
-        <w:rPr>
-          <w:rFonts w:eastAsia="Noto Serif CJK SC" w:cs="Noto Sans Devanagari" w:ascii="Liberation Sans" w:hAnsi="Liberation Sans"/>
-          <w:b w:val="false"/>
-          <w:i w:val="false"/>
-          <w:caps w:val="false"/>
-          <w:smallCaps w:val="false"/>
-          <w:strike w:val="false"/>
-          <w:dstrike w:val="false"/>
-          <w:color w:val="auto"/>
-          <w:spacing w:val="0"/>
-          <w:kern w:val="2"/>
-          <w:sz w:val="24"/>
-          <w:szCs w:val="24"/>
-          <w:u w:val="none"/>
-          <w:effect w:val="none"/>
-          <w:lang w:val="en-US" w:eastAsia="zh-CN" w:bidi="hi-IN"/>
-        </w:rPr>
-      </w:r>
-    </w:p>
-    <w:p>
-      <w:pPr>
-        <w:pStyle w:val="BodyText"/>
-        <w:widowControl/>
-        <w:suppressAutoHyphens w:val="true"/>
-        <w:bidi w:val="0"/>
-        <w:spacing w:lineRule="auto" w:line="360" w:before="0" w:after="140"/>
-        <w:ind w:hanging="0" w:left="0" w:right="0"/>
-        <w:jc w:val="left"/>
-        <w:rPr>
-          <w:rFonts w:ascii="Liberation Sans" w:hAnsi="Liberation Sans" w:eastAsia="Noto Serif CJK SC" w:cs="Noto Sans Devanagari"/>
-          <w:b w:val="false"/>
-          <w:i w:val="false"/>
-          <w:i w:val="false"/>
-          <w:caps w:val="false"/>
-          <w:smallCaps w:val="false"/>
-          <w:strike w:val="false"/>
-          <w:dstrike w:val="false"/>
-          <w:color w:val="auto"/>
-          <w:spacing w:val="0"/>
-          <w:kern w:val="2"/>
-          <w:sz w:val="24"/>
-          <w:szCs w:val="24"/>
-          <w:u w:val="none"/>
-          <w:effect w:val="none"/>
-          <w:lang w:val="en-US" w:eastAsia="zh-CN" w:bidi="hi-IN"/>
-        </w:rPr>
-      </w:pPr>
-      <w:r>
-        <w:rPr>
-          <w:rFonts w:eastAsia="Noto Serif CJK SC" w:cs="Noto Sans Devanagari" w:ascii="Liberation Sans" w:hAnsi="Liberation Sans"/>
-          <w:b w:val="false"/>
-          <w:i w:val="false"/>
-          <w:caps w:val="false"/>
-          <w:smallCaps w:val="false"/>
-          <w:strike w:val="false"/>
-          <w:dstrike w:val="false"/>
-          <w:color w:val="auto"/>
-          <w:spacing w:val="0"/>
-          <w:kern w:val="2"/>
-          <w:sz w:val="24"/>
-          <w:szCs w:val="24"/>
-          <w:u w:val="none"/>
-          <w:effect w:val="none"/>
-          <w:lang w:val="en-US" w:eastAsia="zh-CN" w:bidi="hi-IN"/>
-        </w:rPr>
-        <w:t>I speak in third person</w:t>
-      </w:r>
-    </w:p>
-    <w:p>
-      <w:pPr>
-        <w:pStyle w:val="BodyText"/>
-        <w:widowControl/>
-        <w:suppressAutoHyphens w:val="true"/>
-        <w:bidi w:val="0"/>
-        <w:spacing w:lineRule="auto" w:line="360" w:before="0" w:after="140"/>
-        <w:ind w:hanging="0" w:left="0" w:right="0"/>
-        <w:jc w:val="left"/>
-        <w:rPr>
-          <w:rFonts w:ascii="Liberation Sans" w:hAnsi="Liberation Sans" w:eastAsia="Noto Serif CJK SC" w:cs="Noto Sans Devanagari"/>
-          <w:b w:val="false"/>
-          <w:i w:val="false"/>
-          <w:i w:val="false"/>
-          <w:caps w:val="false"/>
-          <w:smallCaps w:val="false"/>
-          <w:strike w:val="false"/>
-          <w:dstrike w:val="false"/>
-          <w:color w:val="auto"/>
-          <w:spacing w:val="0"/>
-          <w:kern w:val="2"/>
-          <w:sz w:val="24"/>
-          <w:szCs w:val="24"/>
-          <w:u w:val="none"/>
-          <w:effect w:val="none"/>
-          <w:lang w:val="en-US" w:eastAsia="zh-CN" w:bidi="hi-IN"/>
-        </w:rPr>
-      </w:pPr>
-      <w:r>
-        <w:rPr>
-          <w:rFonts w:eastAsia="Noto Serif CJK SC" w:cs="Noto Sans Devanagari" w:ascii="Liberation Sans" w:hAnsi="Liberation Sans"/>
-          <w:b w:val="false"/>
-          <w:i w:val="false"/>
-          <w:caps w:val="false"/>
-          <w:smallCaps w:val="false"/>
-          <w:strike w:val="false"/>
-          <w:dstrike w:val="false"/>
-          <w:color w:val="auto"/>
-          <w:spacing w:val="0"/>
-          <w:kern w:val="2"/>
-          <w:sz w:val="24"/>
-          <w:szCs w:val="24"/>
-          <w:u w:val="none"/>
-          <w:effect w:val="none"/>
-          <w:lang w:val="en-US" w:eastAsia="zh-CN" w:bidi="hi-IN"/>
-        </w:rPr>
-        <w:t>and I censor all the thorns</w:t>
-      </w:r>
-    </w:p>
-    <w:p>
-      <w:pPr>
-        <w:pStyle w:val="BodyText"/>
-        <w:widowControl/>
-        <w:suppressAutoHyphens w:val="true"/>
-        <w:bidi w:val="0"/>
-        <w:spacing w:lineRule="auto" w:line="360" w:before="0" w:after="140"/>
-        <w:ind w:hanging="0" w:left="0" w:right="0"/>
-        <w:jc w:val="left"/>
-        <w:rPr>
-          <w:rFonts w:ascii="Liberation Sans" w:hAnsi="Liberation Sans" w:eastAsia="Noto Serif CJK SC" w:cs="Noto Sans Devanagari"/>
-          <w:b w:val="false"/>
-          <w:i w:val="false"/>
-          <w:i w:val="false"/>
-          <w:caps w:val="false"/>
-          <w:smallCaps w:val="false"/>
-          <w:strike w:val="false"/>
-          <w:dstrike w:val="false"/>
-          <w:color w:val="auto"/>
-          <w:spacing w:val="0"/>
-          <w:kern w:val="2"/>
-          <w:sz w:val="24"/>
-          <w:szCs w:val="24"/>
-          <w:u w:val="none"/>
-          <w:effect w:val="none"/>
-          <w:lang w:val="en-US" w:eastAsia="zh-CN" w:bidi="hi-IN"/>
-        </w:rPr>
-      </w:pPr>
-      <w:r>
-        <w:rPr>
-          <w:rFonts w:eastAsia="Noto Serif CJK SC" w:cs="Noto Sans Devanagari" w:ascii="Liberation Sans" w:hAnsi="Liberation Sans"/>
-          <w:b w:val="false"/>
-          <w:i w:val="false"/>
-          <w:caps w:val="false"/>
-          <w:smallCaps w:val="false"/>
-          <w:strike w:val="false"/>
-          <w:dstrike w:val="false"/>
-          <w:color w:val="auto"/>
-          <w:spacing w:val="0"/>
-          <w:kern w:val="2"/>
-          <w:sz w:val="24"/>
-          <w:szCs w:val="24"/>
-          <w:u w:val="none"/>
-          <w:effect w:val="none"/>
-          <w:lang w:val="en-US" w:eastAsia="zh-CN" w:bidi="hi-IN"/>
-        </w:rPr>
-        <w:t>Or I put it all on paper</w:t>
-      </w:r>
-    </w:p>
-    <w:p>
-      <w:pPr>
-        <w:pStyle w:val="BodyText"/>
-        <w:widowControl/>
-        <w:suppressAutoHyphens w:val="true"/>
-        <w:bidi w:val="0"/>
-        <w:spacing w:lineRule="auto" w:line="360" w:before="0" w:after="140"/>
-        <w:ind w:hanging="0" w:left="0" w:right="0"/>
-        <w:jc w:val="left"/>
-        <w:rPr>
-          <w:rFonts w:ascii="Liberation Sans" w:hAnsi="Liberation Sans" w:eastAsia="Noto Serif CJK SC" w:cs="Noto Sans Devanagari"/>
-          <w:b w:val="false"/>
-          <w:i w:val="false"/>
-          <w:i w:val="false"/>
-          <w:caps w:val="false"/>
-          <w:smallCaps w:val="false"/>
-          <w:strike w:val="false"/>
-          <w:dstrike w:val="false"/>
-          <w:color w:val="auto"/>
-          <w:spacing w:val="0"/>
-          <w:kern w:val="2"/>
-          <w:sz w:val="24"/>
-          <w:szCs w:val="24"/>
-          <w:u w:val="none"/>
-          <w:effect w:val="none"/>
-          <w:lang w:val="en-US" w:eastAsia="zh-CN" w:bidi="hi-IN"/>
-        </w:rPr>
-      </w:pPr>
-      <w:r>
-        <w:rPr>
-          <w:rFonts w:eastAsia="Noto Serif CJK SC" w:cs="Noto Sans Devanagari" w:ascii="Liberation Sans" w:hAnsi="Liberation Sans"/>
-          <w:b w:val="false"/>
-          <w:i w:val="false"/>
-          <w:caps w:val="false"/>
-          <w:smallCaps w:val="false"/>
-          <w:strike w:val="false"/>
-          <w:dstrike w:val="false"/>
-          <w:color w:val="auto"/>
-          <w:spacing w:val="0"/>
-          <w:kern w:val="2"/>
-          <w:sz w:val="24"/>
-          <w:szCs w:val="24"/>
-          <w:u w:val="none"/>
-          <w:effect w:val="none"/>
-          <w:lang w:val="en-US" w:eastAsia="zh-CN" w:bidi="hi-IN"/>
-        </w:rPr>
-        <w:t>Give it to the Paper Boy</w:t>
-      </w:r>
-    </w:p>
-    <w:p>
-      <w:pPr>
-        <w:pStyle w:val="BodyText"/>
-        <w:widowControl/>
-        <w:suppressAutoHyphens w:val="true"/>
-        <w:bidi w:val="0"/>
-        <w:spacing w:lineRule="auto" w:line="360" w:before="0" w:after="140"/>
-        <w:ind w:hanging="0" w:left="0" w:right="0"/>
-        <w:jc w:val="left"/>
-        <w:rPr>
-          <w:rFonts w:ascii="Liberation Sans" w:hAnsi="Liberation Sans" w:eastAsia="Noto Serif CJK SC" w:cs="Noto Sans Devanagari"/>
-          <w:b w:val="false"/>
-          <w:i w:val="false"/>
-          <w:i w:val="false"/>
-          <w:caps w:val="false"/>
-          <w:smallCaps w:val="false"/>
-          <w:strike w:val="false"/>
-          <w:dstrike w:val="false"/>
-          <w:color w:val="auto"/>
-          <w:spacing w:val="0"/>
-          <w:kern w:val="2"/>
-          <w:sz w:val="24"/>
-          <w:szCs w:val="24"/>
-          <w:u w:val="none"/>
-          <w:effect w:val="none"/>
-          <w:lang w:val="en-US" w:eastAsia="zh-CN" w:bidi="hi-IN"/>
-        </w:rPr>
-      </w:pPr>
-      <w:r>
-        <w:rPr>
-          <w:rFonts w:eastAsia="Noto Serif CJK SC" w:cs="Noto Sans Devanagari" w:ascii="Liberation Sans" w:hAnsi="Liberation Sans"/>
-          <w:b w:val="false"/>
-          <w:i w:val="false"/>
-          <w:caps w:val="false"/>
-          <w:smallCaps w:val="false"/>
-          <w:strike w:val="false"/>
-          <w:dstrike w:val="false"/>
-          <w:color w:val="auto"/>
-          <w:spacing w:val="0"/>
-          <w:kern w:val="2"/>
-          <w:sz w:val="24"/>
-          <w:szCs w:val="24"/>
-          <w:u w:val="none"/>
-          <w:effect w:val="none"/>
-          <w:lang w:val="en-US" w:eastAsia="zh-CN" w:bidi="hi-IN"/>
-        </w:rPr>
-      </w:r>
-    </w:p>
-    <w:p>
-      <w:pPr>
-        <w:pStyle w:val="BodyText"/>
-        <w:widowControl/>
-        <w:suppressAutoHyphens w:val="true"/>
-        <w:bidi w:val="0"/>
-        <w:spacing w:lineRule="auto" w:line="360" w:before="0" w:after="140"/>
-        <w:ind w:hanging="0" w:left="0" w:right="0"/>
-        <w:jc w:val="left"/>
-        <w:rPr>
-          <w:rFonts w:ascii="Liberation Sans" w:hAnsi="Liberation Sans" w:eastAsia="Noto Serif CJK SC" w:cs="Noto Sans Devanagari"/>
-          <w:b w:val="false"/>
-          <w:i w:val="false"/>
-          <w:i w:val="false"/>
-          <w:caps w:val="false"/>
-          <w:smallCaps w:val="false"/>
-          <w:strike w:val="false"/>
-          <w:dstrike w:val="false"/>
-          <w:color w:val="auto"/>
-          <w:spacing w:val="0"/>
-          <w:kern w:val="2"/>
-          <w:sz w:val="24"/>
-          <w:szCs w:val="24"/>
-          <w:u w:val="none"/>
-          <w:effect w:val="none"/>
-          <w:lang w:val="en-US" w:eastAsia="zh-CN" w:bidi="hi-IN"/>
-        </w:rPr>
-      </w:pPr>
-      <w:r>
-        <w:rPr>
-          <w:rFonts w:eastAsia="Noto Serif CJK SC" w:cs="Noto Sans Devanagari" w:ascii="Liberation Sans" w:hAnsi="Liberation Sans"/>
-          <w:b w:val="false"/>
-          <w:i w:val="false"/>
-          <w:caps w:val="false"/>
-          <w:smallCaps w:val="false"/>
-          <w:strike w:val="false"/>
-          <w:dstrike w:val="false"/>
-          <w:color w:val="auto"/>
-          <w:spacing w:val="0"/>
-          <w:kern w:val="2"/>
-          <w:sz w:val="24"/>
-          <w:szCs w:val="24"/>
-          <w:u w:val="none"/>
-          <w:effect w:val="none"/>
-          <w:lang w:val="en-US" w:eastAsia="zh-CN" w:bidi="hi-IN"/>
-        </w:rPr>
-        <w:t>And I may want you to see truth</w:t>
-      </w:r>
-    </w:p>
-    <w:p>
-      <w:pPr>
-        <w:pStyle w:val="BodyText"/>
-        <w:widowControl/>
-        <w:suppressAutoHyphens w:val="true"/>
-        <w:bidi w:val="0"/>
-        <w:spacing w:lineRule="auto" w:line="360" w:before="0" w:after="140"/>
-        <w:ind w:hanging="0" w:left="0" w:right="0"/>
-        <w:jc w:val="left"/>
-        <w:rPr>
-          <w:rFonts w:ascii="Liberation Sans" w:hAnsi="Liberation Sans" w:eastAsia="Noto Serif CJK SC" w:cs="Noto Sans Devanagari"/>
-          <w:b w:val="false"/>
-          <w:i w:val="false"/>
-          <w:i w:val="false"/>
-          <w:caps w:val="false"/>
-          <w:smallCaps w:val="false"/>
-          <w:strike w:val="false"/>
-          <w:dstrike w:val="false"/>
-          <w:color w:val="auto"/>
-          <w:spacing w:val="0"/>
-          <w:kern w:val="2"/>
-          <w:sz w:val="24"/>
-          <w:szCs w:val="24"/>
-          <w:u w:val="none"/>
-          <w:effect w:val="none"/>
-          <w:lang w:val="en-US" w:eastAsia="zh-CN" w:bidi="hi-IN"/>
-        </w:rPr>
-      </w:pPr>
-      <w:r>
-        <w:rPr>
-          <w:rFonts w:eastAsia="Noto Serif CJK SC" w:cs="Noto Sans Devanagari" w:ascii="Liberation Sans" w:hAnsi="Liberation Sans"/>
-          <w:b w:val="false"/>
-          <w:i w:val="false"/>
-          <w:caps w:val="false"/>
-          <w:smallCaps w:val="false"/>
-          <w:strike w:val="false"/>
-          <w:dstrike w:val="false"/>
-          <w:color w:val="auto"/>
-          <w:spacing w:val="0"/>
-          <w:kern w:val="2"/>
-          <w:sz w:val="24"/>
-          <w:szCs w:val="24"/>
-          <w:u w:val="none"/>
-          <w:effect w:val="none"/>
-          <w:lang w:val="en-US" w:eastAsia="zh-CN" w:bidi="hi-IN"/>
-        </w:rPr>
-        <w:t>But it’s all delayed reaction</w:t>
-      </w:r>
-    </w:p>
-    <w:p>
-      <w:pPr>
-        <w:pStyle w:val="BodyText"/>
-        <w:widowControl/>
-        <w:suppressAutoHyphens w:val="true"/>
-        <w:bidi w:val="0"/>
-        <w:spacing w:lineRule="auto" w:line="360" w:before="0" w:after="140"/>
-        <w:ind w:hanging="0" w:left="0" w:right="0"/>
-        <w:jc w:val="left"/>
-        <w:rPr>
-          <w:rFonts w:ascii="Liberation Sans" w:hAnsi="Liberation Sans" w:eastAsia="Noto Serif CJK SC" w:cs="Noto Sans Devanagari"/>
-          <w:b w:val="false"/>
-          <w:i w:val="false"/>
-          <w:i w:val="false"/>
-          <w:caps w:val="false"/>
-          <w:smallCaps w:val="false"/>
-          <w:strike w:val="false"/>
-          <w:dstrike w:val="false"/>
-          <w:color w:val="auto"/>
-          <w:spacing w:val="0"/>
-          <w:kern w:val="2"/>
-          <w:sz w:val="24"/>
-          <w:szCs w:val="24"/>
-          <w:u w:val="none"/>
-          <w:effect w:val="none"/>
-          <w:lang w:val="en-US" w:eastAsia="zh-CN" w:bidi="hi-IN"/>
-        </w:rPr>
-      </w:pPr>
-      <w:r>
-        <w:rPr>
-          <w:rFonts w:eastAsia="Noto Serif CJK SC" w:cs="Noto Sans Devanagari" w:ascii="Liberation Sans" w:hAnsi="Liberation Sans"/>
-          <w:b w:val="false"/>
-          <w:i w:val="false"/>
-          <w:caps w:val="false"/>
-          <w:smallCaps w:val="false"/>
-          <w:strike w:val="false"/>
-          <w:dstrike w:val="false"/>
-          <w:color w:val="auto"/>
-          <w:spacing w:val="0"/>
-          <w:kern w:val="2"/>
-          <w:sz w:val="24"/>
-          <w:szCs w:val="24"/>
-          <w:u w:val="none"/>
-          <w:effect w:val="none"/>
-          <w:lang w:val="en-US" w:eastAsia="zh-CN" w:bidi="hi-IN"/>
-        </w:rPr>
-        <w:t xml:space="preserve">It is tempered by my deepest fear </w:t>
-      </w:r>
-    </w:p>
-    <w:p>
-      <w:pPr>
-        <w:pStyle w:val="BodyText"/>
-        <w:widowControl/>
-        <w:suppressAutoHyphens w:val="true"/>
-        <w:bidi w:val="0"/>
-        <w:spacing w:lineRule="auto" w:line="360" w:before="0" w:after="140"/>
-        <w:ind w:hanging="0" w:left="0" w:right="0"/>
-        <w:jc w:val="left"/>
-        <w:rPr>
-          <w:rFonts w:ascii="Liberation Sans" w:hAnsi="Liberation Sans" w:eastAsia="Noto Serif CJK SC" w:cs="Noto Sans Devanagari"/>
-          <w:b w:val="false"/>
-          <w:i w:val="false"/>
-          <w:i w:val="false"/>
-          <w:caps w:val="false"/>
-          <w:smallCaps w:val="false"/>
-          <w:strike w:val="false"/>
-          <w:dstrike w:val="false"/>
-          <w:color w:val="auto"/>
-          <w:spacing w:val="0"/>
-          <w:kern w:val="2"/>
-          <w:sz w:val="24"/>
-          <w:szCs w:val="24"/>
-          <w:u w:val="none"/>
-          <w:effect w:val="none"/>
-          <w:lang w:val="en-US" w:eastAsia="zh-CN" w:bidi="hi-IN"/>
-        </w:rPr>
-      </w:pPr>
-      <w:r>
-        <w:rPr>
-          <w:rFonts w:eastAsia="Noto Serif CJK SC" w:cs="Noto Sans Devanagari" w:ascii="Liberation Sans" w:hAnsi="Liberation Sans"/>
-          <w:b w:val="false"/>
-          <w:i w:val="false"/>
-          <w:caps w:val="false"/>
-          <w:smallCaps w:val="false"/>
-          <w:strike w:val="false"/>
-          <w:dstrike w:val="false"/>
-          <w:color w:val="auto"/>
-          <w:spacing w:val="0"/>
-          <w:kern w:val="2"/>
-          <w:sz w:val="24"/>
-          <w:szCs w:val="24"/>
-          <w:u w:val="none"/>
-          <w:effect w:val="none"/>
-          <w:lang w:val="en-US" w:eastAsia="zh-CN" w:bidi="hi-IN"/>
-        </w:rPr>
-        <w:t>and is charged in all my shame.</w:t>
-      </w:r>
-    </w:p>
-    <w:p>
-      <w:pPr>
-        <w:pStyle w:val="BodyText"/>
-        <w:widowControl/>
-        <w:suppressAutoHyphens w:val="true"/>
-        <w:bidi w:val="0"/>
-        <w:spacing w:lineRule="auto" w:line="360" w:before="0" w:after="140"/>
-        <w:ind w:hanging="0" w:left="0" w:right="0"/>
-        <w:jc w:val="left"/>
-        <w:rPr>
-          <w:rFonts w:ascii="Liberation Sans" w:hAnsi="Liberation Sans" w:eastAsia="Noto Serif CJK SC" w:cs="Noto Sans Devanagari"/>
-          <w:b w:val="false"/>
-          <w:i w:val="false"/>
-          <w:i w:val="false"/>
-          <w:caps w:val="false"/>
-          <w:smallCaps w:val="false"/>
-          <w:strike w:val="false"/>
-          <w:dstrike w:val="false"/>
-          <w:color w:val="auto"/>
-          <w:spacing w:val="0"/>
-          <w:kern w:val="2"/>
-          <w:sz w:val="24"/>
-          <w:szCs w:val="24"/>
-          <w:u w:val="none"/>
-          <w:effect w:val="none"/>
-          <w:lang w:val="en-US" w:eastAsia="zh-CN" w:bidi="hi-IN"/>
-        </w:rPr>
-      </w:pPr>
-      <w:r>
-        <w:rPr>
-          <w:rFonts w:eastAsia="Noto Serif CJK SC" w:cs="Noto Sans Devanagari" w:ascii="Liberation Sans" w:hAnsi="Liberation Sans"/>
-          <w:b w:val="false"/>
-          <w:i w:val="false"/>
-          <w:caps w:val="false"/>
-          <w:smallCaps w:val="false"/>
-          <w:strike w:val="false"/>
-          <w:dstrike w:val="false"/>
-          <w:color w:val="auto"/>
-          <w:spacing w:val="0"/>
-          <w:kern w:val="2"/>
-          <w:sz w:val="24"/>
-          <w:szCs w:val="24"/>
-          <w:u w:val="none"/>
-          <w:effect w:val="none"/>
-          <w:lang w:val="en-US" w:eastAsia="zh-CN" w:bidi="hi-IN"/>
-        </w:rPr>
-        <w:t>___</w:t>
-      </w:r>
-    </w:p>
-    <w:p>
-      <w:pPr>
-        <w:pStyle w:val="BodyText"/>
-        <w:widowControl/>
-        <w:suppressAutoHyphens w:val="true"/>
-        <w:bidi w:val="0"/>
-        <w:spacing w:lineRule="auto" w:line="360" w:before="0" w:after="140"/>
-        <w:ind w:hanging="0" w:left="0" w:right="0"/>
-        <w:jc w:val="left"/>
-        <w:rPr>
-          <w:rFonts w:ascii="Liberation Sans" w:hAnsi="Liberation Sans" w:eastAsia="Noto Serif CJK SC" w:cs="Noto Sans Devanagari"/>
-          <w:b w:val="false"/>
-          <w:i w:val="false"/>
-          <w:i w:val="false"/>
-          <w:caps w:val="false"/>
-          <w:smallCaps w:val="false"/>
-          <w:strike w:val="false"/>
-          <w:dstrike w:val="false"/>
-          <w:color w:val="auto"/>
-          <w:spacing w:val="0"/>
-          <w:kern w:val="2"/>
-          <w:sz w:val="24"/>
-          <w:szCs w:val="24"/>
-          <w:u w:val="none"/>
-          <w:effect w:val="none"/>
-          <w:lang w:val="en-US" w:eastAsia="zh-CN" w:bidi="hi-IN"/>
-        </w:rPr>
-      </w:pPr>
-      <w:r>
-        <w:rPr>
-          <w:rFonts w:eastAsia="Noto Serif CJK SC" w:cs="Noto Sans Devanagari" w:ascii="Liberation Sans" w:hAnsi="Liberation Sans"/>
-          <w:b w:val="false"/>
-          <w:i w:val="false"/>
-          <w:caps w:val="false"/>
-          <w:smallCaps w:val="false"/>
-          <w:strike w:val="false"/>
-          <w:dstrike w:val="false"/>
-          <w:color w:val="auto"/>
-          <w:spacing w:val="0"/>
-          <w:kern w:val="2"/>
-          <w:sz w:val="24"/>
-          <w:szCs w:val="24"/>
-          <w:u w:val="none"/>
-          <w:effect w:val="none"/>
-          <w:lang w:val="en-US" w:eastAsia="zh-CN" w:bidi="hi-IN"/>
-        </w:rPr>
-      </w:r>
-    </w:p>
-    <w:p>
-      <w:pPr>
-        <w:pStyle w:val="BodyText"/>
-        <w:widowControl/>
-        <w:suppressAutoHyphens w:val="true"/>
-        <w:bidi w:val="0"/>
-        <w:spacing w:lineRule="auto" w:line="360" w:before="0" w:after="140"/>
-        <w:ind w:hanging="0" w:left="0" w:right="0"/>
-        <w:jc w:val="left"/>
-        <w:rPr>
-          <w:rFonts w:ascii="Liberation Sans" w:hAnsi="Liberation Sans" w:eastAsia="Noto Serif CJK SC" w:cs="Noto Sans Devanagari"/>
-          <w:b w:val="false"/>
-          <w:i w:val="false"/>
-          <w:i w:val="false"/>
-          <w:caps w:val="false"/>
-          <w:smallCaps w:val="false"/>
-          <w:strike w:val="false"/>
-          <w:dstrike w:val="false"/>
-          <w:color w:val="auto"/>
-          <w:spacing w:val="0"/>
-          <w:kern w:val="2"/>
-          <w:sz w:val="24"/>
-          <w:szCs w:val="24"/>
-          <w:u w:val="none"/>
-          <w:effect w:val="none"/>
-          <w:lang w:val="en-US" w:eastAsia="zh-CN" w:bidi="hi-IN"/>
-        </w:rPr>
-      </w:pPr>
-      <w:r>
-        <w:rPr>
-          <w:rFonts w:eastAsia="Noto Serif CJK SC" w:cs="Noto Sans Devanagari" w:ascii="Liberation Sans" w:hAnsi="Liberation Sans"/>
-          <w:b w:val="false"/>
-          <w:i w:val="false"/>
-          <w:caps w:val="false"/>
-          <w:smallCaps w:val="false"/>
-          <w:strike w:val="false"/>
-          <w:dstrike w:val="false"/>
-          <w:color w:val="auto"/>
-          <w:spacing w:val="0"/>
-          <w:kern w:val="2"/>
-          <w:sz w:val="24"/>
-          <w:szCs w:val="24"/>
-          <w:u w:val="none"/>
-          <w:effect w:val="none"/>
-          <w:lang w:val="en-US" w:eastAsia="zh-CN" w:bidi="hi-IN"/>
-        </w:rPr>
-        <w:t>But I have a secret.</w:t>
-      </w:r>
-    </w:p>
-    <w:p>
-      <w:pPr>
-        <w:pStyle w:val="BodyText"/>
-        <w:widowControl/>
-        <w:suppressAutoHyphens w:val="true"/>
-        <w:bidi w:val="0"/>
-        <w:spacing w:lineRule="auto" w:line="360" w:before="0" w:after="140"/>
-        <w:ind w:hanging="0" w:left="0" w:right="0"/>
-        <w:jc w:val="left"/>
-        <w:rPr>
-          <w:rFonts w:ascii="Liberation Sans" w:hAnsi="Liberation Sans" w:eastAsia="Noto Serif CJK SC" w:cs="Noto Sans Devanagari"/>
-          <w:b w:val="false"/>
-          <w:i w:val="false"/>
-          <w:i w:val="false"/>
-          <w:caps w:val="false"/>
-          <w:smallCaps w:val="false"/>
-          <w:strike w:val="false"/>
-          <w:dstrike w:val="false"/>
-          <w:color w:val="auto"/>
-          <w:spacing w:val="0"/>
-          <w:kern w:val="2"/>
-          <w:sz w:val="24"/>
-          <w:szCs w:val="24"/>
-          <w:u w:val="none"/>
-          <w:effect w:val="none"/>
-          <w:lang w:val="en-US" w:eastAsia="zh-CN" w:bidi="hi-IN"/>
-        </w:rPr>
-      </w:pPr>
-      <w:r>
-        <w:rPr>
-          <w:rFonts w:eastAsia="Noto Serif CJK SC" w:cs="Noto Sans Devanagari" w:ascii="Liberation Sans" w:hAnsi="Liberation Sans"/>
-          <w:b w:val="false"/>
-          <w:i w:val="false"/>
-          <w:caps w:val="false"/>
-          <w:smallCaps w:val="false"/>
-          <w:strike w:val="false"/>
-          <w:dstrike w:val="false"/>
-          <w:color w:val="auto"/>
-          <w:spacing w:val="0"/>
-          <w:kern w:val="2"/>
-          <w:sz w:val="24"/>
-          <w:szCs w:val="24"/>
-          <w:u w:val="none"/>
-          <w:effect w:val="none"/>
-          <w:lang w:val="en-US" w:eastAsia="zh-CN" w:bidi="hi-IN"/>
-        </w:rPr>
-        <w:t>Written long before the time.</w:t>
-      </w:r>
-    </w:p>
-    <w:p>
-      <w:pPr>
-        <w:pStyle w:val="BodyText"/>
-        <w:widowControl/>
-        <w:suppressAutoHyphens w:val="true"/>
-        <w:bidi w:val="0"/>
-        <w:spacing w:lineRule="auto" w:line="360" w:before="0" w:after="140"/>
-        <w:ind w:hanging="0" w:left="0" w:right="0"/>
-        <w:jc w:val="left"/>
-        <w:rPr>
-          <w:rFonts w:ascii="Liberation Sans" w:hAnsi="Liberation Sans" w:eastAsia="Noto Serif CJK SC" w:cs="Noto Sans Devanagari"/>
-          <w:b w:val="false"/>
-          <w:i w:val="false"/>
-          <w:i w:val="false"/>
-          <w:caps w:val="false"/>
-          <w:smallCaps w:val="false"/>
-          <w:strike w:val="false"/>
-          <w:dstrike w:val="false"/>
-          <w:color w:val="auto"/>
-          <w:spacing w:val="0"/>
-          <w:kern w:val="2"/>
-          <w:sz w:val="24"/>
-          <w:szCs w:val="24"/>
-          <w:u w:val="none"/>
-          <w:effect w:val="none"/>
-          <w:lang w:val="en-US" w:eastAsia="zh-CN" w:bidi="hi-IN"/>
-        </w:rPr>
-      </w:pPr>
-      <w:r>
-        <w:rPr>
-          <w:rFonts w:eastAsia="Noto Serif CJK SC" w:cs="Noto Sans Devanagari" w:ascii="Liberation Sans" w:hAnsi="Liberation Sans"/>
-          <w:b w:val="false"/>
-          <w:i w:val="false"/>
-          <w:caps w:val="false"/>
-          <w:smallCaps w:val="false"/>
-          <w:strike w:val="false"/>
-          <w:dstrike w:val="false"/>
-          <w:color w:val="auto"/>
-          <w:spacing w:val="0"/>
-          <w:kern w:val="2"/>
-          <w:sz w:val="24"/>
-          <w:szCs w:val="24"/>
-          <w:u w:val="none"/>
-          <w:effect w:val="none"/>
-          <w:lang w:val="en-US" w:eastAsia="zh-CN" w:bidi="hi-IN"/>
-        </w:rPr>
-        <w:t>And time is not about Paper.</w:t>
-      </w:r>
-    </w:p>
-    <w:p>
-      <w:pPr>
-        <w:pStyle w:val="BodyText"/>
-        <w:widowControl/>
-        <w:suppressAutoHyphens w:val="true"/>
-        <w:bidi w:val="0"/>
-        <w:spacing w:lineRule="auto" w:line="360" w:before="0" w:after="140"/>
-        <w:ind w:hanging="0" w:left="0" w:right="0"/>
-        <w:jc w:val="left"/>
-        <w:rPr>
-          <w:rFonts w:ascii="Liberation Sans" w:hAnsi="Liberation Sans" w:eastAsia="Noto Serif CJK SC" w:cs="Noto Sans Devanagari"/>
-          <w:b w:val="false"/>
-          <w:i w:val="false"/>
-          <w:i w:val="false"/>
-          <w:caps w:val="false"/>
-          <w:smallCaps w:val="false"/>
-          <w:strike w:val="false"/>
-          <w:dstrike w:val="false"/>
-          <w:color w:val="auto"/>
-          <w:spacing w:val="0"/>
-          <w:kern w:val="2"/>
-          <w:sz w:val="24"/>
-          <w:szCs w:val="24"/>
-          <w:u w:val="none"/>
-          <w:effect w:val="none"/>
-          <w:lang w:val="en-US" w:eastAsia="zh-CN" w:bidi="hi-IN"/>
-        </w:rPr>
-      </w:pPr>
-      <w:r>
-        <w:rPr>
-          <w:rFonts w:eastAsia="Noto Serif CJK SC" w:cs="Noto Sans Devanagari" w:ascii="Liberation Sans" w:hAnsi="Liberation Sans"/>
-          <w:b w:val="false"/>
-          <w:i w:val="false"/>
-          <w:caps w:val="false"/>
-          <w:smallCaps w:val="false"/>
-          <w:strike w:val="false"/>
-          <w:dstrike w:val="false"/>
-          <w:color w:val="auto"/>
-          <w:spacing w:val="0"/>
-          <w:kern w:val="2"/>
-          <w:sz w:val="24"/>
-          <w:szCs w:val="24"/>
-          <w:u w:val="none"/>
-          <w:effect w:val="none"/>
-          <w:lang w:val="en-US" w:eastAsia="zh-CN" w:bidi="hi-IN"/>
-        </w:rPr>
-        <w:t>Or TV.</w:t>
-      </w:r>
-    </w:p>
-    <w:p>
-      <w:pPr>
-        <w:pStyle w:val="BodyText"/>
-        <w:widowControl/>
-        <w:suppressAutoHyphens w:val="true"/>
-        <w:bidi w:val="0"/>
-        <w:spacing w:lineRule="auto" w:line="360" w:before="0" w:after="140"/>
-        <w:ind w:hanging="0" w:left="0" w:right="0"/>
-        <w:jc w:val="left"/>
-        <w:rPr>
-          <w:rFonts w:ascii="Liberation Sans" w:hAnsi="Liberation Sans" w:eastAsia="Noto Serif CJK SC" w:cs="Noto Sans Devanagari"/>
-          <w:b w:val="false"/>
-          <w:i w:val="false"/>
-          <w:i w:val="false"/>
-          <w:caps w:val="false"/>
-          <w:smallCaps w:val="false"/>
-          <w:strike w:val="false"/>
-          <w:dstrike w:val="false"/>
-          <w:color w:val="auto"/>
-          <w:spacing w:val="0"/>
-          <w:kern w:val="2"/>
-          <w:sz w:val="24"/>
-          <w:szCs w:val="24"/>
-          <w:u w:val="none"/>
-          <w:effect w:val="none"/>
-          <w:lang w:val="en-US" w:eastAsia="zh-CN" w:bidi="hi-IN"/>
-        </w:rPr>
-      </w:pPr>
-      <w:r>
-        <w:rPr>
-          <w:rFonts w:eastAsia="Noto Serif CJK SC" w:cs="Noto Sans Devanagari" w:ascii="Liberation Sans" w:hAnsi="Liberation Sans"/>
-          <w:b w:val="false"/>
-          <w:i w:val="false"/>
-          <w:caps w:val="false"/>
-          <w:smallCaps w:val="false"/>
-          <w:strike w:val="false"/>
-          <w:dstrike w:val="false"/>
-          <w:color w:val="auto"/>
-          <w:spacing w:val="0"/>
-          <w:kern w:val="2"/>
-          <w:sz w:val="24"/>
-          <w:szCs w:val="24"/>
-          <w:u w:val="none"/>
-          <w:effect w:val="none"/>
-          <w:lang w:val="en-US" w:eastAsia="zh-CN" w:bidi="hi-IN"/>
-        </w:rPr>
-        <w:t>Or these clothes that we wear…</w:t>
-      </w:r>
-    </w:p>
-    <w:p>
-      <w:pPr>
-        <w:pStyle w:val="BodyText"/>
-        <w:widowControl/>
-        <w:suppressAutoHyphens w:val="true"/>
-        <w:bidi w:val="0"/>
-        <w:spacing w:lineRule="auto" w:line="360" w:before="0" w:after="140"/>
+        <w:spacing w:lineRule="auto" w:line="360"/>
         <w:ind w:hanging="0" w:left="0" w:right="0"/>
         <w:jc w:val="left"/>
         <w:rPr/>
@@ -36670,7 +35829,7 @@
             <w:effect w:val="none"/>
             <w:lang w:val="en-US" w:eastAsia="zh-CN" w:bidi="hi-IN"/>
           </w:rPr>
-          <w:t>Accompanying Reading from Book of Life:  X | Light up your World</w:t>
+          <w:t>Accompanying Reading from Book of Life:  XXII | A New Culture</w:t>
         </w:r>
       </w:hyperlink>
     </w:p>
@@ -38456,7 +37615,7 @@
           </v:handles>
           <o:lock v:ext="edit" text="t" shapetype="t"/>
         </v:shapetype>
-        <v:shape id="PowerPlusWaterMarkObject" o:spid="shape_0" adj="10800" fillcolor="#dddddd" stroked="f" o:allowincell="f" style="position:absolute;margin-left:-13.3pt;margin-top:320.35pt;width:516.75pt;height:59.7pt;mso-wrap-style:none;v-text-anchor:middle;rotation:315;mso-position-horizontal:center;mso-position-horizontal-relative:margin;mso-position-vertical:center;mso-position-vertical-relative:margin" type="_x0000_t136">
+        <v:shape id="PowerPlusWaterMarkObject" o:spid="shape_0" adj="10800" fillcolor="#dddddd" stroked="f" o:allowincell="f" style="position:absolute;margin-left:-13.25pt;margin-top:320.4pt;width:516.7pt;height:59.65pt;mso-wrap-style:none;v-text-anchor:middle;rotation:315;mso-position-horizontal:center;mso-position-horizontal-relative:margin;mso-position-vertical:center;mso-position-vertical-relative:margin" type="_x0000_t136">
           <v:path textpathok="t"/>
           <v:textpath on="t" fitshape="t" string="Book of Life Sermons" style="font-family:&quot;Liberation Sans&quot;;font-size:1pt" trim="t"/>
           <v:fill o:detectmouseclick="t" type="solid" color2="#222222" opacity="0.5"/>
@@ -38502,7 +37661,7 @@
       <w:rPr>
         <w:rFonts w:ascii="Liberation Sans" w:hAnsi="Liberation Sans"/>
       </w:rPr>
-      <w:t>85</w:t>
+      <w:t>89</w:t>
     </w:r>
     <w:r>
       <w:rPr>
@@ -38544,7 +37703,7 @@
       <w:rPr>
         <w:rFonts w:ascii="Liberation Sans" w:hAnsi="Liberation Sans"/>
       </w:rPr>
-      <w:t>88</w:t>
+      <w:t>90</w:t>
     </w:r>
     <w:r>
       <w:rPr>
@@ -38586,81 +37745,15 @@
       <w:rPr>
         <w:rFonts w:ascii="Liberation Sans" w:hAnsi="Liberation Sans"/>
       </w:rPr>
-      <mc:AlternateContent>
-        <mc:Choice Requires="wps">
-          <w:drawing>
-            <wp:anchor behindDoc="1" distT="0" distB="0" distL="114300" distR="0" simplePos="0" locked="0" layoutInCell="0" allowOverlap="1" relativeHeight="94">
-              <wp:simplePos x="0" y="0"/>
-              <wp:positionH relativeFrom="margin">
-                <wp:align>center</wp:align>
-              </wp:positionH>
-              <wp:positionV relativeFrom="margin">
-                <wp:align>center</wp:align>
-              </wp:positionV>
-              <wp:extent cx="122555" cy="15240"/>
-              <wp:effectExtent l="3051810" t="4354195" r="0" b="0"/>
-              <wp:wrapNone/>
-              <wp:docPr id="5" name="PowerPlusWaterMarkObject 1"/>
-              <a:graphic xmlns:a="http://schemas.openxmlformats.org/drawingml/2006/main">
-                <a:graphicData uri="http://schemas.microsoft.com/office/word/2010/wordprocessingShape">
-                  <wps:wsp>
-                    <wps:cNvSpPr txBox="1"/>
-                    <wps:spPr>
-                      <a:xfrm rot="18900000">
-                        <a:off x="0" y="0"/>
-                        <a:ext cx="122400" cy="15120"/>
-                      </a:xfrm>
-                      <a:prstGeom prst="rect">
-                        <a:avLst/>
-                      </a:prstGeom>
-                    </wps:spPr>
-                    <wps:txbx>
-                      <w:txbxContent>
-                        <w:p>
-                          <w:pPr>
-                            <w:overflowPunct w:val="false"/>
-                            <w:rPr/>
-                          </w:pPr>
-                          <w:r>
-                            <w:rPr>
-                              <w:sz w:val="2"/>
-                              <w:rFonts w:ascii="Liberation Sans" w:hAnsi="Liberation Sans"/>
-                              <w:color w:val="DDDDDD"/>
-                              <w14:textFill>
-                                <w14:solidFill>
-                                  <w14:srgbClr w14:val="dddddd">
-                                    <w14:alpha w14:val="50000"/>
-                                  </w14:srgbClr>
-                                </w14:solidFill>
-                              </w14:textFill>
-                              <w14:textOutline w14:w="0" w14:cap="flat" w14:cmpd="sng">
-                                <w14:noFill/>
-                                <w14:round/>
-                              </w14:textOutline>
-                            </w:rPr>
-                            <w:t>Book of Life Sermons</w:t>
-                          </w:r>
-                        </w:p>
-                      </w:txbxContent>
-                    </wps:txbx>
-                    <wps:bodyPr wrap="square" lIns="0" rIns="0" tIns="0" bIns="0" anchor="ctr">
-                      <a:prstTxWarp prst="textPlain">
-                        <a:avLst>
-                          <a:gd name="adj" fmla="val 50000"/>
-                        </a:avLst>
-                      </a:prstTxWarp>
-                      <a:noAutofit/>
-                    </wps:bodyPr>
-                  </wps:wsp>
-                </a:graphicData>
-              </a:graphic>
-            </wp:anchor>
-          </w:drawing>
-        </mc:Choice>
-        <mc:Fallback>
-          <w:pict/>
-        </mc:Fallback>
-      </mc:AlternateContent>
+      <w:pict>
+        <v:shape id="PowerPlusWaterMarkObject 1" o:spid="shape_0" adj="10800" fillcolor="#dddddd" stroked="f" o:allowincell="f" style="position:absolute;margin-left:240.3pt;margin-top:342.9pt;width:9.6pt;height:1.15pt;mso-wrap-style:none;v-text-anchor:middle;rotation:315;mso-position-horizontal:center;mso-position-horizontal-relative:margin;mso-position-vertical:center;mso-position-vertical-relative:margin" type="_x0000_t136">
+          <v:path textpathok="t"/>
+          <v:textpath on="t" fitshape="t" string="Book of Life Sermons" style="font-family:&quot;Liberation Sans&quot;;font-size:1pt" trim="t"/>
+          <v:fill o:detectmouseclick="t" type="solid" color2="#222222" opacity="0.5"/>
+          <v:stroke color="#3465a4" joinstyle="round" endcap="flat"/>
+          <w10:wrap type="none"/>
+        </v:shape>
+      </w:pict>
     </w:r>
   </w:p>
 </w:hdr>

--- a/book_of_life_sermons_jennifer_marie_miller.docx
+++ b/book_of_life_sermons_jennifer_marie_miller.docx
@@ -37661,7 +37661,7 @@
       <w:rPr>
         <w:rFonts w:ascii="Liberation Sans" w:hAnsi="Liberation Sans"/>
       </w:rPr>
-      <w:t>89</w:t>
+      <w:t>1</w:t>
     </w:r>
     <w:r>
       <w:rPr>

--- a/book_of_life_sermons_jennifer_marie_miller.docx
+++ b/book_of_life_sermons_jennifer_marie_miller.docx
@@ -34551,7 +34551,25 @@
         <w:spacing w:lineRule="auto" w:line="360"/>
         <w:ind w:hanging="0" w:left="0" w:right="0"/>
         <w:jc w:val="left"/>
-        <w:rPr/>
+        <w:rPr>
+          <w:rStyle w:val="Hyperlink"/>
+          <w:rFonts w:ascii="Liberation Sans" w:hAnsi="Liberation Sans" w:eastAsia="Noto Serif CJK SC" w:cs="Noto Sans Devanagari"/>
+          <w:b w:val="false"/>
+          <w:i w:val="false"/>
+          <w:i w:val="false"/>
+          <w:caps w:val="false"/>
+          <w:smallCaps w:val="false"/>
+          <w:strike w:val="false"/>
+          <w:dstrike w:val="false"/>
+          <w:color w:val="343A40"/>
+          <w:spacing w:val="0"/>
+          <w:kern w:val="2"/>
+          <w:sz w:val="24"/>
+          <w:szCs w:val="24"/>
+          <w:u w:val="none"/>
+          <w:effect w:val="none"/>
+          <w:lang w:val="en-US" w:eastAsia="zh-CN" w:bidi="hi-IN"/>
+        </w:rPr>
       </w:pPr>
       <w:hyperlink r:id="rId64">
         <w:r>
@@ -34576,39 +34594,6 @@
           <w:t>Accompanying Reading from Book of Life:  XXII | A New Culture</w:t>
         </w:r>
       </w:hyperlink>
-    </w:p>
-    <w:p>
-      <w:pPr>
-        <w:pStyle w:val="BodyText"/>
-        <w:widowControl/>
-        <w:suppressAutoHyphens w:val="true"/>
-        <w:bidi w:val="0"/>
-        <w:spacing w:lineRule="auto" w:line="360"/>
-        <w:ind w:hanging="0" w:left="0" w:right="0"/>
-        <w:jc w:val="left"/>
-        <w:rPr/>
-      </w:pPr>
-      <w:r>
-        <w:rPr>
-          <w:rStyle w:val="Hyperlink"/>
-          <w:rFonts w:eastAsia="Noto Serif CJK SC" w:cs="Noto Sans Devanagari" w:ascii="Liberation Sans" w:hAnsi="Liberation Sans"/>
-          <w:b w:val="false"/>
-          <w:i w:val="false"/>
-          <w:caps w:val="false"/>
-          <w:smallCaps w:val="false"/>
-          <w:strike w:val="false"/>
-          <w:dstrike w:val="false"/>
-          <w:color w:val="343A40"/>
-          <w:spacing w:val="0"/>
-          <w:kern w:val="2"/>
-          <w:sz w:val="24"/>
-          <w:szCs w:val="24"/>
-          <w:u w:val="none"/>
-          <w:effect w:val="none"/>
-          <w:lang w:val="en-US" w:eastAsia="zh-CN" w:bidi="hi-IN"/>
-        </w:rPr>
-        <w:t>https://dianasblueroses.com/book_of_life/north/XXII</w:t>
-      </w:r>
     </w:p>
     <w:p>
       <w:pPr>

--- a/book_of_life_sermons_jennifer_marie_miller.docx
+++ b/book_of_life_sermons_jennifer_marie_miller.docx
@@ -3977,7 +3977,7 @@
         <mc:AlternateContent>
           <mc:Choice Requires="wps">
             <w:drawing>
-              <wp:anchor behindDoc="0" distT="0" distB="0" distL="0" distR="0" simplePos="0" locked="0" layoutInCell="0" allowOverlap="1" relativeHeight="92">
+              <wp:anchor behindDoc="0" distT="0" distB="0" distL="0" distR="0" simplePos="0" locked="0" layoutInCell="0" allowOverlap="1" relativeHeight="94">
                 <wp:simplePos x="0" y="0"/>
                 <wp:positionH relativeFrom="character">
                   <wp:align>left</wp:align>
@@ -33345,7 +33345,7 @@
         <mc:AlternateContent>
           <mc:Choice Requires="wps">
             <w:drawing>
-              <wp:anchor behindDoc="0" distT="0" distB="0" distL="0" distR="0" simplePos="0" locked="0" layoutInCell="1" allowOverlap="1" relativeHeight="94">
+              <wp:anchor behindDoc="0" distT="0" distB="0" distL="0" distR="0" simplePos="0" locked="0" layoutInCell="1" allowOverlap="1" relativeHeight="96">
                 <wp:simplePos x="0" y="0"/>
                 <wp:positionH relativeFrom="column">
                   <wp:posOffset>292100</wp:posOffset>
@@ -33388,13 +33388,17 @@
                               <w:overflowPunct w:val="true"/>
                               <w:spacing w:lineRule="auto" w:line="360"/>
                               <w:ind w:hanging="0" w:left="0" w:right="0"/>
-                              <w:rPr/>
+                              <w:rPr>
+                                <w:sz w:val="22"/>
+                                <w:szCs w:val="22"/>
+                              </w:rPr>
                             </w:pPr>
                             <w:r>
                               <w:rPr>
                                 <w:rFonts w:cs="Liberation Sans;Arial" w:ascii="Liberation Sans;Arial" w:hAnsi="Liberation Sans;Arial"/>
                                 <w:color w:val="343A40"/>
-                                <w:sz w:val="24"/>
+                                <w:sz w:val="22"/>
+                                <w:szCs w:val="22"/>
                               </w:rPr>
                               <w:t>Comment: 1.1. Having been seeded with the idea of the End of Days, humans grew tired of waiting and carried on. 1.2. And then without announcement or warning… 1.3. BOOM!  BOOOOM, boom, boom, BOOOOOM!!! 1.4. They watched transfixed in disbelief as the familiar cityscape transformed before their eyes into fiery explosions and smoke and the sound of large metal buildings collapsing into burial mounds.</w:t>
                             </w:r>
@@ -33423,13 +33427,17 @@
                         <w:overflowPunct w:val="true"/>
                         <w:spacing w:lineRule="auto" w:line="360"/>
                         <w:ind w:hanging="0" w:left="0" w:right="0"/>
-                        <w:rPr/>
+                        <w:rPr>
+                          <w:sz w:val="22"/>
+                          <w:szCs w:val="22"/>
+                        </w:rPr>
                       </w:pPr>
                       <w:r>
                         <w:rPr>
                           <w:rFonts w:cs="Liberation Sans;Arial" w:ascii="Liberation Sans;Arial" w:hAnsi="Liberation Sans;Arial"/>
                           <w:color w:val="343A40"/>
-                          <w:sz w:val="24"/>
+                          <w:sz w:val="22"/>
+                          <w:szCs w:val="22"/>
                         </w:rPr>
                         <w:t>Comment: 1.1. Having been seeded with the idea of the End of Days, humans grew tired of waiting and carried on. 1.2. And then without announcement or warning… 1.3. BOOM!  BOOOOM, boom, boom, BOOOOOM!!! 1.4. They watched transfixed in disbelief as the familiar cityscape transformed before their eyes into fiery explosions and smoke and the sound of large metal buildings collapsing into burial mounds.</w:t>
                       </w:r>
@@ -33442,7 +33450,7 @@
           </mc:Fallback>
         </mc:AlternateContent>
         <w:drawing>
-          <wp:anchor behindDoc="0" distT="0" distB="0" distL="0" distR="0" simplePos="0" locked="0" layoutInCell="0" allowOverlap="1" relativeHeight="96">
+          <wp:anchor behindDoc="0" distT="0" distB="0" distL="0" distR="0" simplePos="0" locked="0" layoutInCell="0" allowOverlap="1" relativeHeight="98">
             <wp:simplePos x="0" y="0"/>
             <wp:positionH relativeFrom="column">
               <wp:posOffset>41910</wp:posOffset>
@@ -33450,7 +33458,7 @@
             <wp:positionV relativeFrom="paragraph">
               <wp:posOffset>83185</wp:posOffset>
             </wp:positionV>
-            <wp:extent cx="4344670" cy="5979160"/>
+            <wp:extent cx="4110990" cy="5979160"/>
             <wp:effectExtent l="0" t="0" r="0" b="0"/>
             <wp:wrapSquare wrapText="largest"/>
             <wp:docPr id="3" name="Image1" descr=""/>
@@ -33475,7 +33483,7 @@
                   <pic:spPr bwMode="auto">
                     <a:xfrm>
                       <a:off x="0" y="0"/>
-                      <a:ext cx="4344670" cy="5979160"/>
+                      <a:ext cx="4110990" cy="5979160"/>
                     </a:xfrm>
                     <a:prstGeom prst="rect">
                       <a:avLst/>
@@ -34551,25 +34559,7 @@
         <w:spacing w:lineRule="auto" w:line="360"/>
         <w:ind w:hanging="0" w:left="0" w:right="0"/>
         <w:jc w:val="left"/>
-        <w:rPr>
-          <w:rStyle w:val="Hyperlink"/>
-          <w:rFonts w:ascii="Liberation Sans" w:hAnsi="Liberation Sans" w:eastAsia="Noto Serif CJK SC" w:cs="Noto Sans Devanagari"/>
-          <w:b w:val="false"/>
-          <w:i w:val="false"/>
-          <w:i w:val="false"/>
-          <w:caps w:val="false"/>
-          <w:smallCaps w:val="false"/>
-          <w:strike w:val="false"/>
-          <w:dstrike w:val="false"/>
-          <w:color w:val="343A40"/>
-          <w:spacing w:val="0"/>
-          <w:kern w:val="2"/>
-          <w:sz w:val="24"/>
-          <w:szCs w:val="24"/>
-          <w:u w:val="none"/>
-          <w:effect w:val="none"/>
-          <w:lang w:val="en-US" w:eastAsia="zh-CN" w:bidi="hi-IN"/>
-        </w:rPr>
+        <w:rPr/>
       </w:pPr>
       <w:hyperlink r:id="rId64">
         <w:r>
@@ -37555,7 +37545,7 @@
       <w:headerReference w:type="default" r:id="rId69"/>
       <w:type w:val="nextPage"/>
       <w:pgSz w:w="11906" w:h="16838"/>
-      <w:pgMar w:left="1077" w:right="1024" w:gutter="0" w:header="1134" w:top="1693" w:footer="0" w:bottom="1134"/>
+      <w:pgMar w:left="1255" w:right="1106" w:gutter="0" w:header="1134" w:top="1693" w:footer="0" w:bottom="1134"/>
       <w:pgNumType w:fmt="decimal"/>
       <w:formProt w:val="false"/>
       <w:textDirection w:val="lrTb"/>
@@ -37600,7 +37590,7 @@
           </v:handles>
           <o:lock v:ext="edit" text="t" shapetype="t"/>
         </v:shapetype>
-        <v:shape id="PowerPlusWaterMarkObject" o:spid="shape_0" adj="10800" fillcolor="#dddddd" stroked="f" o:allowincell="f" style="position:absolute;margin-left:-13.25pt;margin-top:320.4pt;width:516.7pt;height:59.65pt;mso-wrap-style:none;v-text-anchor:middle;rotation:315;mso-position-horizontal:center;mso-position-horizontal-relative:margin;mso-position-vertical:center;mso-position-vertical-relative:margin" type="_x0000_t136">
+        <v:shape id="PowerPlusWaterMarkObject" o:spid="shape_0" adj="10800" fillcolor="#dddddd" stroked="f" o:allowincell="f" style="position:absolute;margin-left:-19.75pt;margin-top:320.4pt;width:516.7pt;height:59.65pt;mso-wrap-style:none;v-text-anchor:middle;rotation:315;mso-position-horizontal:center;mso-position-horizontal-relative:margin;mso-position-vertical:center;mso-position-vertical-relative:margin" type="_x0000_t136">
           <v:path textpathok="t"/>
           <v:textpath on="t" fitshape="t" string="Book of Life Sermons" style="font-family:&quot;Liberation Sans&quot;;font-size:1pt" trim="t"/>
           <v:fill o:detectmouseclick="t" type="solid" color2="#222222" opacity="0.5"/>
@@ -37646,7 +37636,7 @@
       <w:rPr>
         <w:rFonts w:ascii="Liberation Sans" w:hAnsi="Liberation Sans"/>
       </w:rPr>
-      <w:t>1</w:t>
+      <w:t>89</w:t>
     </w:r>
     <w:r>
       <w:rPr>
@@ -37688,7 +37678,7 @@
       <w:rPr>
         <w:rFonts w:ascii="Liberation Sans" w:hAnsi="Liberation Sans"/>
       </w:rPr>
-      <w:t>90</w:t>
+      <w:t>92</w:t>
     </w:r>
     <w:r>
       <w:rPr>
@@ -37731,7 +37721,7 @@
         <w:rFonts w:ascii="Liberation Sans" w:hAnsi="Liberation Sans"/>
       </w:rPr>
       <w:pict>
-        <v:shape id="PowerPlusWaterMarkObject 1" o:spid="shape_0" adj="10800" fillcolor="#dddddd" stroked="f" o:allowincell="f" style="position:absolute;margin-left:240.3pt;margin-top:342.9pt;width:9.6pt;height:1.15pt;mso-wrap-style:none;v-text-anchor:middle;rotation:315;mso-position-horizontal:center;mso-position-horizontal-relative:margin;mso-position-vertical:center;mso-position-vertical-relative:margin" type="_x0000_t136">
+        <v:shape id="PowerPlusWaterMarkObject 1" o:spid="shape_0" adj="10800" fillcolor="#dddddd" stroked="f" o:allowincell="f" style="position:absolute;margin-left:233.8pt;margin-top:342.9pt;width:9.6pt;height:1.15pt;mso-wrap-style:none;v-text-anchor:middle;rotation:315;mso-position-horizontal:center;mso-position-horizontal-relative:margin;mso-position-vertical:center;mso-position-vertical-relative:margin" type="_x0000_t136">
           <v:path textpathok="t"/>
           <v:textpath on="t" fitshape="t" string="Book of Life Sermons" style="font-family:&quot;Liberation Sans&quot;;font-size:1pt" trim="t"/>
           <v:fill o:detectmouseclick="t" type="solid" color2="#222222" opacity="0.5"/>

--- a/book_of_life_sermons_jennifer_marie_miller.docx
+++ b/book_of_life_sermons_jennifer_marie_miller.docx
@@ -338,46 +338,6 @@
           <w:sz w:val="24"/>
           <w:szCs w:val="24"/>
         </w:rPr>
-      </w:r>
-      <w:r>
-        <w:br w:type="page"/>
-      </w:r>
-    </w:p>
-    <w:p>
-      <w:pPr>
-        <w:pStyle w:val="BodyText"/>
-        <w:widowControl/>
-        <w:tabs>
-          <w:tab w:val="clear" w:pos="709"/>
-          <w:tab w:val="left" w:pos="9995" w:leader="none"/>
-        </w:tabs>
-        <w:spacing w:lineRule="auto" w:line="360" w:before="0" w:after="140"/>
-        <w:ind w:hanging="0" w:left="0" w:right="0"/>
-        <w:rPr>
-          <w:rFonts w:ascii="Liberation Sans" w:hAnsi="Liberation Sans"/>
-          <w:b w:val="false"/>
-          <w:i w:val="false"/>
-          <w:i w:val="false"/>
-          <w:caps w:val="false"/>
-          <w:smallCaps w:val="false"/>
-          <w:color w:val="343A40"/>
-          <w:spacing w:val="0"/>
-          <w:sz w:val="24"/>
-          <w:szCs w:val="24"/>
-        </w:rPr>
-      </w:pPr>
-      <w:r>
-        <w:rPr>
-          <w:rFonts w:ascii="Liberation Sans" w:hAnsi="Liberation Sans"/>
-          <w:b w:val="false"/>
-          <w:i w:val="false"/>
-          <w:caps w:val="false"/>
-          <w:smallCaps w:val="false"/>
-          <w:color w:val="343A40"/>
-          <w:spacing w:val="0"/>
-          <w:sz w:val="24"/>
-          <w:szCs w:val="24"/>
-        </w:rPr>
         <w:t>August 24, 2026</w:t>
       </w:r>
     </w:p>
@@ -3977,7 +3937,7 @@
         <mc:AlternateContent>
           <mc:Choice Requires="wps">
             <w:drawing>
-              <wp:anchor behindDoc="0" distT="0" distB="0" distL="0" distR="0" simplePos="0" locked="0" layoutInCell="0" allowOverlap="1" relativeHeight="94">
+              <wp:anchor behindDoc="0" distT="0" distB="0" distL="0" distR="0" simplePos="0" locked="0" layoutInCell="0" allowOverlap="1" relativeHeight="93">
                 <wp:simplePos x="0" y="0"/>
                 <wp:positionH relativeFrom="character">
                   <wp:align>left</wp:align>
@@ -7081,24 +7041,6 @@
           <w:t>Accompanying Reading from Book of Life:  XIII |   Prayer</w:t>
         </w:r>
       </w:hyperlink>
-    </w:p>
-    <w:p>
-      <w:pPr>
-        <w:pStyle w:val="BodyText"/>
-        <w:spacing w:lineRule="auto" w:line="360"/>
-        <w:rPr>
-          <w:rFonts w:ascii="Liberation Sans" w:hAnsi="Liberation Sans"/>
-          <w:sz w:val="24"/>
-          <w:szCs w:val="24"/>
-        </w:rPr>
-      </w:pPr>
-      <w:r>
-        <w:rPr>
-          <w:rFonts w:ascii="Liberation Sans" w:hAnsi="Liberation Sans"/>
-          <w:sz w:val="24"/>
-          <w:szCs w:val="24"/>
-        </w:rPr>
-      </w:r>
       <w:r>
         <w:br w:type="page"/>
       </w:r>
@@ -7107,8 +7049,8 @@
       <w:pPr>
         <w:pStyle w:val="Heading3"/>
         <w:numPr>
-          <w:ilvl w:val="2"/>
-          <w:numId w:val="1"/>
+          <w:ilvl w:val="0"/>
+          <w:numId w:val="0"/>
         </w:numPr>
         <w:spacing w:before="0" w:after="120"/>
         <w:ind w:hanging="0" w:left="0"/>
@@ -15201,7 +15143,11 @@
         <w:widowControl/>
         <w:spacing w:lineRule="auto" w:line="360" w:before="0" w:after="140"/>
         <w:ind w:hanging="0" w:left="0" w:right="0"/>
-        <w:rPr/>
+        <w:rPr>
+          <w:rFonts w:ascii="Liberation Sans" w:hAnsi="Liberation Sans"/>
+          <w:sz w:val="24"/>
+          <w:szCs w:val="24"/>
+        </w:rPr>
       </w:pPr>
       <w:r>
         <w:rPr>
@@ -15238,25 +15184,6 @@
           <w:t>Accompanying Reading from Book of Life: XII | The Lamb </w:t>
         </w:r>
       </w:hyperlink>
-    </w:p>
-    <w:p>
-      <w:pPr>
-        <w:pStyle w:val="BodyText"/>
-        <w:spacing w:lineRule="auto" w:line="360"/>
-        <w:rPr>
-          <w:rFonts w:ascii="Liberation Sans" w:hAnsi="Liberation Sans"/>
-          <w:sz w:val="24"/>
-          <w:szCs w:val="24"/>
-        </w:rPr>
-      </w:pPr>
-      <w:r>
-        <w:rPr>
-          <w:rFonts w:ascii="Liberation Sans" w:hAnsi="Liberation Sans"/>
-          <w:sz w:val="24"/>
-          <w:szCs w:val="24"/>
-        </w:rPr>
-        <w:br/>
-      </w:r>
       <w:r>
         <w:br w:type="page"/>
       </w:r>
@@ -33345,7 +33272,7 @@
         <mc:AlternateContent>
           <mc:Choice Requires="wps">
             <w:drawing>
-              <wp:anchor behindDoc="0" distT="0" distB="0" distL="0" distR="0" simplePos="0" locked="0" layoutInCell="1" allowOverlap="1" relativeHeight="96">
+              <wp:anchor behindDoc="0" distT="0" distB="0" distL="0" distR="0" simplePos="0" locked="0" layoutInCell="1" allowOverlap="1" relativeHeight="95">
                 <wp:simplePos x="0" y="0"/>
                 <wp:positionH relativeFrom="column">
                   <wp:posOffset>292100</wp:posOffset>
@@ -33450,10 +33377,10 @@
           </mc:Fallback>
         </mc:AlternateContent>
         <w:drawing>
-          <wp:anchor behindDoc="0" distT="0" distB="0" distL="0" distR="0" simplePos="0" locked="0" layoutInCell="0" allowOverlap="1" relativeHeight="98">
+          <wp:anchor behindDoc="0" distT="0" distB="0" distL="0" distR="0" simplePos="0" locked="0" layoutInCell="0" allowOverlap="1" relativeHeight="97">
             <wp:simplePos x="0" y="0"/>
             <wp:positionH relativeFrom="column">
-              <wp:posOffset>41910</wp:posOffset>
+              <wp:posOffset>-398780</wp:posOffset>
             </wp:positionH>
             <wp:positionV relativeFrom="paragraph">
               <wp:posOffset>83185</wp:posOffset>
@@ -34230,104 +34157,6 @@
           <w:lang w:val="en-US" w:eastAsia="zh-CN" w:bidi="hi-IN"/>
         </w:rPr>
       </w:r>
-    </w:p>
-    <w:p>
-      <w:pPr>
-        <w:pStyle w:val="BodyText"/>
-        <w:widowControl/>
-        <w:suppressAutoHyphens w:val="true"/>
-        <w:bidi w:val="0"/>
-        <w:spacing w:lineRule="auto" w:line="360" w:before="0" w:after="140"/>
-        <w:ind w:hanging="0" w:left="0" w:right="0"/>
-        <w:jc w:val="left"/>
-        <w:rPr>
-          <w:rStyle w:val="Hyperlink"/>
-          <w:rFonts w:ascii="Liberation Sans" w:hAnsi="Liberation Sans" w:eastAsia="Noto Serif CJK SC" w:cs="Noto Sans Devanagari"/>
-          <w:b w:val="false"/>
-          <w:i w:val="false"/>
-          <w:i w:val="false"/>
-          <w:caps w:val="false"/>
-          <w:smallCaps w:val="false"/>
-          <w:strike w:val="false"/>
-          <w:dstrike w:val="false"/>
-          <w:color w:val="00ABB9"/>
-          <w:spacing w:val="0"/>
-          <w:kern w:val="2"/>
-          <w:sz w:val="24"/>
-          <w:szCs w:val="24"/>
-          <w:u w:val="none"/>
-          <w:effect w:val="none"/>
-          <w:lang w:val="en-US" w:eastAsia="zh-CN" w:bidi="hi-IN"/>
-        </w:rPr>
-      </w:pPr>
-      <w:r>
-        <w:rPr>
-          <w:rFonts w:eastAsia="Noto Serif CJK SC" w:cs="Noto Sans Devanagari" w:ascii="Liberation Sans" w:hAnsi="Liberation Sans"/>
-          <w:b w:val="false"/>
-          <w:i w:val="false"/>
-          <w:caps w:val="false"/>
-          <w:smallCaps w:val="false"/>
-          <w:strike w:val="false"/>
-          <w:dstrike w:val="false"/>
-          <w:color w:val="00ABB9"/>
-          <w:spacing w:val="0"/>
-          <w:kern w:val="2"/>
-          <w:sz w:val="24"/>
-          <w:szCs w:val="24"/>
-          <w:u w:val="none"/>
-          <w:effect w:val="none"/>
-          <w:lang w:val="en-US" w:eastAsia="zh-CN" w:bidi="hi-IN"/>
-        </w:rPr>
-      </w:r>
-    </w:p>
-    <w:p>
-      <w:pPr>
-        <w:pStyle w:val="BodyText"/>
-        <w:widowControl/>
-        <w:suppressAutoHyphens w:val="true"/>
-        <w:bidi w:val="0"/>
-        <w:spacing w:lineRule="auto" w:line="360" w:before="0" w:after="140"/>
-        <w:ind w:hanging="0" w:left="0" w:right="0"/>
-        <w:jc w:val="left"/>
-        <w:rPr>
-          <w:rStyle w:val="Hyperlink"/>
-          <w:rFonts w:ascii="Liberation Sans" w:hAnsi="Liberation Sans" w:eastAsia="Noto Serif CJK SC" w:cs="Noto Sans Devanagari"/>
-          <w:b w:val="false"/>
-          <w:i w:val="false"/>
-          <w:i w:val="false"/>
-          <w:caps w:val="false"/>
-          <w:smallCaps w:val="false"/>
-          <w:strike w:val="false"/>
-          <w:dstrike w:val="false"/>
-          <w:color w:val="00ABB9"/>
-          <w:spacing w:val="0"/>
-          <w:kern w:val="2"/>
-          <w:sz w:val="24"/>
-          <w:szCs w:val="24"/>
-          <w:u w:val="none"/>
-          <w:effect w:val="none"/>
-          <w:lang w:val="en-US" w:eastAsia="zh-CN" w:bidi="hi-IN"/>
-        </w:rPr>
-      </w:pPr>
-      <w:r>
-        <w:rPr>
-          <w:rFonts w:eastAsia="Noto Serif CJK SC" w:cs="Noto Sans Devanagari" w:ascii="Liberation Sans" w:hAnsi="Liberation Sans"/>
-          <w:b w:val="false"/>
-          <w:i w:val="false"/>
-          <w:caps w:val="false"/>
-          <w:smallCaps w:val="false"/>
-          <w:strike w:val="false"/>
-          <w:dstrike w:val="false"/>
-          <w:color w:val="00ABB9"/>
-          <w:spacing w:val="0"/>
-          <w:kern w:val="2"/>
-          <w:sz w:val="24"/>
-          <w:szCs w:val="24"/>
-          <w:u w:val="none"/>
-          <w:effect w:val="none"/>
-          <w:lang w:val="en-US" w:eastAsia="zh-CN" w:bidi="hi-IN"/>
-        </w:rPr>
-      </w:r>
       <w:r>
         <w:br w:type="page"/>
       </w:r>
@@ -37545,7 +37374,7 @@
       <w:headerReference w:type="default" r:id="rId69"/>
       <w:type w:val="nextPage"/>
       <w:pgSz w:w="11906" w:h="16838"/>
-      <w:pgMar w:left="1255" w:right="1106" w:gutter="0" w:header="1134" w:top="1693" w:footer="0" w:bottom="1134"/>
+      <w:pgMar w:left="1432" w:right="1488" w:gutter="0" w:header="1134" w:top="1693" w:footer="0" w:bottom="1134"/>
       <w:pgNumType w:fmt="decimal"/>
       <w:formProt w:val="false"/>
       <w:textDirection w:val="lrTb"/>
@@ -37590,7 +37419,7 @@
           </v:handles>
           <o:lock v:ext="edit" text="t" shapetype="t"/>
         </v:shapetype>
-        <v:shape id="PowerPlusWaterMarkObject" o:spid="shape_0" adj="10800" fillcolor="#dddddd" stroked="f" o:allowincell="f" style="position:absolute;margin-left:-19.75pt;margin-top:320.4pt;width:516.7pt;height:59.65pt;mso-wrap-style:none;v-text-anchor:middle;rotation:315;mso-position-horizontal:center;mso-position-horizontal-relative:margin;mso-position-vertical:center;mso-position-vertical-relative:margin" type="_x0000_t136">
+        <v:shape id="PowerPlusWaterMarkObject" o:spid="shape_0" adj="10800" fillcolor="#dddddd" stroked="f" o:allowincell="f" style="position:absolute;margin-left:-33.7pt;margin-top:320.4pt;width:516.7pt;height:59.65pt;mso-wrap-style:none;v-text-anchor:middle;rotation:315;mso-position-horizontal:center;mso-position-horizontal-relative:margin;mso-position-vertical:center;mso-position-vertical-relative:margin" type="_x0000_t136">
           <v:path textpathok="t"/>
           <v:textpath on="t" fitshape="t" string="Book of Life Sermons" style="font-family:&quot;Liberation Sans&quot;;font-size:1pt" trim="t"/>
           <v:fill o:detectmouseclick="t" type="solid" color2="#222222" opacity="0.5"/>
@@ -37636,7 +37465,7 @@
       <w:rPr>
         <w:rFonts w:ascii="Liberation Sans" w:hAnsi="Liberation Sans"/>
       </w:rPr>
-      <w:t>89</w:t>
+      <w:t>91</w:t>
     </w:r>
     <w:r>
       <w:rPr>
@@ -37678,7 +37507,7 @@
       <w:rPr>
         <w:rFonts w:ascii="Liberation Sans" w:hAnsi="Liberation Sans"/>
       </w:rPr>
-      <w:t>92</w:t>
+      <w:t>91</w:t>
     </w:r>
     <w:r>
       <w:rPr>
@@ -37721,7 +37550,7 @@
         <w:rFonts w:ascii="Liberation Sans" w:hAnsi="Liberation Sans"/>
       </w:rPr>
       <w:pict>
-        <v:shape id="PowerPlusWaterMarkObject 1" o:spid="shape_0" adj="10800" fillcolor="#dddddd" stroked="f" o:allowincell="f" style="position:absolute;margin-left:233.8pt;margin-top:342.9pt;width:9.6pt;height:1.15pt;mso-wrap-style:none;v-text-anchor:middle;rotation:315;mso-position-horizontal:center;mso-position-horizontal-relative:margin;mso-position-vertical:center;mso-position-vertical-relative:margin" type="_x0000_t136">
+        <v:shape id="PowerPlusWaterMarkObject 1" o:spid="shape_0" adj="10800" fillcolor="#dddddd" stroked="f" o:allowincell="f" style="position:absolute;margin-left:219.85pt;margin-top:342.9pt;width:9.6pt;height:1.15pt;mso-wrap-style:none;v-text-anchor:middle;rotation:315;mso-position-horizontal:center;mso-position-horizontal-relative:margin;mso-position-vertical:center;mso-position-vertical-relative:margin" type="_x0000_t136">
           <v:path textpathok="t"/>
           <v:textpath on="t" fitshape="t" string="Book of Life Sermons" style="font-family:&quot;Liberation Sans&quot;;font-size:1pt" trim="t"/>
           <v:fill o:detectmouseclick="t" type="solid" color2="#222222" opacity="0.5"/>

--- a/book_of_life_sermons_jennifer_marie_miller.docx
+++ b/book_of_life_sermons_jennifer_marie_miller.docx
@@ -3937,7 +3937,7 @@
         <mc:AlternateContent>
           <mc:Choice Requires="wps">
             <w:drawing>
-              <wp:anchor behindDoc="0" distT="0" distB="0" distL="0" distR="0" simplePos="0" locked="0" layoutInCell="0" allowOverlap="1" relativeHeight="93">
+              <wp:anchor behindDoc="0" distT="0" distB="0" distL="0" distR="0" simplePos="0" locked="0" layoutInCell="0" allowOverlap="1" relativeHeight="2">
                 <wp:simplePos x="0" y="0"/>
                 <wp:positionH relativeFrom="character">
                   <wp:align>left</wp:align>
@@ -23187,7 +23187,35 @@
           <w:sz w:val="24"/>
           <w:szCs w:val="24"/>
         </w:rPr>
-        <w:t>Thowing terms around like this lightly harms the Children of God overall because it leads them to think that the thoughts in their head calling them towards Good or Evil belong to them.  It leads people to think they ARE their thoughts and to believe that having certain thoughts means that they are bad or evil for thinking them.</w:t>
+        <w:t>Th</w:t>
+      </w:r>
+      <w:r>
+        <w:rPr>
+          <w:rFonts w:ascii="Liberation Sans" w:hAnsi="Liberation Sans"/>
+          <w:b w:val="false"/>
+          <w:i w:val="false"/>
+          <w:caps w:val="false"/>
+          <w:smallCaps w:val="false"/>
+          <w:color w:val="343A40"/>
+          <w:spacing w:val="0"/>
+          <w:sz w:val="24"/>
+          <w:szCs w:val="24"/>
+        </w:rPr>
+        <w:t>r</w:t>
+      </w:r>
+      <w:r>
+        <w:rPr>
+          <w:rFonts w:ascii="Liberation Sans" w:hAnsi="Liberation Sans"/>
+          <w:b w:val="false"/>
+          <w:i w:val="false"/>
+          <w:caps w:val="false"/>
+          <w:smallCaps w:val="false"/>
+          <w:color w:val="343A40"/>
+          <w:spacing w:val="0"/>
+          <w:sz w:val="24"/>
+          <w:szCs w:val="24"/>
+        </w:rPr>
+        <w:t>owing terms around like this lightly harms the Children of God overall because it leads them to think that the thoughts in their head calling them towards Good or Evil belong to them.  It leads people to think they ARE their thoughts and to believe that having certain thoughts means that they are bad or evil for thinking them.</w:t>
       </w:r>
     </w:p>
     <w:p>
@@ -31132,7 +31160,7 @@
           <w:effect w:val="none"/>
           <w:lang w:val="en-US" w:eastAsia="zh-CN" w:bidi="hi-IN"/>
         </w:rPr>
-        <w:t>Sept 16, 2026</w:t>
+        <w:t>September 16, 2026</w:t>
       </w:r>
     </w:p>
     <w:p>
@@ -33272,7 +33300,7 @@
         <mc:AlternateContent>
           <mc:Choice Requires="wps">
             <w:drawing>
-              <wp:anchor behindDoc="0" distT="0" distB="0" distL="0" distR="0" simplePos="0" locked="0" layoutInCell="1" allowOverlap="1" relativeHeight="95">
+              <wp:anchor behindDoc="0" distT="0" distB="0" distL="0" distR="0" simplePos="0" locked="0" layoutInCell="1" allowOverlap="1" relativeHeight="4">
                 <wp:simplePos x="0" y="0"/>
                 <wp:positionH relativeFrom="column">
                   <wp:posOffset>292100</wp:posOffset>
@@ -33312,7 +33340,7 @@
                           <w:p>
                             <w:pPr>
                               <w:pStyle w:val="FrameContents"/>
-                              <w:overflowPunct w:val="true"/>
+                              <w:overflowPunct w:val="false"/>
                               <w:spacing w:lineRule="auto" w:line="360"/>
                               <w:ind w:hanging="0" w:left="0" w:right="0"/>
                               <w:rPr>
@@ -33351,7 +33379,7 @@
                     <w:p>
                       <w:pPr>
                         <w:pStyle w:val="FrameContents"/>
-                        <w:overflowPunct w:val="true"/>
+                        <w:overflowPunct w:val="false"/>
                         <w:spacing w:lineRule="auto" w:line="360"/>
                         <w:ind w:hanging="0" w:left="0" w:right="0"/>
                         <w:rPr>
@@ -33377,7 +33405,7 @@
           </mc:Fallback>
         </mc:AlternateContent>
         <w:drawing>
-          <wp:anchor behindDoc="0" distT="0" distB="0" distL="0" distR="0" simplePos="0" locked="0" layoutInCell="0" allowOverlap="1" relativeHeight="97">
+          <wp:anchor behindDoc="0" distT="0" distB="0" distL="0" distR="0" simplePos="0" locked="0" layoutInCell="0" allowOverlap="1" relativeHeight="6">
             <wp:simplePos x="0" y="0"/>
             <wp:positionH relativeFrom="column">
               <wp:posOffset>-398780</wp:posOffset>
@@ -34259,91 +34287,7 @@
           <w:effect w:val="none"/>
           <w:lang w:val="en-US" w:eastAsia="zh-CN" w:bidi="hi-IN"/>
         </w:rPr>
-        <w:t>Oct</w:t>
-      </w:r>
-      <w:r>
-        <w:rPr>
-          <w:rStyle w:val="Hyperlink"/>
-          <w:rFonts w:eastAsia="Noto Serif CJK SC" w:cs="Noto Sans Devanagari" w:ascii="Liberation Sans" w:hAnsi="Liberation Sans"/>
-          <w:b w:val="false"/>
-          <w:i w:val="false"/>
-          <w:caps w:val="false"/>
-          <w:smallCaps w:val="false"/>
-          <w:strike w:val="false"/>
-          <w:dstrike w:val="false"/>
-          <w:color w:val="343A40"/>
-          <w:spacing w:val="0"/>
-          <w:kern w:val="2"/>
-          <w:sz w:val="24"/>
-          <w:szCs w:val="24"/>
-          <w:u w:val="none"/>
-          <w:effect w:val="none"/>
-          <w:lang w:val="en-US" w:eastAsia="zh-CN" w:bidi="hi-IN"/>
-        </w:rPr>
-        <w:t>ober</w:t>
-      </w:r>
-      <w:r>
-        <w:rPr>
-          <w:rStyle w:val="Hyperlink"/>
-          <w:rFonts w:eastAsia="Noto Serif CJK SC" w:cs="Noto Sans Devanagari" w:ascii="Liberation Sans" w:hAnsi="Liberation Sans"/>
-          <w:b w:val="false"/>
-          <w:i w:val="false"/>
-          <w:caps w:val="false"/>
-          <w:smallCaps w:val="false"/>
-          <w:strike w:val="false"/>
-          <w:dstrike w:val="false"/>
-          <w:color w:val="343A40"/>
-          <w:spacing w:val="0"/>
-          <w:kern w:val="2"/>
-          <w:sz w:val="24"/>
-          <w:szCs w:val="24"/>
-          <w:u w:val="none"/>
-          <w:effect w:val="none"/>
-          <w:lang w:val="en-US" w:eastAsia="zh-CN" w:bidi="hi-IN"/>
-        </w:rPr>
-        <w:t xml:space="preserve"> 1</w:t>
-      </w:r>
-      <w:r>
-        <w:rPr>
-          <w:rStyle w:val="Hyperlink"/>
-          <w:rFonts w:eastAsia="Noto Serif CJK SC" w:cs="Noto Sans Devanagari" w:ascii="Liberation Sans" w:hAnsi="Liberation Sans"/>
-          <w:b w:val="false"/>
-          <w:i w:val="false"/>
-          <w:caps w:val="false"/>
-          <w:smallCaps w:val="false"/>
-          <w:strike w:val="false"/>
-          <w:dstrike w:val="false"/>
-          <w:color w:val="343A40"/>
-          <w:spacing w:val="0"/>
-          <w:kern w:val="2"/>
-          <w:sz w:val="24"/>
-          <w:szCs w:val="24"/>
-          <w:u w:val="none"/>
-          <w:effect w:val="none"/>
-          <w:lang w:val="en-US" w:eastAsia="zh-CN" w:bidi="hi-IN"/>
-        </w:rPr>
-        <w:t>4</w:t>
-      </w:r>
-      <w:r>
-        <w:rPr>
-          <w:rStyle w:val="Hyperlink"/>
-          <w:rFonts w:eastAsia="Noto Serif CJK SC" w:cs="Noto Sans Devanagari" w:ascii="Liberation Sans" w:hAnsi="Liberation Sans"/>
-          <w:b w:val="false"/>
-          <w:i w:val="false"/>
-          <w:caps w:val="false"/>
-          <w:smallCaps w:val="false"/>
-          <w:strike w:val="false"/>
-          <w:dstrike w:val="false"/>
-          <w:color w:val="343A40"/>
-          <w:spacing w:val="0"/>
-          <w:kern w:val="2"/>
-          <w:sz w:val="24"/>
-          <w:szCs w:val="24"/>
-          <w:u w:val="none"/>
-          <w:effect w:val="none"/>
-          <w:lang w:val="en-US" w:eastAsia="zh-CN" w:bidi="hi-IN"/>
-        </w:rPr>
-        <w:t>, 2026</w:t>
+        <w:t>October 14, 2026</w:t>
       </w:r>
     </w:p>
     <w:p>
@@ -37419,7 +37363,7 @@
           </v:handles>
           <o:lock v:ext="edit" text="t" shapetype="t"/>
         </v:shapetype>
-        <v:shape id="PowerPlusWaterMarkObject" o:spid="shape_0" adj="10800" fillcolor="#dddddd" stroked="f" o:allowincell="f" style="position:absolute;margin-left:-33.7pt;margin-top:320.4pt;width:516.7pt;height:59.65pt;mso-wrap-style:none;v-text-anchor:middle;rotation:315;mso-position-horizontal:center;mso-position-horizontal-relative:margin;mso-position-vertical:center;mso-position-vertical-relative:margin" type="_x0000_t136">
+        <v:shape id="PowerPlusWaterMarkObject" o:spid="shape_0" adj="10800" fillcolor="#dddddd" stroked="f" o:allowincell="f" style="position:absolute;margin-left:-33.7pt;margin-top:320.35pt;width:516.65pt;height:59.6pt;mso-wrap-style:none;v-text-anchor:middle;rotation:315;mso-position-horizontal:center;mso-position-horizontal-relative:margin;mso-position-vertical:center;mso-position-vertical-relative:margin" type="_x0000_t136">
           <v:path textpathok="t"/>
           <v:textpath on="t" fitshape="t" string="Book of Life Sermons" style="font-family:&quot;Liberation Sans&quot;;font-size:1pt" trim="t"/>
           <v:fill o:detectmouseclick="t" type="solid" color2="#222222" opacity="0.5"/>
@@ -37465,7 +37409,7 @@
       <w:rPr>
         <w:rFonts w:ascii="Liberation Sans" w:hAnsi="Liberation Sans"/>
       </w:rPr>
-      <w:t>91</w:t>
+      <w:t>1</w:t>
     </w:r>
     <w:r>
       <w:rPr>
@@ -37549,15 +37493,81 @@
       <w:rPr>
         <w:rFonts w:ascii="Liberation Sans" w:hAnsi="Liberation Sans"/>
       </w:rPr>
-      <w:pict>
-        <v:shape id="PowerPlusWaterMarkObject 1" o:spid="shape_0" adj="10800" fillcolor="#dddddd" stroked="f" o:allowincell="f" style="position:absolute;margin-left:219.85pt;margin-top:342.9pt;width:9.6pt;height:1.15pt;mso-wrap-style:none;v-text-anchor:middle;rotation:315;mso-position-horizontal:center;mso-position-horizontal-relative:margin;mso-position-vertical:center;mso-position-vertical-relative:margin" type="_x0000_t136">
-          <v:path textpathok="t"/>
-          <v:textpath on="t" fitshape="t" string="Book of Life Sermons" style="font-family:&quot;Liberation Sans&quot;;font-size:1pt" trim="t"/>
-          <v:fill o:detectmouseclick="t" type="solid" color2="#222222" opacity="0.5"/>
-          <v:stroke color="#3465a4" joinstyle="round" endcap="flat"/>
-          <w10:wrap type="none"/>
-        </v:shape>
-      </w:pict>
+      <mc:AlternateContent>
+        <mc:Choice Requires="wps">
+          <w:drawing>
+            <wp:anchor behindDoc="1" distT="0" distB="0" distL="114300" distR="0" simplePos="0" locked="0" layoutInCell="0" allowOverlap="1" relativeHeight="97">
+              <wp:simplePos x="0" y="0"/>
+              <wp:positionH relativeFrom="margin">
+                <wp:align>center</wp:align>
+              </wp:positionH>
+              <wp:positionV relativeFrom="margin">
+                <wp:align>center</wp:align>
+              </wp:positionV>
+              <wp:extent cx="122555" cy="15240"/>
+              <wp:effectExtent l="7696835" t="5781040" r="0" b="0"/>
+              <wp:wrapNone/>
+              <wp:docPr id="5" name="PowerPlusWaterMarkObject 1"/>
+              <a:graphic xmlns:a="http://schemas.openxmlformats.org/drawingml/2006/main">
+                <a:graphicData uri="http://schemas.microsoft.com/office/word/2010/wordprocessingShape">
+                  <wps:wsp>
+                    <wps:cNvSpPr txBox="1"/>
+                    <wps:spPr>
+                      <a:xfrm rot="18900000">
+                        <a:off x="0" y="0"/>
+                        <a:ext cx="122400" cy="15120"/>
+                      </a:xfrm>
+                      <a:prstGeom prst="rect">
+                        <a:avLst/>
+                      </a:prstGeom>
+                    </wps:spPr>
+                    <wps:txbx>
+                      <w:txbxContent>
+                        <w:p>
+                          <w:pPr>
+                            <w:overflowPunct w:val="false"/>
+                            <w:rPr/>
+                          </w:pPr>
+                          <w:r>
+                            <w:rPr>
+                              <w:sz w:val="2"/>
+                              <w:rFonts w:ascii="Liberation Sans" w:hAnsi="Liberation Sans"/>
+                              <w:color w:val="DDDDDD"/>
+                              <w14:textFill>
+                                <w14:solidFill>
+                                  <w14:srgbClr w14:val="dddddd">
+                                    <w14:alpha w14:val="50000"/>
+                                  </w14:srgbClr>
+                                </w14:solidFill>
+                              </w14:textFill>
+                              <w14:textOutline w14:w="0" w14:cap="flat" w14:cmpd="sng">
+                                <w14:noFill/>
+                                <w14:round/>
+                              </w14:textOutline>
+                            </w:rPr>
+                            <w:t>Book of Life Sermons</w:t>
+                          </w:r>
+                        </w:p>
+                      </w:txbxContent>
+                    </wps:txbx>
+                    <wps:bodyPr wrap="square" lIns="0" rIns="0" tIns="0" bIns="0" anchor="ctr">
+                      <a:prstTxWarp prst="textPlain">
+                        <a:avLst>
+                          <a:gd name="adj" fmla="val 50000"/>
+                        </a:avLst>
+                      </a:prstTxWarp>
+                      <a:noAutofit/>
+                    </wps:bodyPr>
+                  </wps:wsp>
+                </a:graphicData>
+              </a:graphic>
+            </wp:anchor>
+          </w:drawing>
+        </mc:Choice>
+        <mc:Fallback>
+          <w:pict/>
+        </mc:Fallback>
+      </mc:AlternateContent>
     </w:r>
   </w:p>
 </w:hdr>

--- a/book_of_life_sermons_jennifer_marie_miller.docx
+++ b/book_of_life_sermons_jennifer_marie_miller.docx
@@ -2150,11 +2150,7 @@
       </w:pPr>
       <w:r>
         <w:rPr/>
-        <w:t xml:space="preserve">II | </w:t>
-      </w:r>
-      <w:r>
-        <w:rPr/>
-        <w:t>Mailbox Mann</w:t>
+        <w:t>II | Mailbox Mann</w:t>
       </w:r>
     </w:p>
     <w:p>
@@ -2197,49 +2193,7 @@
           <w:sz w:val="24"/>
           <w:szCs w:val="24"/>
         </w:rPr>
-        <w:t>January 19</w:t>
-      </w:r>
-      <w:r>
-        <w:rPr>
-          <w:rFonts w:ascii="Liberation Sans" w:hAnsi="Liberation Sans"/>
-          <w:b w:val="false"/>
-          <w:i w:val="false"/>
-          <w:caps w:val="false"/>
-          <w:smallCaps w:val="false"/>
-          <w:color w:val="343A40"/>
-          <w:spacing w:val="0"/>
-          <w:sz w:val="24"/>
-          <w:szCs w:val="24"/>
-        </w:rPr>
-        <w:t xml:space="preserve">, </w:t>
-      </w:r>
-      <w:r>
-        <w:rPr>
-          <w:rFonts w:ascii="Liberation Sans" w:hAnsi="Liberation Sans"/>
-          <w:b w:val="false"/>
-          <w:i w:val="false"/>
-          <w:caps w:val="false"/>
-          <w:smallCaps w:val="false"/>
-          <w:color w:val="343A40"/>
-          <w:spacing w:val="0"/>
-          <w:sz w:val="24"/>
-          <w:szCs w:val="24"/>
-        </w:rPr>
-        <w:t>199</w:t>
-      </w:r>
-      <w:r>
-        <w:rPr>
-          <w:rFonts w:ascii="Liberation Sans" w:hAnsi="Liberation Sans"/>
-          <w:b w:val="false"/>
-          <w:i w:val="false"/>
-          <w:caps w:val="false"/>
-          <w:smallCaps w:val="false"/>
-          <w:color w:val="343A40"/>
-          <w:spacing w:val="0"/>
-          <w:sz w:val="24"/>
-          <w:szCs w:val="24"/>
-        </w:rPr>
-        <w:t>2</w:t>
+        <w:t>January 19, 1992</w:t>
       </w:r>
     </w:p>
     <w:p>
@@ -2852,7 +2806,21 @@
         </w:rPr>
       </w:pPr>
       <w:r>
-        <w:rPr/>
+        <w:rPr>
+          <w:rFonts w:ascii="Liberation Sans" w:hAnsi="Liberation Sans"/>
+          <w:b w:val="false"/>
+          <w:i w:val="false"/>
+          <w:caps w:val="false"/>
+          <w:smallCaps w:val="false"/>
+          <w:strike w:val="false"/>
+          <w:dstrike w:val="false"/>
+          <w:color w:val="auto"/>
+          <w:spacing w:val="0"/>
+          <w:sz w:val="24"/>
+          <w:szCs w:val="24"/>
+          <w:u w:val="none"/>
+          <w:effect w:val="none"/>
+        </w:rPr>
       </w:r>
     </w:p>
     <w:p>
@@ -4809,7 +4777,7 @@
         <mc:AlternateContent>
           <mc:Choice Requires="wps">
             <w:drawing>
-              <wp:anchor behindDoc="0" distT="0" distB="0" distL="0" distR="0" simplePos="0" locked="0" layoutInCell="0" allowOverlap="1" relativeHeight="93">
+              <wp:anchor behindDoc="0" distT="0" distB="0" distL="0" distR="0" simplePos="0" locked="0" layoutInCell="0" allowOverlap="1" relativeHeight="48">
                 <wp:simplePos x="0" y="0"/>
                 <wp:positionH relativeFrom="character">
                   <wp:align>left</wp:align>
@@ -24059,35 +24027,7 @@
           <w:sz w:val="24"/>
           <w:szCs w:val="24"/>
         </w:rPr>
-        <w:t>Th</w:t>
-      </w:r>
-      <w:r>
-        <w:rPr>
-          <w:rFonts w:ascii="Liberation Sans" w:hAnsi="Liberation Sans"/>
-          <w:b w:val="false"/>
-          <w:i w:val="false"/>
-          <w:caps w:val="false"/>
-          <w:smallCaps w:val="false"/>
-          <w:color w:val="343A40"/>
-          <w:spacing w:val="0"/>
-          <w:sz w:val="24"/>
-          <w:szCs w:val="24"/>
-        </w:rPr>
-        <w:t>r</w:t>
-      </w:r>
-      <w:r>
-        <w:rPr>
-          <w:rFonts w:ascii="Liberation Sans" w:hAnsi="Liberation Sans"/>
-          <w:b w:val="false"/>
-          <w:i w:val="false"/>
-          <w:caps w:val="false"/>
-          <w:smallCaps w:val="false"/>
-          <w:color w:val="343A40"/>
-          <w:spacing w:val="0"/>
-          <w:sz w:val="24"/>
-          <w:szCs w:val="24"/>
-        </w:rPr>
-        <w:t>owing terms around like this lightly harms the Children of God overall because it leads them to think that the thoughts in their head calling them towards Good or Evil belong to them.  It leads people to think they ARE their thoughts and to believe that having certain thoughts means that they are bad or evil for thinking them.</w:t>
+        <w:t>Throwing terms around like this lightly harms the Children of God overall because it leads them to think that the thoughts in their head calling them towards Good or Evil belong to them.  It leads people to think they ARE their thoughts and to believe that having certain thoughts means that they are bad or evil for thinking them.</w:t>
       </w:r>
     </w:p>
     <w:p>
@@ -31286,73 +31226,7 @@
           <w:effect w:val="none"/>
           <w:lang w:val="en-US" w:eastAsia="zh-CN" w:bidi="hi-IN"/>
         </w:rPr>
-        <w:t xml:space="preserve">This time now exists within a larger context of a Spiritual War. </w:t>
-      </w:r>
-    </w:p>
-    <w:p>
-      <w:pPr>
-        <w:pStyle w:val="BodyText"/>
-        <w:widowControl/>
-        <w:suppressAutoHyphens w:val="true"/>
-        <w:bidi w:val="0"/>
-        <w:spacing w:lineRule="auto" w:line="360"/>
-        <w:ind w:hanging="0" w:left="0" w:right="0"/>
-        <w:jc w:val="left"/>
-        <w:rPr/>
-      </w:pPr>
-      <w:r>
-        <w:rPr>
-          <w:rStyle w:val="Hyperlink"/>
-          <w:rFonts w:eastAsia="Noto Serif CJK SC" w:cs="Noto Sans Devanagari" w:ascii="Liberation Sans" w:hAnsi="Liberation Sans"/>
-          <w:b w:val="false"/>
-          <w:i w:val="false"/>
-          <w:caps w:val="false"/>
-          <w:smallCaps w:val="false"/>
-          <w:strike w:val="false"/>
-          <w:dstrike w:val="false"/>
-          <w:color w:val="343A40"/>
-          <w:spacing w:val="0"/>
-          <w:kern w:val="2"/>
-          <w:sz w:val="24"/>
-          <w:szCs w:val="24"/>
-          <w:u w:val="none"/>
-          <w:effect w:val="none"/>
-          <w:lang w:val="en-US" w:eastAsia="zh-CN" w:bidi="hi-IN"/>
-        </w:rPr>
-        <w:t xml:space="preserve">The conditions of this war were instigated by the Luciferian Rebellion: a default of Fallen Angels which created the necessity for conditions of relative quarantine of our Realm and others in order to protect those systems which, during the rebellion, stayed loyal to God. </w:t>
-      </w:r>
-    </w:p>
-    <w:p>
-      <w:pPr>
-        <w:pStyle w:val="BodyText"/>
-        <w:widowControl/>
-        <w:suppressAutoHyphens w:val="true"/>
-        <w:bidi w:val="0"/>
-        <w:spacing w:lineRule="auto" w:line="360"/>
-        <w:ind w:hanging="0" w:left="0" w:right="0"/>
-        <w:jc w:val="left"/>
-        <w:rPr/>
-      </w:pPr>
-      <w:r>
-        <w:rPr>
-          <w:rStyle w:val="Hyperlink"/>
-          <w:rFonts w:eastAsia="Noto Serif CJK SC" w:cs="Noto Sans Devanagari" w:ascii="Liberation Sans" w:hAnsi="Liberation Sans"/>
-          <w:b w:val="false"/>
-          <w:i w:val="false"/>
-          <w:caps w:val="false"/>
-          <w:smallCaps w:val="false"/>
-          <w:strike w:val="false"/>
-          <w:dstrike w:val="false"/>
-          <w:color w:val="343A40"/>
-          <w:spacing w:val="0"/>
-          <w:kern w:val="2"/>
-          <w:sz w:val="24"/>
-          <w:szCs w:val="24"/>
-          <w:u w:val="none"/>
-          <w:effect w:val="none"/>
-          <w:lang w:val="en-US" w:eastAsia="zh-CN" w:bidi="hi-IN"/>
-        </w:rPr>
-        <w:t xml:space="preserve">Our system was not one that stayed Loyal. I talk about this more in the </w:t>
+        <w:t xml:space="preserve">This time now exists within a larger context of a Spiritual War. I talk about this more in the </w:t>
       </w:r>
       <w:hyperlink r:id="rId59">
         <w:r>
@@ -31959,7 +31833,7 @@
       </w:pPr>
       <w:r>
         <w:rPr/>
-        <w:t>XX | Divine Hermaphroditism</w:t>
+        <w:t>XX | Hermaphroditism</w:t>
       </w:r>
     </w:p>
     <w:p>
@@ -33200,266 +33074,7 @@
           <w:effect w:val="none"/>
           <w:lang w:val="en-US" w:eastAsia="zh-CN" w:bidi="hi-IN"/>
         </w:rPr>
-        <w:t>I wonder if a quality of Divine Genetic Hermaphroditism, the embodiment of both life-carrying polarities, is the ability to self-Spark: in other words, is Divine Genetic Hermaphroditism the Battery of Resurrection?</w:t>
-      </w:r>
-    </w:p>
-    <w:p>
-      <w:pPr>
-        <w:pStyle w:val="BodyText"/>
-        <w:widowControl/>
-        <w:numPr>
-          <w:ilvl w:val="0"/>
-          <w:numId w:val="1"/>
-        </w:numPr>
-        <w:suppressAutoHyphens w:val="true"/>
-        <w:bidi w:val="0"/>
-        <w:spacing w:lineRule="auto" w:line="360"/>
-        <w:ind w:hanging="0" w:left="0" w:right="0"/>
-        <w:jc w:val="left"/>
-        <w:rPr/>
-      </w:pPr>
-      <w:r>
-        <w:rPr>
-          <w:rStyle w:val="Hyperlink"/>
-          <w:rFonts w:eastAsia="Noto Serif CJK SC" w:cs="Noto Sans Devanagari" w:ascii="Liberation Sans" w:hAnsi="Liberation Sans"/>
-          <w:b w:val="false"/>
-          <w:i w:val="false"/>
-          <w:caps w:val="false"/>
-          <w:smallCaps w:val="false"/>
-          <w:strike w:val="false"/>
-          <w:dstrike w:val="false"/>
-          <w:color w:val="343A40"/>
-          <w:spacing w:val="0"/>
-          <w:kern w:val="2"/>
-          <w:sz w:val="24"/>
-          <w:szCs w:val="24"/>
-          <w:u w:val="none"/>
-          <w:effect w:val="none"/>
-          <w:lang w:val="en-US" w:eastAsia="zh-CN" w:bidi="hi-IN"/>
-        </w:rPr>
-        <w:t xml:space="preserve">Can it also be channeled to heal or resurrect others?  </w:t>
-      </w:r>
-    </w:p>
-    <w:p>
-      <w:pPr>
-        <w:pStyle w:val="BodyText"/>
-        <w:widowControl/>
-        <w:numPr>
-          <w:ilvl w:val="0"/>
-          <w:numId w:val="1"/>
-        </w:numPr>
-        <w:suppressAutoHyphens w:val="true"/>
-        <w:bidi w:val="0"/>
-        <w:spacing w:lineRule="auto" w:line="360"/>
-        <w:ind w:hanging="0" w:left="0" w:right="0"/>
-        <w:jc w:val="left"/>
-        <w:rPr/>
-      </w:pPr>
-      <w:r>
-        <w:rPr>
-          <w:rStyle w:val="Hyperlink"/>
-          <w:rFonts w:eastAsia="Noto Serif CJK SC" w:cs="Noto Sans Devanagari" w:ascii="Liberation Sans" w:hAnsi="Liberation Sans"/>
-          <w:b w:val="false"/>
-          <w:i w:val="false"/>
-          <w:caps w:val="false"/>
-          <w:smallCaps w:val="false"/>
-          <w:strike w:val="false"/>
-          <w:dstrike w:val="false"/>
-          <w:color w:val="343A40"/>
-          <w:spacing w:val="0"/>
-          <w:kern w:val="2"/>
-          <w:sz w:val="24"/>
-          <w:szCs w:val="24"/>
-          <w:u w:val="none"/>
-          <w:effect w:val="none"/>
-          <w:lang w:val="en-US" w:eastAsia="zh-CN" w:bidi="hi-IN"/>
-        </w:rPr>
-        <w:t xml:space="preserve">Can it create or calm weather? </w:t>
-      </w:r>
-    </w:p>
-    <w:p>
-      <w:pPr>
-        <w:pStyle w:val="BodyText"/>
-        <w:widowControl/>
-        <w:numPr>
-          <w:ilvl w:val="0"/>
-          <w:numId w:val="1"/>
-        </w:numPr>
-        <w:suppressAutoHyphens w:val="true"/>
-        <w:bidi w:val="0"/>
-        <w:spacing w:lineRule="auto" w:line="360"/>
-        <w:ind w:hanging="0" w:left="0" w:right="0"/>
-        <w:jc w:val="left"/>
-        <w:rPr/>
-      </w:pPr>
-      <w:r>
-        <w:rPr>
-          <w:rStyle w:val="Hyperlink"/>
-          <w:rFonts w:eastAsia="Noto Serif CJK SC" w:cs="Noto Sans Devanagari" w:ascii="Liberation Sans" w:hAnsi="Liberation Sans"/>
-          <w:b w:val="false"/>
-          <w:i w:val="false"/>
-          <w:caps w:val="false"/>
-          <w:smallCaps w:val="false"/>
-          <w:strike w:val="false"/>
-          <w:dstrike w:val="false"/>
-          <w:color w:val="343A40"/>
-          <w:spacing w:val="0"/>
-          <w:kern w:val="2"/>
-          <w:sz w:val="24"/>
-          <w:szCs w:val="24"/>
-          <w:u w:val="none"/>
-          <w:effect w:val="none"/>
-          <w:lang w:val="en-US" w:eastAsia="zh-CN" w:bidi="hi-IN"/>
-        </w:rPr>
-        <w:t xml:space="preserve">Can it move the trajectory of a wild-fire or break the flow of a large body of water?  </w:t>
-      </w:r>
-    </w:p>
-    <w:p>
-      <w:pPr>
-        <w:pStyle w:val="BodyText"/>
-        <w:widowControl/>
-        <w:numPr>
-          <w:ilvl w:val="0"/>
-          <w:numId w:val="1"/>
-        </w:numPr>
-        <w:suppressAutoHyphens w:val="true"/>
-        <w:bidi w:val="0"/>
-        <w:spacing w:lineRule="auto" w:line="360"/>
-        <w:ind w:hanging="0" w:left="0" w:right="0"/>
-        <w:jc w:val="left"/>
-        <w:rPr/>
-      </w:pPr>
-      <w:r>
-        <w:rPr>
-          <w:rStyle w:val="Hyperlink"/>
-          <w:rFonts w:eastAsia="Noto Serif CJK SC" w:cs="Noto Sans Devanagari" w:ascii="Liberation Sans" w:hAnsi="Liberation Sans"/>
-          <w:b w:val="false"/>
-          <w:i w:val="false"/>
-          <w:caps w:val="false"/>
-          <w:smallCaps w:val="false"/>
-          <w:strike w:val="false"/>
-          <w:dstrike w:val="false"/>
-          <w:color w:val="343A40"/>
-          <w:spacing w:val="0"/>
-          <w:kern w:val="2"/>
-          <w:sz w:val="24"/>
-          <w:szCs w:val="24"/>
-          <w:u w:val="none"/>
-          <w:effect w:val="none"/>
-          <w:lang w:val="en-US" w:eastAsia="zh-CN" w:bidi="hi-IN"/>
-        </w:rPr>
-        <w:t xml:space="preserve">With this power, can the elements be mastered so as to enable walking on water?  </w:t>
-      </w:r>
-    </w:p>
-    <w:p>
-      <w:pPr>
-        <w:pStyle w:val="BodyText"/>
-        <w:widowControl/>
-        <w:numPr>
-          <w:ilvl w:val="0"/>
-          <w:numId w:val="1"/>
-        </w:numPr>
-        <w:suppressAutoHyphens w:val="true"/>
-        <w:bidi w:val="0"/>
-        <w:spacing w:lineRule="auto" w:line="360"/>
-        <w:ind w:hanging="0" w:left="0" w:right="0"/>
-        <w:jc w:val="left"/>
-        <w:rPr/>
-      </w:pPr>
-      <w:r>
-        <w:rPr>
-          <w:rStyle w:val="Hyperlink"/>
-          <w:rFonts w:eastAsia="Noto Serif CJK SC" w:cs="Noto Sans Devanagari" w:ascii="Liberation Sans" w:hAnsi="Liberation Sans"/>
-          <w:b w:val="false"/>
-          <w:i w:val="false"/>
-          <w:caps w:val="false"/>
-          <w:smallCaps w:val="false"/>
-          <w:strike w:val="false"/>
-          <w:dstrike w:val="false"/>
-          <w:color w:val="343A40"/>
-          <w:spacing w:val="0"/>
-          <w:kern w:val="2"/>
-          <w:sz w:val="24"/>
-          <w:szCs w:val="24"/>
-          <w:u w:val="none"/>
-          <w:effect w:val="none"/>
-          <w:lang w:val="en-US" w:eastAsia="zh-CN" w:bidi="hi-IN"/>
-        </w:rPr>
-        <w:t>Can these powers direct demons into a herd of swine, or transform water into wine or fish and loaves into a multitude?</w:t>
-      </w:r>
-    </w:p>
-    <w:p>
-      <w:pPr>
-        <w:pStyle w:val="BodyText"/>
-        <w:widowControl/>
-        <w:numPr>
-          <w:ilvl w:val="0"/>
-          <w:numId w:val="1"/>
-        </w:numPr>
-        <w:suppressAutoHyphens w:val="true"/>
-        <w:bidi w:val="0"/>
-        <w:spacing w:lineRule="auto" w:line="360"/>
-        <w:ind w:hanging="0" w:left="0" w:right="0"/>
-        <w:jc w:val="left"/>
-        <w:rPr/>
-      </w:pPr>
-      <w:r>
-        <w:rPr>
-          <w:rStyle w:val="Hyperlink"/>
-          <w:rFonts w:eastAsia="Noto Serif CJK SC" w:cs="Noto Sans Devanagari" w:ascii="Liberation Sans" w:hAnsi="Liberation Sans"/>
-          <w:b w:val="false"/>
-          <w:i w:val="false"/>
-          <w:caps w:val="false"/>
-          <w:smallCaps w:val="false"/>
-          <w:strike w:val="false"/>
-          <w:dstrike w:val="false"/>
-          <w:color w:val="343A40"/>
-          <w:spacing w:val="0"/>
-          <w:kern w:val="2"/>
-          <w:sz w:val="24"/>
-          <w:szCs w:val="24"/>
-          <w:u w:val="none"/>
-          <w:effect w:val="none"/>
-          <w:lang w:val="en-US" w:eastAsia="zh-CN" w:bidi="hi-IN"/>
-        </w:rPr>
-        <w:t>We need only look to the Prophets and the Gospels in the Bible to know the answer.</w:t>
-      </w:r>
-    </w:p>
-    <w:p>
-      <w:pPr>
-        <w:pStyle w:val="BodyText"/>
-        <w:widowControl/>
-        <w:numPr>
-          <w:ilvl w:val="0"/>
-          <w:numId w:val="1"/>
-        </w:numPr>
-        <w:suppressAutoHyphens w:val="true"/>
-        <w:bidi w:val="0"/>
-        <w:spacing w:lineRule="auto" w:line="360"/>
-        <w:ind w:hanging="0" w:left="0" w:right="0"/>
-        <w:jc w:val="left"/>
-        <w:rPr/>
-      </w:pPr>
-      <w:r>
-        <w:rPr>
-          <w:rStyle w:val="Hyperlink"/>
-          <w:rFonts w:eastAsia="Noto Serif CJK SC" w:cs="Noto Sans Devanagari" w:ascii="Liberation Sans" w:hAnsi="Liberation Sans"/>
-          <w:b w:val="false"/>
-          <w:i w:val="false"/>
-          <w:caps w:val="false"/>
-          <w:smallCaps w:val="false"/>
-          <w:strike w:val="false"/>
-          <w:dstrike w:val="false"/>
-          <w:color w:val="343A40"/>
-          <w:spacing w:val="0"/>
-          <w:kern w:val="2"/>
-          <w:sz w:val="24"/>
-          <w:szCs w:val="24"/>
-          <w:u w:val="none"/>
-          <w:effect w:val="none"/>
-          <w:lang w:val="en-US" w:eastAsia="zh-CN" w:bidi="hi-IN"/>
-        </w:rPr>
-        <w:t xml:space="preserve">As the awareness of myself as the Christ Messiah continues to deepen and seat, I am re-developing a sense of my own body, and have been receiving a spiritual instruction of sorts these last months, a sort of energetic boot-camp and testing. </w:t>
+        <w:t xml:space="preserve">As the awareness of myself as the Christ Messiah continues to deepen and seat, I am re-developing a sense of my own body. </w:t>
       </w:r>
     </w:p>
     <w:p>
@@ -34172,7 +33787,7 @@
         <mc:AlternateContent>
           <mc:Choice Requires="wps">
             <w:drawing>
-              <wp:anchor behindDoc="0" distT="0" distB="0" distL="0" distR="0" simplePos="0" locked="0" layoutInCell="1" allowOverlap="1" relativeHeight="95">
+              <wp:anchor behindDoc="0" distT="0" distB="0" distL="0" distR="0" simplePos="0" locked="0" layoutInCell="1" allowOverlap="1" relativeHeight="50">
                 <wp:simplePos x="0" y="0"/>
                 <wp:positionH relativeFrom="column">
                   <wp:posOffset>292100</wp:posOffset>
@@ -34212,7 +33827,7 @@
                           <w:p>
                             <w:pPr>
                               <w:pStyle w:val="FrameContents"/>
-                              <w:overflowPunct w:val="false"/>
+                              <w:overflowPunct w:val="true"/>
                               <w:spacing w:lineRule="auto" w:line="360"/>
                               <w:ind w:hanging="0" w:left="0" w:right="0"/>
                               <w:rPr>
@@ -34251,7 +33866,7 @@
                     <w:p>
                       <w:pPr>
                         <w:pStyle w:val="FrameContents"/>
-                        <w:overflowPunct w:val="false"/>
+                        <w:overflowPunct w:val="true"/>
                         <w:spacing w:lineRule="auto" w:line="360"/>
                         <w:ind w:hanging="0" w:left="0" w:right="0"/>
                         <w:rPr>
@@ -34277,7 +33892,7 @@
           </mc:Fallback>
         </mc:AlternateContent>
         <w:drawing>
-          <wp:anchor behindDoc="0" distT="0" distB="0" distL="0" distR="0" simplePos="0" locked="0" layoutInCell="0" allowOverlap="1" relativeHeight="97">
+          <wp:anchor behindDoc="0" distT="0" distB="0" distL="0" distR="0" simplePos="0" locked="0" layoutInCell="0" allowOverlap="1" relativeHeight="52">
             <wp:simplePos x="0" y="0"/>
             <wp:positionH relativeFrom="column">
               <wp:posOffset>-398780</wp:posOffset>
@@ -38235,7 +37850,7 @@
           </v:handles>
           <o:lock v:ext="edit" text="t" shapetype="t"/>
         </v:shapetype>
-        <v:shape id="PowerPlusWaterMarkObject" o:spid="shape_0" adj="10800" fillcolor="#dddddd" stroked="f" o:allowincell="f" style="position:absolute;margin-left:-33.7pt;margin-top:320.35pt;width:516.65pt;height:59.6pt;mso-wrap-style:none;v-text-anchor:middle;rotation:315;mso-position-horizontal:center;mso-position-horizontal-relative:margin;mso-position-vertical:center;mso-position-vertical-relative:margin" type="_x0000_t136">
+        <v:shape id="PowerPlusWaterMarkObject" o:spid="shape_0" adj="10800" fillcolor="#dddddd" stroked="f" o:allowincell="f" style="position:absolute;margin-left:-33.65pt;margin-top:320.5pt;width:516.5pt;height:59.45pt;mso-wrap-style:none;v-text-anchor:middle;rotation:315;mso-position-horizontal:center;mso-position-horizontal-relative:margin;mso-position-vertical:center;mso-position-vertical-relative:margin" type="_x0000_t136">
           <v:path textpathok="t"/>
           <v:textpath on="t" fitshape="t" string="Book of Life Sermons" style="font-family:&quot;Liberation Sans&quot;;font-size:1pt" trim="t"/>
           <v:fill o:detectmouseclick="t" type="solid" color2="#222222" opacity="0.5"/>
@@ -38281,7 +37896,7 @@
       <w:rPr>
         <w:rFonts w:ascii="Liberation Sans" w:hAnsi="Liberation Sans"/>
       </w:rPr>
-      <w:t>91</w:t>
+      <w:t>87</w:t>
     </w:r>
     <w:r>
       <w:rPr>
@@ -38365,81 +37980,15 @@
       <w:rPr>
         <w:rFonts w:ascii="Liberation Sans" w:hAnsi="Liberation Sans"/>
       </w:rPr>
-      <mc:AlternateContent>
-        <mc:Choice Requires="wps">
-          <w:drawing>
-            <wp:anchor behindDoc="1" distT="0" distB="0" distL="114300" distR="0" simplePos="0" locked="0" layoutInCell="0" allowOverlap="1" relativeHeight="92">
-              <wp:simplePos x="0" y="0"/>
-              <wp:positionH relativeFrom="margin">
-                <wp:align>center</wp:align>
-              </wp:positionH>
-              <wp:positionV relativeFrom="margin">
-                <wp:align>center</wp:align>
-              </wp:positionV>
-              <wp:extent cx="122555" cy="15240"/>
-              <wp:effectExtent l="7696835" t="5781040" r="0" b="0"/>
-              <wp:wrapNone/>
-              <wp:docPr id="5" name="PowerPlusWaterMarkObject 1"/>
-              <a:graphic xmlns:a="http://schemas.openxmlformats.org/drawingml/2006/main">
-                <a:graphicData uri="http://schemas.microsoft.com/office/word/2010/wordprocessingShape">
-                  <wps:wsp>
-                    <wps:cNvSpPr txBox="1"/>
-                    <wps:spPr>
-                      <a:xfrm rot="18900000">
-                        <a:off x="0" y="0"/>
-                        <a:ext cx="122400" cy="15120"/>
-                      </a:xfrm>
-                      <a:prstGeom prst="rect">
-                        <a:avLst/>
-                      </a:prstGeom>
-                    </wps:spPr>
-                    <wps:txbx>
-                      <w:txbxContent>
-                        <w:p>
-                          <w:pPr>
-                            <w:overflowPunct w:val="false"/>
-                            <w:rPr/>
-                          </w:pPr>
-                          <w:r>
-                            <w:rPr>
-                              <w:sz w:val="2"/>
-                              <w:rFonts w:ascii="Liberation Sans" w:hAnsi="Liberation Sans"/>
-                              <w:color w:val="DDDDDD"/>
-                              <w14:textFill>
-                                <w14:solidFill>
-                                  <w14:srgbClr w14:val="dddddd">
-                                    <w14:alpha w14:val="50000"/>
-                                  </w14:srgbClr>
-                                </w14:solidFill>
-                              </w14:textFill>
-                              <w14:textOutline w14:w="0" w14:cap="flat" w14:cmpd="sng">
-                                <w14:noFill/>
-                                <w14:round/>
-                              </w14:textOutline>
-                            </w:rPr>
-                            <w:t>Book of Life Sermons</w:t>
-                          </w:r>
-                        </w:p>
-                      </w:txbxContent>
-                    </wps:txbx>
-                    <wps:bodyPr wrap="square" lIns="0" rIns="0" tIns="0" bIns="0" anchor="ctr">
-                      <a:prstTxWarp prst="textPlain">
-                        <a:avLst>
-                          <a:gd name="adj" fmla="val 50000"/>
-                        </a:avLst>
-                      </a:prstTxWarp>
-                      <a:noAutofit/>
-                    </wps:bodyPr>
-                  </wps:wsp>
-                </a:graphicData>
-              </a:graphic>
-            </wp:anchor>
-          </w:drawing>
-        </mc:Choice>
-        <mc:Fallback>
-          <w:pict/>
-        </mc:Fallback>
-      </mc:AlternateContent>
+      <w:pict>
+        <v:shape id="PowerPlusWaterMarkObject 1" o:spid="shape_0" adj="10800" fillcolor="#dddddd" stroked="f" o:allowincell="f" style="position:absolute;margin-left:219.85pt;margin-top:342.9pt;width:9.6pt;height:1.15pt;mso-wrap-style:none;v-text-anchor:middle;rotation:315;mso-position-horizontal:center;mso-position-horizontal-relative:margin;mso-position-vertical:center;mso-position-vertical-relative:margin" type="_x0000_t136">
+          <v:path textpathok="t"/>
+          <v:textpath on="t" fitshape="t" string="Book of Life Sermons" style="font-family:&quot;Liberation Sans&quot;;font-size:1pt" trim="t"/>
+          <v:fill o:detectmouseclick="t" type="solid" color2="#222222" opacity="0.5"/>
+          <v:stroke color="#3465a4" joinstyle="round" endcap="flat"/>
+          <w10:wrap type="none"/>
+        </v:shape>
+      </w:pict>
     </w:r>
   </w:p>
 </w:hdr>

--- a/book_of_life_sermons_jennifer_marie_miller.docx
+++ b/book_of_life_sermons_jennifer_marie_miller.docx
@@ -4777,7 +4777,7 @@
         <mc:AlternateContent>
           <mc:Choice Requires="wps">
             <w:drawing>
-              <wp:anchor behindDoc="0" distT="0" distB="0" distL="0" distR="0" simplePos="0" locked="0" layoutInCell="0" allowOverlap="1" relativeHeight="48">
+              <wp:anchor behindDoc="0" distT="0" distB="0" distL="0" distR="0" simplePos="0" locked="0" layoutInCell="0" allowOverlap="1" relativeHeight="2">
                 <wp:simplePos x="0" y="0"/>
                 <wp:positionH relativeFrom="character">
                   <wp:align>left</wp:align>
@@ -33148,7 +33148,7 @@
           <w:effect w:val="none"/>
           <w:lang w:val="en-US" w:eastAsia="zh-CN" w:bidi="hi-IN"/>
         </w:rPr>
-        <w:t>In other ways I can look back through my life and see ways different aspects of certain energetic maneuvers might have presented themselves to me, perhaps less dramatically, at different key moments when I needed them.</w:t>
+        <w:t xml:space="preserve">At their core, Miracles are triumphs of determined belief and faith exercised through the directed channeling of God’s Love: this is something we are all capable of in ways that would surprise most. </w:t>
       </w:r>
     </w:p>
     <w:p>
@@ -33185,7 +33185,7 @@
           <w:effect w:val="none"/>
           <w:lang w:val="en-US" w:eastAsia="zh-CN" w:bidi="hi-IN"/>
         </w:rPr>
-        <w:t xml:space="preserve">At their core, Miracles are triumphs of determined belief exercised through the directed channeling of God’s Love: this is something we are all capable of to varying degrees in ways that would surprise most. </w:t>
+        <w:t>When the frequency signature of the DNA connecting with and channeling God’s Love is a direct reflection and match to God Himself, containing both polarities of creation, the channel can be made even clearer and more potently creative and generative.</w:t>
       </w:r>
     </w:p>
     <w:p>
@@ -33222,44 +33222,7 @@
           <w:effect w:val="none"/>
           <w:lang w:val="en-US" w:eastAsia="zh-CN" w:bidi="hi-IN"/>
         </w:rPr>
-        <w:t xml:space="preserve">When the frequency signature of the DNA connecting with and channeling God’s Love is a direct reflection and match to God Himself, containing both polarities of creation, the channel is made even clearer, more potent, and capable of feats such as resurrection.  </w:t>
-      </w:r>
-    </w:p>
-    <w:p>
-      <w:pPr>
-        <w:pStyle w:val="BodyText"/>
-        <w:widowControl/>
-        <w:numPr>
-          <w:ilvl w:val="0"/>
-          <w:numId w:val="1"/>
-        </w:numPr>
-        <w:suppressAutoHyphens w:val="true"/>
-        <w:bidi w:val="0"/>
-        <w:spacing w:lineRule="auto" w:line="360"/>
-        <w:ind w:hanging="0" w:left="0" w:right="0"/>
-        <w:jc w:val="left"/>
-        <w:rPr/>
-      </w:pPr>
-      <w:r>
-        <w:rPr>
-          <w:rStyle w:val="Hyperlink"/>
-          <w:rFonts w:eastAsia="Noto Serif CJK SC" w:cs="Noto Sans Devanagari" w:ascii="Liberation Sans" w:hAnsi="Liberation Sans"/>
-          <w:b w:val="false"/>
-          <w:i w:val="false"/>
-          <w:caps w:val="false"/>
-          <w:smallCaps w:val="false"/>
-          <w:strike w:val="false"/>
-          <w:dstrike w:val="false"/>
-          <w:color w:val="343A40"/>
-          <w:spacing w:val="0"/>
-          <w:kern w:val="2"/>
-          <w:sz w:val="24"/>
-          <w:szCs w:val="24"/>
-          <w:u w:val="none"/>
-          <w:effect w:val="none"/>
-          <w:lang w:val="en-US" w:eastAsia="zh-CN" w:bidi="hi-IN"/>
-        </w:rPr>
-        <w:t xml:space="preserve">Given this power, it becomes clear why the Adversarial forces would seek symbolically and literally to commodify, cheapen and dilute the idea of Divine Hermaphroditism with the cultural ramming rod of medical transsexualism and sexual diversity.  </w:t>
+        <w:t xml:space="preserve">In this light it becomes clear why the Adversarial forces would seek symbolically and literally to commodify, cheapen and dilute the idea of Hermaphroditism with the cultural ramming rod of medical transsexualism and sexual diversity.  </w:t>
       </w:r>
     </w:p>
     <w:p>
@@ -33787,7 +33750,7 @@
         <mc:AlternateContent>
           <mc:Choice Requires="wps">
             <w:drawing>
-              <wp:anchor behindDoc="0" distT="0" distB="0" distL="0" distR="0" simplePos="0" locked="0" layoutInCell="1" allowOverlap="1" relativeHeight="50">
+              <wp:anchor behindDoc="0" distT="0" distB="0" distL="0" distR="0" simplePos="0" locked="0" layoutInCell="1" allowOverlap="1" relativeHeight="4">
                 <wp:simplePos x="0" y="0"/>
                 <wp:positionH relativeFrom="column">
                   <wp:posOffset>292100</wp:posOffset>
@@ -33827,7 +33790,7 @@
                           <w:p>
                             <w:pPr>
                               <w:pStyle w:val="FrameContents"/>
-                              <w:overflowPunct w:val="true"/>
+                              <w:overflowPunct w:val="false"/>
                               <w:spacing w:lineRule="auto" w:line="360"/>
                               <w:ind w:hanging="0" w:left="0" w:right="0"/>
                               <w:rPr>
@@ -33866,7 +33829,7 @@
                     <w:p>
                       <w:pPr>
                         <w:pStyle w:val="FrameContents"/>
-                        <w:overflowPunct w:val="true"/>
+                        <w:overflowPunct w:val="false"/>
                         <w:spacing w:lineRule="auto" w:line="360"/>
                         <w:ind w:hanging="0" w:left="0" w:right="0"/>
                         <w:rPr>
@@ -33892,7 +33855,7 @@
           </mc:Fallback>
         </mc:AlternateContent>
         <w:drawing>
-          <wp:anchor behindDoc="0" distT="0" distB="0" distL="0" distR="0" simplePos="0" locked="0" layoutInCell="0" allowOverlap="1" relativeHeight="52">
+          <wp:anchor behindDoc="0" distT="0" distB="0" distL="0" distR="0" simplePos="0" locked="0" layoutInCell="0" allowOverlap="1" relativeHeight="6">
             <wp:simplePos x="0" y="0"/>
             <wp:positionH relativeFrom="column">
               <wp:posOffset>-398780</wp:posOffset>
@@ -37850,7 +37813,7 @@
           </v:handles>
           <o:lock v:ext="edit" text="t" shapetype="t"/>
         </v:shapetype>
-        <v:shape id="PowerPlusWaterMarkObject" o:spid="shape_0" adj="10800" fillcolor="#dddddd" stroked="f" o:allowincell="f" style="position:absolute;margin-left:-33.65pt;margin-top:320.5pt;width:516.5pt;height:59.45pt;mso-wrap-style:none;v-text-anchor:middle;rotation:315;mso-position-horizontal:center;mso-position-horizontal-relative:margin;mso-position-vertical:center;mso-position-vertical-relative:margin" type="_x0000_t136">
+        <v:shape id="PowerPlusWaterMarkObject" o:spid="shape_0" adj="10800" fillcolor="#dddddd" stroked="f" o:allowincell="f" style="position:absolute;margin-left:-33.6pt;margin-top:320.5pt;width:516.45pt;height:59.4pt;mso-wrap-style:none;v-text-anchor:middle;rotation:315;mso-position-horizontal:center;mso-position-horizontal-relative:margin;mso-position-vertical:center;mso-position-vertical-relative:margin" type="_x0000_t136">
           <v:path textpathok="t"/>
           <v:textpath on="t" fitshape="t" string="Book of Life Sermons" style="font-family:&quot;Liberation Sans&quot;;font-size:1pt" trim="t"/>
           <v:fill o:detectmouseclick="t" type="solid" color2="#222222" opacity="0.5"/>
@@ -37896,7 +37859,7 @@
       <w:rPr>
         <w:rFonts w:ascii="Liberation Sans" w:hAnsi="Liberation Sans"/>
       </w:rPr>
-      <w:t>87</w:t>
+      <w:t>1</w:t>
     </w:r>
     <w:r>
       <w:rPr>
@@ -37980,15 +37943,81 @@
       <w:rPr>
         <w:rFonts w:ascii="Liberation Sans" w:hAnsi="Liberation Sans"/>
       </w:rPr>
-      <w:pict>
-        <v:shape id="PowerPlusWaterMarkObject 1" o:spid="shape_0" adj="10800" fillcolor="#dddddd" stroked="f" o:allowincell="f" style="position:absolute;margin-left:219.85pt;margin-top:342.9pt;width:9.6pt;height:1.15pt;mso-wrap-style:none;v-text-anchor:middle;rotation:315;mso-position-horizontal:center;mso-position-horizontal-relative:margin;mso-position-vertical:center;mso-position-vertical-relative:margin" type="_x0000_t136">
-          <v:path textpathok="t"/>
-          <v:textpath on="t" fitshape="t" string="Book of Life Sermons" style="font-family:&quot;Liberation Sans&quot;;font-size:1pt" trim="t"/>
-          <v:fill o:detectmouseclick="t" type="solid" color2="#222222" opacity="0.5"/>
-          <v:stroke color="#3465a4" joinstyle="round" endcap="flat"/>
-          <w10:wrap type="none"/>
-        </v:shape>
-      </w:pict>
+      <mc:AlternateContent>
+        <mc:Choice Requires="wps">
+          <w:drawing>
+            <wp:anchor behindDoc="1" distT="0" distB="0" distL="114300" distR="0" simplePos="0" locked="0" layoutInCell="0" allowOverlap="1" relativeHeight="97">
+              <wp:simplePos x="0" y="0"/>
+              <wp:positionH relativeFrom="margin">
+                <wp:align>center</wp:align>
+              </wp:positionH>
+              <wp:positionV relativeFrom="margin">
+                <wp:align>center</wp:align>
+              </wp:positionV>
+              <wp:extent cx="122555" cy="15240"/>
+              <wp:effectExtent l="7696835" t="5781040" r="0" b="0"/>
+              <wp:wrapNone/>
+              <wp:docPr id="5" name="PowerPlusWaterMarkObject 1"/>
+              <a:graphic xmlns:a="http://schemas.openxmlformats.org/drawingml/2006/main">
+                <a:graphicData uri="http://schemas.microsoft.com/office/word/2010/wordprocessingShape">
+                  <wps:wsp>
+                    <wps:cNvSpPr txBox="1"/>
+                    <wps:spPr>
+                      <a:xfrm rot="18900000">
+                        <a:off x="0" y="0"/>
+                        <a:ext cx="122400" cy="15120"/>
+                      </a:xfrm>
+                      <a:prstGeom prst="rect">
+                        <a:avLst/>
+                      </a:prstGeom>
+                    </wps:spPr>
+                    <wps:txbx>
+                      <w:txbxContent>
+                        <w:p>
+                          <w:pPr>
+                            <w:overflowPunct w:val="false"/>
+                            <w:rPr/>
+                          </w:pPr>
+                          <w:r>
+                            <w:rPr>
+                              <w:sz w:val="2"/>
+                              <w:rFonts w:ascii="Liberation Sans" w:hAnsi="Liberation Sans"/>
+                              <w:color w:val="DDDDDD"/>
+                              <w14:textFill>
+                                <w14:solidFill>
+                                  <w14:srgbClr w14:val="dddddd">
+                                    <w14:alpha w14:val="50000"/>
+                                  </w14:srgbClr>
+                                </w14:solidFill>
+                              </w14:textFill>
+                              <w14:textOutline w14:w="0" w14:cap="flat" w14:cmpd="sng">
+                                <w14:noFill/>
+                                <w14:round/>
+                              </w14:textOutline>
+                            </w:rPr>
+                            <w:t>Book of Life Sermons</w:t>
+                          </w:r>
+                        </w:p>
+                      </w:txbxContent>
+                    </wps:txbx>
+                    <wps:bodyPr wrap="square" lIns="0" rIns="0" tIns="0" bIns="0" anchor="ctr">
+                      <a:prstTxWarp prst="textPlain">
+                        <a:avLst>
+                          <a:gd name="adj" fmla="val 50000"/>
+                        </a:avLst>
+                      </a:prstTxWarp>
+                      <a:noAutofit/>
+                    </wps:bodyPr>
+                  </wps:wsp>
+                </a:graphicData>
+              </a:graphic>
+            </wp:anchor>
+          </w:drawing>
+        </mc:Choice>
+        <mc:Fallback>
+          <w:pict/>
+        </mc:Fallback>
+      </mc:AlternateContent>
     </w:r>
   </w:p>
 </w:hdr>

--- a/book_of_life_sermons_jennifer_marie_miller.docx
+++ b/book_of_life_sermons_jennifer_marie_miller.docx
@@ -15081,7 +15081,11 @@
       </w:pPr>
       <w:r>
         <w:rPr/>
-        <w:t>XI | Your own, personal Jesus</w:t>
+        <w:t xml:space="preserve">XI | Your own, personal </w:t>
+      </w:r>
+      <w:r>
+        <w:rPr/>
+        <w:t>Messiah</w:t>
       </w:r>
     </w:p>
     <w:p>
@@ -37859,7 +37863,7 @@
       <w:rPr>
         <w:rFonts w:ascii="Liberation Sans" w:hAnsi="Liberation Sans"/>
       </w:rPr>
-      <w:t>1</w:t>
+      <w:t>41</w:t>
     </w:r>
     <w:r>
       <w:rPr>
